--- a/Employee_Burnout_Project_Report.docx
+++ b/Employee_Burnout_Project_Report.docx
@@ -411,12 +411,8 @@
           <w:lang w:val="en-US"/>
         </w:rPr>
         <w:sectPr>
-          <w:headerReference w:type="even" r:id="rId10"/>
-          <w:headerReference w:type="default" r:id="rId11"/>
-          <w:footerReference w:type="even" r:id="rId12"/>
-          <w:footerReference w:type="default" r:id="rId13"/>
-          <w:headerReference w:type="first" r:id="rId14"/>
-          <w:footerReference w:type="first" r:id="rId15"/>
+          <w:headerReference w:type="default" r:id="rId10"/>
+          <w:footerReference w:type="default" r:id="rId11"/>
           <w:pgSz w:w="11906" w:h="16838"/>
           <w:pgMar w:top="1440" w:right="1440" w:bottom="1440" w:left="1440" w:header="794" w:footer="720" w:gutter="0"/>
           <w:pgBorders w:offsetFrom="page">
@@ -844,8 +840,8 @@
           <w:rFonts w:ascii="Tisa Offc Serif Pro" w:hAnsi="Tisa Offc Serif Pro" w:cs="Times New Roman"/>
           <w:b/>
           <w:bCs/>
-          <w:sz w:val="26"/>
-          <w:szCs w:val="26"/>
+          <w:sz w:val="28"/>
+          <w:szCs w:val="28"/>
         </w:rPr>
         <w:t>Project Live Link</w:t>
       </w:r>
@@ -870,7 +866,7 @@
         </w:rPr>
         <w:t xml:space="preserve"> </w:t>
       </w:r>
-      <w:hyperlink r:id="rId16" w:tgtFrame="_new" w:history="1">
+      <w:hyperlink r:id="rId12" w:tgtFrame="_new" w:history="1">
         <w:r>
           <w:rPr>
             <w:rStyle w:val="Hyperlink"/>
@@ -900,7 +896,7 @@
         </w:rPr>
         <w:t xml:space="preserve"> </w:t>
       </w:r>
-      <w:hyperlink r:id="rId17" w:history="1">
+      <w:hyperlink r:id="rId13" w:history="1">
         <w:r>
           <w:rPr>
             <w:rStyle w:val="Hyperlink"/>
@@ -937,14 +933,15 @@
           <w:rFonts w:ascii="Tisa Offc Serif Pro" w:hAnsi="Tisa Offc Serif Pro" w:cs="Times New Roman"/>
           <w:b/>
           <w:bCs/>
-          <w:sz w:val="26"/>
-          <w:szCs w:val="26"/>
+          <w:sz w:val="28"/>
+          <w:szCs w:val="28"/>
         </w:rPr>
         <w:t>Abstract</w:t>
       </w:r>
     </w:p>
     <w:p>
       <w:pPr>
+        <w:jc w:val="both"/>
         <w:rPr>
           <w:rFonts w:ascii="Tisa Offc Serif Pro" w:hAnsi="Tisa Offc Serif Pro" w:cs="Times New Roman"/>
         </w:rPr>
@@ -958,6 +955,7 @@
     </w:p>
     <w:p>
       <w:pPr>
+        <w:jc w:val="both"/>
         <w:rPr>
           <w:rFonts w:ascii="Tisa Offc Serif Pro" w:hAnsi="Tisa Offc Serif Pro" w:cs="Times New Roman"/>
         </w:rPr>
@@ -985,6 +983,7 @@
     </w:p>
     <w:p>
       <w:pPr>
+        <w:jc w:val="both"/>
         <w:rPr>
           <w:rFonts w:ascii="Tisa Offc Serif Pro" w:hAnsi="Tisa Offc Serif Pro" w:cs="Times New Roman"/>
         </w:rPr>
@@ -1012,6 +1011,7 @@
     </w:p>
     <w:p>
       <w:pPr>
+        <w:jc w:val="both"/>
         <w:rPr>
           <w:rFonts w:ascii="Tisa Offc Serif Pro" w:hAnsi="Tisa Offc Serif Pro" w:cs="Times New Roman"/>
         </w:rPr>
@@ -1026,15 +1026,16 @@
     </w:p>
     <w:p>
       <w:pPr>
-        <w:rPr>
-          <w:rFonts w:ascii="Tisa Offc Serif Pro" w:hAnsi="Tisa Offc Serif Pro" w:cs="Times New Roman"/>
-        </w:rPr>
-      </w:pPr>
-      <w:r>
-        <w:rPr>
-          <w:rFonts w:ascii="Tisa Offc Serif Pro" w:hAnsi="Tisa Offc Serif Pro" w:cs="Times New Roman"/>
-        </w:rPr>
-        <w:t xml:space="preserve">Overall, this project demonstrates how Machine Learning can be effectively integrated with modern web technologies to support Human Resource Analytics. The developed application provides an intelligent decision-support tool that enables organizations to identify employees at risk of burnout proactively, allowing timely intervention and promoting a healthier, more productive workplace. The system also serves as a scalable foundation for future enhancements such as Explainable AI (XAI), cloud integration, and real-time HR database connectivity. The report builds on the existing project documentation while incorporating the latest application features and architecture. </w:t>
+        <w:jc w:val="both"/>
+        <w:rPr>
+          <w:rFonts w:ascii="Tisa Offc Serif Pro" w:hAnsi="Tisa Offc Serif Pro" w:cs="Times New Roman"/>
+        </w:rPr>
+      </w:pPr>
+      <w:r>
+        <w:rPr>
+          <w:rFonts w:ascii="Tisa Offc Serif Pro" w:hAnsi="Tisa Offc Serif Pro" w:cs="Times New Roman"/>
+        </w:rPr>
+        <w:t>Overall, this project demonstrates how Machine Learning can be effectively integrated with modern web technologies to support Human Resource Analytics. The developed application provides an intelligent decision-support tool that enables organizations to identify employees at risk of burnout proactively, allowing timely intervention and promoting a healthier, more productive workplace. The system also serves as a scalable foundation for future enhancements such as Explainable AI (XAI), cloud integration, and real-time HR database connectivity. The report builds on the existing project documentation while incorporating the latest application features and architecture.</w:t>
       </w:r>
     </w:p>
     <w:p>
@@ -1055,8 +1056,8 @@
           <w:rFonts w:ascii="Tisa Offc Serif Pro" w:hAnsi="Tisa Offc Serif Pro" w:cs="Times New Roman"/>
           <w:b/>
           <w:bCs/>
-          <w:sz w:val="26"/>
-          <w:szCs w:val="26"/>
+          <w:sz w:val="28"/>
+          <w:szCs w:val="28"/>
         </w:rPr>
       </w:pPr>
       <w:r>
@@ -1064,14 +1065,15 @@
           <w:rFonts w:ascii="Tisa Offc Serif Pro" w:hAnsi="Tisa Offc Serif Pro" w:cs="Times New Roman"/>
           <w:b/>
           <w:bCs/>
-          <w:sz w:val="26"/>
-          <w:szCs w:val="26"/>
+          <w:sz w:val="28"/>
+          <w:szCs w:val="28"/>
         </w:rPr>
         <w:t>Introduction</w:t>
       </w:r>
     </w:p>
     <w:p>
       <w:pPr>
+        <w:jc w:val="both"/>
         <w:rPr>
           <w:rFonts w:ascii="Tisa Offc Serif Pro" w:hAnsi="Tisa Offc Serif Pro" w:cs="Times New Roman"/>
         </w:rPr>
@@ -1085,6 +1087,7 @@
     </w:p>
     <w:p>
       <w:pPr>
+        <w:jc w:val="both"/>
         <w:rPr>
           <w:rFonts w:ascii="Tisa Offc Serif Pro" w:hAnsi="Tisa Offc Serif Pro" w:cs="Times New Roman"/>
         </w:rPr>
@@ -1112,6 +1115,7 @@
     </w:p>
     <w:p>
       <w:pPr>
+        <w:jc w:val="both"/>
         <w:rPr>
           <w:rFonts w:ascii="Tisa Offc Serif Pro" w:hAnsi="Tisa Offc Serif Pro" w:cs="Times New Roman"/>
         </w:rPr>
@@ -1160,6 +1164,7 @@
     </w:p>
     <w:p>
       <w:pPr>
+        <w:jc w:val="both"/>
         <w:rPr>
           <w:rFonts w:ascii="Tisa Offc Serif Pro" w:hAnsi="Tisa Offc Serif Pro" w:cs="Times New Roman"/>
         </w:rPr>
@@ -1173,6 +1178,7 @@
     </w:p>
     <w:p>
       <w:pPr>
+        <w:jc w:val="both"/>
         <w:rPr>
           <w:rFonts w:ascii="Tisa Offc Serif Pro" w:hAnsi="Tisa Offc Serif Pro" w:cs="Times New Roman"/>
         </w:rPr>
@@ -1186,6 +1192,7 @@
     </w:p>
     <w:p>
       <w:pPr>
+        <w:jc w:val="both"/>
         <w:rPr>
           <w:rFonts w:ascii="Tisa Offc Serif Pro" w:hAnsi="Tisa Offc Serif Pro" w:cs="Times New Roman"/>
         </w:rPr>
@@ -1199,6 +1206,7 @@
     </w:p>
     <w:p>
       <w:pPr>
+        <w:jc w:val="both"/>
         <w:rPr>
           <w:rFonts w:ascii="Tisa Offc Serif Pro" w:hAnsi="Tisa Offc Serif Pro" w:cs="Times New Roman"/>
         </w:rPr>
@@ -1212,6 +1220,7 @@
     </w:p>
     <w:p>
       <w:pPr>
+        <w:jc w:val="both"/>
         <w:rPr>
           <w:rFonts w:ascii="Tisa Offc Serif Pro" w:hAnsi="Tisa Offc Serif Pro" w:cs="Times New Roman"/>
         </w:rPr>
@@ -1248,11 +1257,311 @@
           <w:rFonts w:ascii="Tisa Offc Serif Pro" w:hAnsi="Tisa Offc Serif Pro" w:cs="Times New Roman"/>
           <w:b/>
           <w:bCs/>
+          <w:sz w:val="28"/>
+          <w:szCs w:val="28"/>
+        </w:rPr>
+      </w:pPr>
+      <w:r>
+        <w:rPr>
+          <w:rFonts w:ascii="Tisa Offc Serif Pro" w:hAnsi="Tisa Offc Serif Pro" w:cs="Times New Roman"/>
+          <w:b/>
+          <w:bCs/>
+          <w:sz w:val="28"/>
+          <w:szCs w:val="28"/>
+        </w:rPr>
+        <w:lastRenderedPageBreak/>
+        <w:t>Methodology</w:t>
+      </w:r>
+    </w:p>
+    <w:p>
+      <w:pPr>
+        <w:jc w:val="both"/>
+        <w:rPr>
+          <w:rFonts w:ascii="Tisa Offc Serif Pro" w:hAnsi="Tisa Offc Serif Pro" w:cs="Times New Roman"/>
           <w:sz w:val="26"/>
           <w:szCs w:val="26"/>
         </w:rPr>
       </w:pPr>
       <w:r>
+        <w:rPr>
+          <w:rFonts w:ascii="Tisa Offc Serif Pro" w:hAnsi="Tisa Offc Serif Pro" w:cs="Times New Roman"/>
+        </w:rPr>
+        <w:t>The Employee Burnout Prediction System follows a structured Machine Learning pipeline to transform raw employee data into meaningful burnout predictions. The overall workflow consists of data collection, preprocessing, model training, evaluation, and deployment.</w:t>
+      </w:r>
+    </w:p>
+    <w:p>
+      <w:pPr>
+        <w:rPr>
+          <w:rFonts w:ascii="Tisa Offc Serif Pro" w:hAnsi="Tisa Offc Serif Pro" w:cs="Times New Roman"/>
+          <w:sz w:val="26"/>
+          <w:szCs w:val="26"/>
+        </w:rPr>
+      </w:pPr>
+      <w:r>
+        <w:rPr>
+          <w:rFonts w:ascii="Tisa Offc Serif Pro" w:hAnsi="Tisa Offc Serif Pro" w:cs="Times New Roman"/>
+          <w:b/>
+          <w:bCs/>
+          <w:sz w:val="24"/>
+          <w:szCs w:val="24"/>
+        </w:rPr>
+        <w:t xml:space="preserve">     </w:t>
+      </w:r>
+      <w:r>
+        <w:rPr>
+          <w:rFonts w:ascii="Tisa Offc Serif Pro" w:hAnsi="Tisa Offc Serif Pro" w:cs="Times New Roman"/>
+          <w:b/>
+          <w:bCs/>
+          <w:sz w:val="24"/>
+          <w:szCs w:val="24"/>
+        </w:rPr>
+        <w:t xml:space="preserve">3.1 </w:t>
+      </w:r>
+      <w:r>
+        <w:rPr>
+          <w:rFonts w:ascii="Tisa Offc Serif Pro" w:hAnsi="Tisa Offc Serif Pro" w:cs="Times New Roman"/>
+          <w:b/>
+          <w:bCs/>
+          <w:sz w:val="24"/>
+          <w:szCs w:val="24"/>
+        </w:rPr>
+        <w:t>Workflow</w:t>
+      </w:r>
+    </w:p>
+    <w:p>
+      <w:pPr>
+        <w:rPr>
+          <w:rFonts w:ascii="Tisa Offc Serif Pro" w:hAnsi="Tisa Offc Serif Pro" w:cs="Times New Roman"/>
+          <w:sz w:val="26"/>
+          <w:szCs w:val="26"/>
+        </w:rPr>
+      </w:pPr>
+      <w:r>
+        <w:rPr>
+          <w:rFonts w:ascii="Tisa Offc Serif Pro" w:hAnsi="Tisa Offc Serif Pro" w:cs="Times New Roman"/>
+          <w:sz w:val="26"/>
+          <w:szCs w:val="26"/>
+        </w:rPr>
+        <w:t>Dataset</w:t>
+      </w:r>
+      <w:r>
+        <w:rPr>
+          <w:rFonts w:ascii="Tisa Offc Serif Pro" w:hAnsi="Tisa Offc Serif Pro" w:cs="Times New Roman"/>
+          <w:sz w:val="26"/>
+          <w:szCs w:val="26"/>
+        </w:rPr>
+        <w:br/>
+        <w:t xml:space="preserve">   </w:t>
+      </w:r>
+      <w:r>
+        <w:rPr>
+          <w:rFonts w:ascii="Times New Roman" w:hAnsi="Times New Roman" w:cs="Times New Roman"/>
+          <w:sz w:val="26"/>
+          <w:szCs w:val="26"/>
+        </w:rPr>
+        <w:t>↓</w:t>
+      </w:r>
+      <w:r>
+        <w:rPr>
+          <w:rFonts w:ascii="Tisa Offc Serif Pro" w:hAnsi="Tisa Offc Serif Pro" w:cs="Times New Roman"/>
+          <w:sz w:val="26"/>
+          <w:szCs w:val="26"/>
+        </w:rPr>
+        <w:br/>
+        <w:t>Data Cleaning</w:t>
+      </w:r>
+      <w:r>
+        <w:rPr>
+          <w:rFonts w:ascii="Tisa Offc Serif Pro" w:hAnsi="Tisa Offc Serif Pro" w:cs="Times New Roman"/>
+          <w:sz w:val="26"/>
+          <w:szCs w:val="26"/>
+        </w:rPr>
+        <w:br/>
+        <w:t xml:space="preserve">   </w:t>
+      </w:r>
+      <w:r>
+        <w:rPr>
+          <w:rFonts w:ascii="Times New Roman" w:hAnsi="Times New Roman" w:cs="Times New Roman"/>
+          <w:sz w:val="26"/>
+          <w:szCs w:val="26"/>
+        </w:rPr>
+        <w:t>↓</w:t>
+      </w:r>
+      <w:r>
+        <w:rPr>
+          <w:rFonts w:ascii="Tisa Offc Serif Pro" w:hAnsi="Tisa Offc Serif Pro" w:cs="Times New Roman"/>
+          <w:sz w:val="26"/>
+          <w:szCs w:val="26"/>
+        </w:rPr>
+        <w:br/>
+        <w:t>Label Encoding</w:t>
+      </w:r>
+      <w:r>
+        <w:rPr>
+          <w:rFonts w:ascii="Tisa Offc Serif Pro" w:hAnsi="Tisa Offc Serif Pro" w:cs="Times New Roman"/>
+          <w:sz w:val="26"/>
+          <w:szCs w:val="26"/>
+        </w:rPr>
+        <w:br/>
+        <w:t xml:space="preserve">   </w:t>
+      </w:r>
+      <w:r>
+        <w:rPr>
+          <w:rFonts w:ascii="Times New Roman" w:hAnsi="Times New Roman" w:cs="Times New Roman"/>
+          <w:sz w:val="26"/>
+          <w:szCs w:val="26"/>
+        </w:rPr>
+        <w:t>↓</w:t>
+      </w:r>
+      <w:r>
+        <w:rPr>
+          <w:rFonts w:ascii="Tisa Offc Serif Pro" w:hAnsi="Tisa Offc Serif Pro" w:cs="Times New Roman"/>
+          <w:sz w:val="26"/>
+          <w:szCs w:val="26"/>
+        </w:rPr>
+        <w:br/>
+        <w:t>Feature Scaling</w:t>
+      </w:r>
+      <w:r>
+        <w:rPr>
+          <w:rFonts w:ascii="Tisa Offc Serif Pro" w:hAnsi="Tisa Offc Serif Pro" w:cs="Times New Roman"/>
+          <w:sz w:val="26"/>
+          <w:szCs w:val="26"/>
+        </w:rPr>
+        <w:br/>
+        <w:t xml:space="preserve">   </w:t>
+      </w:r>
+      <w:r>
+        <w:rPr>
+          <w:rFonts w:ascii="Times New Roman" w:hAnsi="Times New Roman" w:cs="Times New Roman"/>
+          <w:sz w:val="26"/>
+          <w:szCs w:val="26"/>
+        </w:rPr>
+        <w:t>↓</w:t>
+      </w:r>
+      <w:r>
+        <w:rPr>
+          <w:rFonts w:ascii="Tisa Offc Serif Pro" w:hAnsi="Tisa Offc Serif Pro" w:cs="Times New Roman"/>
+          <w:sz w:val="26"/>
+          <w:szCs w:val="26"/>
+        </w:rPr>
+        <w:br/>
+        <w:t>Feature Engineering</w:t>
+      </w:r>
+      <w:r>
+        <w:rPr>
+          <w:rFonts w:ascii="Tisa Offc Serif Pro" w:hAnsi="Tisa Offc Serif Pro" w:cs="Times New Roman"/>
+          <w:sz w:val="26"/>
+          <w:szCs w:val="26"/>
+        </w:rPr>
+        <w:br/>
+        <w:t xml:space="preserve">   </w:t>
+      </w:r>
+      <w:r>
+        <w:rPr>
+          <w:rFonts w:ascii="Times New Roman" w:hAnsi="Times New Roman" w:cs="Times New Roman"/>
+          <w:sz w:val="26"/>
+          <w:szCs w:val="26"/>
+        </w:rPr>
+        <w:t>↓</w:t>
+      </w:r>
+      <w:r>
+        <w:rPr>
+          <w:rFonts w:ascii="Tisa Offc Serif Pro" w:hAnsi="Tisa Offc Serif Pro" w:cs="Times New Roman"/>
+          <w:sz w:val="26"/>
+          <w:szCs w:val="26"/>
+        </w:rPr>
+        <w:br/>
+        <w:t>Train-Test Split</w:t>
+      </w:r>
+      <w:r>
+        <w:rPr>
+          <w:rFonts w:ascii="Tisa Offc Serif Pro" w:hAnsi="Tisa Offc Serif Pro" w:cs="Times New Roman"/>
+          <w:sz w:val="26"/>
+          <w:szCs w:val="26"/>
+        </w:rPr>
+        <w:br/>
+        <w:t xml:space="preserve">   </w:t>
+      </w:r>
+      <w:r>
+        <w:rPr>
+          <w:rFonts w:ascii="Times New Roman" w:hAnsi="Times New Roman" w:cs="Times New Roman"/>
+          <w:sz w:val="26"/>
+          <w:szCs w:val="26"/>
+        </w:rPr>
+        <w:t>↓</w:t>
+      </w:r>
+      <w:r>
+        <w:rPr>
+          <w:rFonts w:ascii="Tisa Offc Serif Pro" w:hAnsi="Tisa Offc Serif Pro" w:cs="Times New Roman"/>
+          <w:sz w:val="26"/>
+          <w:szCs w:val="26"/>
+        </w:rPr>
+        <w:br/>
+        <w:t>Random Forest Regression</w:t>
+      </w:r>
+      <w:r>
+        <w:rPr>
+          <w:rFonts w:ascii="Tisa Offc Serif Pro" w:hAnsi="Tisa Offc Serif Pro" w:cs="Times New Roman"/>
+          <w:sz w:val="26"/>
+          <w:szCs w:val="26"/>
+        </w:rPr>
+        <w:br/>
+        <w:t xml:space="preserve">   </w:t>
+      </w:r>
+      <w:r>
+        <w:rPr>
+          <w:rFonts w:ascii="Times New Roman" w:hAnsi="Times New Roman" w:cs="Times New Roman"/>
+          <w:sz w:val="26"/>
+          <w:szCs w:val="26"/>
+        </w:rPr>
+        <w:t>↓</w:t>
+      </w:r>
+      <w:r>
+        <w:rPr>
+          <w:rFonts w:ascii="Tisa Offc Serif Pro" w:hAnsi="Tisa Offc Serif Pro" w:cs="Times New Roman"/>
+          <w:sz w:val="26"/>
+          <w:szCs w:val="26"/>
+        </w:rPr>
+        <w:br/>
+        <w:t>Model Evaluation</w:t>
+      </w:r>
+      <w:r>
+        <w:rPr>
+          <w:rFonts w:ascii="Tisa Offc Serif Pro" w:hAnsi="Tisa Offc Serif Pro" w:cs="Times New Roman"/>
+          <w:sz w:val="26"/>
+          <w:szCs w:val="26"/>
+        </w:rPr>
+        <w:br/>
+        <w:t xml:space="preserve">   </w:t>
+      </w:r>
+      <w:r>
+        <w:rPr>
+          <w:rFonts w:ascii="Times New Roman" w:hAnsi="Times New Roman" w:cs="Times New Roman"/>
+          <w:sz w:val="26"/>
+          <w:szCs w:val="26"/>
+        </w:rPr>
+        <w:t>↓</w:t>
+      </w:r>
+      <w:r>
+        <w:rPr>
+          <w:rFonts w:ascii="Tisa Offc Serif Pro" w:hAnsi="Tisa Offc Serif Pro" w:cs="Times New Roman"/>
+          <w:sz w:val="26"/>
+          <w:szCs w:val="26"/>
+        </w:rPr>
+        <w:br/>
+        <w:t>Prediction</w:t>
+      </w:r>
+    </w:p>
+    <w:p>
+      <w:pPr>
+        <w:rPr>
+          <w:rFonts w:ascii="Tisa Offc Serif Pro" w:hAnsi="Tisa Offc Serif Pro" w:cs="Times New Roman"/>
+        </w:rPr>
+      </w:pPr>
+    </w:p>
+    <w:p>
+      <w:pPr>
         <w:rPr>
           <w:rFonts w:ascii="Tisa Offc Serif Pro" w:hAnsi="Tisa Offc Serif Pro" w:cs="Times New Roman"/>
           <w:b/>
@@ -1260,410 +1569,1148 @@
           <w:sz w:val="26"/>
           <w:szCs w:val="26"/>
         </w:rPr>
-        <w:lastRenderedPageBreak/>
-        <w:t>Methodology</w:t>
-      </w:r>
-    </w:p>
-    <w:p>
-      <w:pPr>
-        <w:rPr>
-          <w:rFonts w:ascii="Tisa Offc Serif Pro" w:hAnsi="Tisa Offc Serif Pro" w:cs="Times New Roman"/>
-        </w:rPr>
-      </w:pPr>
-      <w:r>
-        <w:rPr>
-          <w:rFonts w:ascii="Tisa Offc Serif Pro" w:hAnsi="Tisa Offc Serif Pro" w:cs="Times New Roman"/>
-        </w:rPr>
-        <w:t>The Employee Burnout Prediction System follows a structured Machine Learning methodology that transforms raw employee information into meaningful burnout predictions. The methodology consists of multiple stages, including data collection, preprocessing, feature engineering, model training, evaluation, prediction, and deployment. Each stage is designed to improve prediction accuracy while ensuring the system remains reliable, scalable, and easy to use. By following this systematic approach, the developed application provides accurate burnout predictions that can support Human Resource (HR) departments in making informed decisions regarding employee well-being.</w:t>
-      </w:r>
-    </w:p>
-    <w:p>
-      <w:pPr>
-        <w:rPr>
-          <w:rFonts w:ascii="Tisa Offc Serif Pro" w:hAnsi="Tisa Offc Serif Pro" w:cs="Times New Roman"/>
-        </w:rPr>
-      </w:pPr>
-      <w:r>
-        <w:rPr>
-          <w:rFonts w:ascii="Tisa Offc Serif Pro" w:hAnsi="Tisa Offc Serif Pro" w:cs="Times New Roman"/>
-        </w:rPr>
-        <w:t xml:space="preserve">The first stage of the methodology involves </w:t>
-      </w:r>
+      </w:pPr>
       <w:r>
         <w:rPr>
           <w:rFonts w:ascii="Tisa Offc Serif Pro" w:hAnsi="Tisa Offc Serif Pro" w:cs="Times New Roman"/>
           <w:b/>
           <w:bCs/>
-        </w:rPr>
-        <w:t>data collection</w:t>
-      </w:r>
-      <w:r>
-        <w:rPr>
-          <w:rFonts w:ascii="Tisa Offc Serif Pro" w:hAnsi="Tisa Offc Serif Pro" w:cs="Times New Roman"/>
-        </w:rPr>
-        <w:t xml:space="preserve">. The model is trained using an employee burnout dataset containing demographic and workplace-related attributes that influence employee stress levels. Each record represents an individual employee and contains information such as Gender, Company Type, Work </w:t>
-      </w:r>
-      <w:proofErr w:type="gramStart"/>
-      <w:r>
-        <w:rPr>
-          <w:rFonts w:ascii="Tisa Offc Serif Pro" w:hAnsi="Tisa Offc Serif Pro" w:cs="Times New Roman"/>
-        </w:rPr>
-        <w:t>From</w:t>
-      </w:r>
-      <w:proofErr w:type="gramEnd"/>
-      <w:r>
-        <w:rPr>
-          <w:rFonts w:ascii="Tisa Offc Serif Pro" w:hAnsi="Tisa Offc Serif Pro" w:cs="Times New Roman"/>
-        </w:rPr>
-        <w:t xml:space="preserve"> Home (WFH) availability, Designation, Resource Allocation, Mental Fatigue Score, and Burn Rate. The Burn Rate is the target variable that represents the burnout level of an employee as a continuous numerical value between 0 and 1. These features were selected because they have a direct or indirect relationship with employee workload, workplace conditions, and psychological stress.</w:t>
-      </w:r>
-    </w:p>
-    <w:p>
-      <w:pPr>
-        <w:rPr>
-          <w:rFonts w:ascii="Tisa Offc Serif Pro" w:hAnsi="Tisa Offc Serif Pro" w:cs="Times New Roman"/>
-        </w:rPr>
-      </w:pPr>
-      <w:r>
-        <w:rPr>
-          <w:rFonts w:ascii="Tisa Offc Serif Pro" w:hAnsi="Tisa Offc Serif Pro" w:cs="Times New Roman"/>
-        </w:rPr>
-        <w:t xml:space="preserve">After collecting the dataset, </w:t>
+          <w:sz w:val="24"/>
+          <w:szCs w:val="24"/>
+        </w:rPr>
+        <w:t xml:space="preserve">     3.</w:t>
       </w:r>
       <w:r>
         <w:rPr>
           <w:rFonts w:ascii="Tisa Offc Serif Pro" w:hAnsi="Tisa Offc Serif Pro" w:cs="Times New Roman"/>
           <w:b/>
           <w:bCs/>
-        </w:rPr>
-        <w:t>data preprocessing</w:t>
-      </w:r>
-      <w:r>
-        <w:rPr>
-          <w:rFonts w:ascii="Tisa Offc Serif Pro" w:hAnsi="Tisa Offc Serif Pro" w:cs="Times New Roman"/>
-        </w:rPr>
-        <w:t xml:space="preserve"> is performed to prepare the data for Machine Learning. Real-world datasets often contain missing values, inconsistent formats, duplicate records, or categorical values that cannot be processed directly by Machine Learning algorithms. Therefore, preprocessing plays an essential role in improving model performance. The application validates the dataset before training and removes or handles missing values wherever necessary. Categorical variables such as Gender, Company Type, and WFH Setup Availability are converted into numerical representations using </w:t>
+          <w:sz w:val="24"/>
+          <w:szCs w:val="24"/>
+        </w:rPr>
+        <w:t>2</w:t>
       </w:r>
       <w:r>
         <w:rPr>
           <w:rFonts w:ascii="Tisa Offc Serif Pro" w:hAnsi="Tisa Offc Serif Pro" w:cs="Times New Roman"/>
           <w:b/>
           <w:bCs/>
-        </w:rPr>
-        <w:t>Label Encoding</w:t>
-      </w:r>
-      <w:r>
-        <w:rPr>
-          <w:rFonts w:ascii="Tisa Offc Serif Pro" w:hAnsi="Tisa Offc Serif Pro" w:cs="Times New Roman"/>
-        </w:rPr>
-        <w:t>. This transformation enables the Random Forest algorithm to interpret categorical information while preserving relationships between different categories.</w:t>
-      </w:r>
-    </w:p>
-    <w:p>
-      <w:pPr>
-        <w:rPr>
-          <w:rFonts w:ascii="Tisa Offc Serif Pro" w:hAnsi="Tisa Offc Serif Pro" w:cs="Times New Roman"/>
-        </w:rPr>
-      </w:pPr>
-      <w:r>
-        <w:rPr>
-          <w:rFonts w:ascii="Tisa Offc Serif Pro" w:hAnsi="Tisa Offc Serif Pro" w:cs="Times New Roman"/>
-        </w:rPr>
-        <w:t xml:space="preserve">The next preprocessing step is </w:t>
-      </w:r>
-      <w:proofErr w:type="gramStart"/>
+          <w:sz w:val="24"/>
+          <w:szCs w:val="24"/>
+        </w:rPr>
+        <w:t xml:space="preserve"> </w:t>
+      </w:r>
       <w:r>
         <w:rPr>
           <w:rFonts w:ascii="Tisa Offc Serif Pro" w:hAnsi="Tisa Offc Serif Pro" w:cs="Times New Roman"/>
           <w:b/>
           <w:bCs/>
-        </w:rPr>
-        <w:t>feature</w:t>
-      </w:r>
-      <w:proofErr w:type="gramEnd"/>
-      <w:r>
+          <w:sz w:val="24"/>
+          <w:szCs w:val="24"/>
+        </w:rPr>
+        <w:t>Dataset</w:t>
+      </w:r>
+    </w:p>
+    <w:p>
+      <w:pPr>
+        <w:ind w:left="720"/>
+        <w:jc w:val="both"/>
+        <w:rPr>
+          <w:rFonts w:ascii="Tisa Offc Serif Pro" w:hAnsi="Tisa Offc Serif Pro" w:cs="Times New Roman"/>
+          <w:sz w:val="26"/>
+          <w:szCs w:val="26"/>
+        </w:rPr>
+      </w:pPr>
+      <w:r>
+        <w:rPr>
+          <w:rFonts w:ascii="Tisa Offc Serif Pro" w:hAnsi="Tisa Offc Serif Pro" w:cs="Times New Roman"/>
+        </w:rPr>
+        <w:t>The project uses an Employee Burnout dataset containing employee demographic and workplace-related information. The dataset includes six input features and one target variable (Burn Rate).</w:t>
+      </w:r>
+    </w:p>
+    <w:tbl>
+      <w:tblPr>
+        <w:tblW w:w="0" w:type="auto"/>
+        <w:tblCellSpacing w:w="15" w:type="dxa"/>
+        <w:tblCellMar>
+          <w:top w:w="15" w:type="dxa"/>
+          <w:left w:w="15" w:type="dxa"/>
+          <w:bottom w:w="15" w:type="dxa"/>
+          <w:right w:w="15" w:type="dxa"/>
+        </w:tblCellMar>
+        <w:tblLook w:val="04A0" w:firstRow="1" w:lastRow="0" w:firstColumn="1" w:lastColumn="0" w:noHBand="0" w:noVBand="1"/>
+      </w:tblPr>
+      <w:tblGrid>
+        <w:gridCol w:w="2401"/>
+        <w:gridCol w:w="1372"/>
+        <w:gridCol w:w="1943"/>
+      </w:tblGrid>
+      <w:tr>
+        <w:trPr>
+          <w:tblHeader/>
+          <w:tblCellSpacing w:w="15" w:type="dxa"/>
+        </w:trPr>
+        <w:tc>
+          <w:tcPr>
+            <w:tcW w:w="0" w:type="auto"/>
+            <w:vAlign w:val="center"/>
+            <w:hideMark/>
+          </w:tcPr>
+          <w:p>
+            <w:pPr>
+              <w:rPr>
+                <w:rFonts w:ascii="Tisa Offc Serif Pro" w:hAnsi="Tisa Offc Serif Pro" w:cs="Times New Roman"/>
+                <w:b/>
+                <w:bCs/>
+                <w:sz w:val="26"/>
+                <w:szCs w:val="26"/>
+              </w:rPr>
+            </w:pPr>
+            <w:r>
+              <w:rPr>
+                <w:rFonts w:ascii="Tisa Offc Serif Pro" w:hAnsi="Tisa Offc Serif Pro" w:cs="Times New Roman"/>
+                <w:b/>
+                <w:bCs/>
+                <w:sz w:val="26"/>
+                <w:szCs w:val="26"/>
+              </w:rPr>
+              <w:t>Feature</w:t>
+            </w:r>
+          </w:p>
+        </w:tc>
+        <w:tc>
+          <w:tcPr>
+            <w:tcW w:w="0" w:type="auto"/>
+            <w:vAlign w:val="center"/>
+            <w:hideMark/>
+          </w:tcPr>
+          <w:p>
+            <w:pPr>
+              <w:rPr>
+                <w:rFonts w:ascii="Tisa Offc Serif Pro" w:hAnsi="Tisa Offc Serif Pro" w:cs="Times New Roman"/>
+                <w:b/>
+                <w:bCs/>
+                <w:sz w:val="26"/>
+                <w:szCs w:val="26"/>
+              </w:rPr>
+            </w:pPr>
+            <w:r>
+              <w:rPr>
+                <w:rFonts w:ascii="Tisa Offc Serif Pro" w:hAnsi="Tisa Offc Serif Pro" w:cs="Times New Roman"/>
+                <w:b/>
+                <w:bCs/>
+                <w:sz w:val="26"/>
+                <w:szCs w:val="26"/>
+              </w:rPr>
+              <w:t>Type</w:t>
+            </w:r>
+          </w:p>
+        </w:tc>
+        <w:tc>
+          <w:tcPr>
+            <w:tcW w:w="0" w:type="auto"/>
+            <w:vAlign w:val="center"/>
+            <w:hideMark/>
+          </w:tcPr>
+          <w:p>
+            <w:pPr>
+              <w:rPr>
+                <w:rFonts w:ascii="Tisa Offc Serif Pro" w:hAnsi="Tisa Offc Serif Pro" w:cs="Times New Roman"/>
+                <w:b/>
+                <w:bCs/>
+                <w:sz w:val="26"/>
+                <w:szCs w:val="26"/>
+              </w:rPr>
+            </w:pPr>
+            <w:r>
+              <w:rPr>
+                <w:rFonts w:ascii="Tisa Offc Serif Pro" w:hAnsi="Tisa Offc Serif Pro" w:cs="Times New Roman"/>
+                <w:b/>
+                <w:bCs/>
+                <w:sz w:val="26"/>
+                <w:szCs w:val="26"/>
+              </w:rPr>
+              <w:t>Description</w:t>
+            </w:r>
+          </w:p>
+        </w:tc>
+      </w:tr>
+      <w:tr>
+        <w:trPr>
+          <w:tblCellSpacing w:w="15" w:type="dxa"/>
+        </w:trPr>
+        <w:tc>
+          <w:tcPr>
+            <w:tcW w:w="0" w:type="auto"/>
+            <w:vAlign w:val="center"/>
+            <w:hideMark/>
+          </w:tcPr>
+          <w:p>
+            <w:pPr>
+              <w:rPr>
+                <w:rFonts w:ascii="Tisa Offc Serif Pro" w:hAnsi="Tisa Offc Serif Pro" w:cs="Times New Roman"/>
+                <w:sz w:val="26"/>
+                <w:szCs w:val="26"/>
+              </w:rPr>
+            </w:pPr>
+            <w:r>
+              <w:rPr>
+                <w:rFonts w:ascii="Tisa Offc Serif Pro" w:hAnsi="Tisa Offc Serif Pro" w:cs="Times New Roman"/>
+                <w:sz w:val="26"/>
+                <w:szCs w:val="26"/>
+              </w:rPr>
+              <w:t>Gender</w:t>
+            </w:r>
+          </w:p>
+        </w:tc>
+        <w:tc>
+          <w:tcPr>
+            <w:tcW w:w="0" w:type="auto"/>
+            <w:vAlign w:val="center"/>
+            <w:hideMark/>
+          </w:tcPr>
+          <w:p>
+            <w:pPr>
+              <w:rPr>
+                <w:rFonts w:ascii="Tisa Offc Serif Pro" w:hAnsi="Tisa Offc Serif Pro" w:cs="Times New Roman"/>
+                <w:sz w:val="26"/>
+                <w:szCs w:val="26"/>
+              </w:rPr>
+            </w:pPr>
+            <w:r>
+              <w:rPr>
+                <w:rFonts w:ascii="Tisa Offc Serif Pro" w:hAnsi="Tisa Offc Serif Pro" w:cs="Times New Roman"/>
+                <w:sz w:val="26"/>
+                <w:szCs w:val="26"/>
+              </w:rPr>
+              <w:t>Categorical</w:t>
+            </w:r>
+          </w:p>
+        </w:tc>
+        <w:tc>
+          <w:tcPr>
+            <w:tcW w:w="0" w:type="auto"/>
+            <w:vAlign w:val="center"/>
+            <w:hideMark/>
+          </w:tcPr>
+          <w:p>
+            <w:pPr>
+              <w:rPr>
+                <w:rFonts w:ascii="Tisa Offc Serif Pro" w:hAnsi="Tisa Offc Serif Pro" w:cs="Times New Roman"/>
+                <w:sz w:val="26"/>
+                <w:szCs w:val="26"/>
+              </w:rPr>
+            </w:pPr>
+            <w:r>
+              <w:rPr>
+                <w:rFonts w:ascii="Tisa Offc Serif Pro" w:hAnsi="Tisa Offc Serif Pro" w:cs="Times New Roman"/>
+                <w:sz w:val="26"/>
+                <w:szCs w:val="26"/>
+              </w:rPr>
+              <w:t>Male/Female</w:t>
+            </w:r>
+          </w:p>
+        </w:tc>
+      </w:tr>
+      <w:tr>
+        <w:trPr>
+          <w:tblCellSpacing w:w="15" w:type="dxa"/>
+        </w:trPr>
+        <w:tc>
+          <w:tcPr>
+            <w:tcW w:w="0" w:type="auto"/>
+            <w:vAlign w:val="center"/>
+            <w:hideMark/>
+          </w:tcPr>
+          <w:p>
+            <w:pPr>
+              <w:rPr>
+                <w:rFonts w:ascii="Tisa Offc Serif Pro" w:hAnsi="Tisa Offc Serif Pro" w:cs="Times New Roman"/>
+                <w:sz w:val="26"/>
+                <w:szCs w:val="26"/>
+              </w:rPr>
+            </w:pPr>
+            <w:r>
+              <w:rPr>
+                <w:rFonts w:ascii="Tisa Offc Serif Pro" w:hAnsi="Tisa Offc Serif Pro" w:cs="Times New Roman"/>
+                <w:sz w:val="26"/>
+                <w:szCs w:val="26"/>
+              </w:rPr>
+              <w:t>Company Type</w:t>
+            </w:r>
+          </w:p>
+        </w:tc>
+        <w:tc>
+          <w:tcPr>
+            <w:tcW w:w="0" w:type="auto"/>
+            <w:vAlign w:val="center"/>
+            <w:hideMark/>
+          </w:tcPr>
+          <w:p>
+            <w:pPr>
+              <w:rPr>
+                <w:rFonts w:ascii="Tisa Offc Serif Pro" w:hAnsi="Tisa Offc Serif Pro" w:cs="Times New Roman"/>
+                <w:sz w:val="26"/>
+                <w:szCs w:val="26"/>
+              </w:rPr>
+            </w:pPr>
+            <w:r>
+              <w:rPr>
+                <w:rFonts w:ascii="Tisa Offc Serif Pro" w:hAnsi="Tisa Offc Serif Pro" w:cs="Times New Roman"/>
+                <w:sz w:val="26"/>
+                <w:szCs w:val="26"/>
+              </w:rPr>
+              <w:t>Categorical</w:t>
+            </w:r>
+          </w:p>
+        </w:tc>
+        <w:tc>
+          <w:tcPr>
+            <w:tcW w:w="0" w:type="auto"/>
+            <w:vAlign w:val="center"/>
+            <w:hideMark/>
+          </w:tcPr>
+          <w:p>
+            <w:pPr>
+              <w:rPr>
+                <w:rFonts w:ascii="Tisa Offc Serif Pro" w:hAnsi="Tisa Offc Serif Pro" w:cs="Times New Roman"/>
+                <w:sz w:val="26"/>
+                <w:szCs w:val="26"/>
+              </w:rPr>
+            </w:pPr>
+            <w:r>
+              <w:rPr>
+                <w:rFonts w:ascii="Tisa Offc Serif Pro" w:hAnsi="Tisa Offc Serif Pro" w:cs="Times New Roman"/>
+                <w:sz w:val="26"/>
+                <w:szCs w:val="26"/>
+              </w:rPr>
+              <w:t>Product/Service</w:t>
+            </w:r>
+          </w:p>
+        </w:tc>
+      </w:tr>
+      <w:tr>
+        <w:trPr>
+          <w:tblCellSpacing w:w="15" w:type="dxa"/>
+        </w:trPr>
+        <w:tc>
+          <w:tcPr>
+            <w:tcW w:w="0" w:type="auto"/>
+            <w:vAlign w:val="center"/>
+            <w:hideMark/>
+          </w:tcPr>
+          <w:p>
+            <w:pPr>
+              <w:rPr>
+                <w:rFonts w:ascii="Tisa Offc Serif Pro" w:hAnsi="Tisa Offc Serif Pro" w:cs="Times New Roman"/>
+                <w:sz w:val="26"/>
+                <w:szCs w:val="26"/>
+              </w:rPr>
+            </w:pPr>
+            <w:r>
+              <w:rPr>
+                <w:rFonts w:ascii="Tisa Offc Serif Pro" w:hAnsi="Tisa Offc Serif Pro" w:cs="Times New Roman"/>
+                <w:sz w:val="26"/>
+                <w:szCs w:val="26"/>
+              </w:rPr>
+              <w:t>WFH Setup</w:t>
+            </w:r>
+          </w:p>
+        </w:tc>
+        <w:tc>
+          <w:tcPr>
+            <w:tcW w:w="0" w:type="auto"/>
+            <w:vAlign w:val="center"/>
+            <w:hideMark/>
+          </w:tcPr>
+          <w:p>
+            <w:pPr>
+              <w:rPr>
+                <w:rFonts w:ascii="Tisa Offc Serif Pro" w:hAnsi="Tisa Offc Serif Pro" w:cs="Times New Roman"/>
+                <w:sz w:val="26"/>
+                <w:szCs w:val="26"/>
+              </w:rPr>
+            </w:pPr>
+            <w:r>
+              <w:rPr>
+                <w:rFonts w:ascii="Tisa Offc Serif Pro" w:hAnsi="Tisa Offc Serif Pro" w:cs="Times New Roman"/>
+                <w:sz w:val="26"/>
+                <w:szCs w:val="26"/>
+              </w:rPr>
+              <w:t>Categorical</w:t>
+            </w:r>
+          </w:p>
+        </w:tc>
+        <w:tc>
+          <w:tcPr>
+            <w:tcW w:w="0" w:type="auto"/>
+            <w:vAlign w:val="center"/>
+            <w:hideMark/>
+          </w:tcPr>
+          <w:p>
+            <w:pPr>
+              <w:rPr>
+                <w:rFonts w:ascii="Tisa Offc Serif Pro" w:hAnsi="Tisa Offc Serif Pro" w:cs="Times New Roman"/>
+                <w:sz w:val="26"/>
+                <w:szCs w:val="26"/>
+              </w:rPr>
+            </w:pPr>
+            <w:r>
+              <w:rPr>
+                <w:rFonts w:ascii="Tisa Offc Serif Pro" w:hAnsi="Tisa Offc Serif Pro" w:cs="Times New Roman"/>
+                <w:sz w:val="26"/>
+                <w:szCs w:val="26"/>
+              </w:rPr>
+              <w:t>Yes/No</w:t>
+            </w:r>
+          </w:p>
+        </w:tc>
+      </w:tr>
+      <w:tr>
+        <w:trPr>
+          <w:tblCellSpacing w:w="15" w:type="dxa"/>
+        </w:trPr>
+        <w:tc>
+          <w:tcPr>
+            <w:tcW w:w="0" w:type="auto"/>
+            <w:vAlign w:val="center"/>
+            <w:hideMark/>
+          </w:tcPr>
+          <w:p>
+            <w:pPr>
+              <w:rPr>
+                <w:rFonts w:ascii="Tisa Offc Serif Pro" w:hAnsi="Tisa Offc Serif Pro" w:cs="Times New Roman"/>
+                <w:sz w:val="26"/>
+                <w:szCs w:val="26"/>
+              </w:rPr>
+            </w:pPr>
+            <w:r>
+              <w:rPr>
+                <w:rFonts w:ascii="Tisa Offc Serif Pro" w:hAnsi="Tisa Offc Serif Pro" w:cs="Times New Roman"/>
+                <w:sz w:val="26"/>
+                <w:szCs w:val="26"/>
+              </w:rPr>
+              <w:lastRenderedPageBreak/>
+              <w:t>Designation</w:t>
+            </w:r>
+          </w:p>
+        </w:tc>
+        <w:tc>
+          <w:tcPr>
+            <w:tcW w:w="0" w:type="auto"/>
+            <w:vAlign w:val="center"/>
+            <w:hideMark/>
+          </w:tcPr>
+          <w:p>
+            <w:pPr>
+              <w:rPr>
+                <w:rFonts w:ascii="Tisa Offc Serif Pro" w:hAnsi="Tisa Offc Serif Pro" w:cs="Times New Roman"/>
+                <w:sz w:val="26"/>
+                <w:szCs w:val="26"/>
+              </w:rPr>
+            </w:pPr>
+            <w:r>
+              <w:rPr>
+                <w:rFonts w:ascii="Tisa Offc Serif Pro" w:hAnsi="Tisa Offc Serif Pro" w:cs="Times New Roman"/>
+                <w:sz w:val="26"/>
+                <w:szCs w:val="26"/>
+              </w:rPr>
+              <w:t>Numeric</w:t>
+            </w:r>
+          </w:p>
+        </w:tc>
+        <w:tc>
+          <w:tcPr>
+            <w:tcW w:w="0" w:type="auto"/>
+            <w:vAlign w:val="center"/>
+            <w:hideMark/>
+          </w:tcPr>
+          <w:p>
+            <w:pPr>
+              <w:rPr>
+                <w:rFonts w:ascii="Tisa Offc Serif Pro" w:hAnsi="Tisa Offc Serif Pro" w:cs="Times New Roman"/>
+                <w:sz w:val="26"/>
+                <w:szCs w:val="26"/>
+              </w:rPr>
+            </w:pPr>
+            <w:r>
+              <w:rPr>
+                <w:rFonts w:ascii="Tisa Offc Serif Pro" w:hAnsi="Tisa Offc Serif Pro" w:cs="Times New Roman"/>
+                <w:sz w:val="26"/>
+                <w:szCs w:val="26"/>
+              </w:rPr>
+              <w:t>Job level</w:t>
+            </w:r>
+          </w:p>
+        </w:tc>
+      </w:tr>
+      <w:tr>
+        <w:trPr>
+          <w:tblCellSpacing w:w="15" w:type="dxa"/>
+        </w:trPr>
+        <w:tc>
+          <w:tcPr>
+            <w:tcW w:w="0" w:type="auto"/>
+            <w:vAlign w:val="center"/>
+            <w:hideMark/>
+          </w:tcPr>
+          <w:p>
+            <w:pPr>
+              <w:rPr>
+                <w:rFonts w:ascii="Tisa Offc Serif Pro" w:hAnsi="Tisa Offc Serif Pro" w:cs="Times New Roman"/>
+                <w:sz w:val="26"/>
+                <w:szCs w:val="26"/>
+              </w:rPr>
+            </w:pPr>
+            <w:r>
+              <w:rPr>
+                <w:rFonts w:ascii="Tisa Offc Serif Pro" w:hAnsi="Tisa Offc Serif Pro" w:cs="Times New Roman"/>
+                <w:sz w:val="26"/>
+                <w:szCs w:val="26"/>
+              </w:rPr>
+              <w:t>Resource Allocation</w:t>
+            </w:r>
+          </w:p>
+        </w:tc>
+        <w:tc>
+          <w:tcPr>
+            <w:tcW w:w="0" w:type="auto"/>
+            <w:vAlign w:val="center"/>
+            <w:hideMark/>
+          </w:tcPr>
+          <w:p>
+            <w:pPr>
+              <w:rPr>
+                <w:rFonts w:ascii="Tisa Offc Serif Pro" w:hAnsi="Tisa Offc Serif Pro" w:cs="Times New Roman"/>
+                <w:sz w:val="26"/>
+                <w:szCs w:val="26"/>
+              </w:rPr>
+            </w:pPr>
+            <w:r>
+              <w:rPr>
+                <w:rFonts w:ascii="Tisa Offc Serif Pro" w:hAnsi="Tisa Offc Serif Pro" w:cs="Times New Roman"/>
+                <w:sz w:val="26"/>
+                <w:szCs w:val="26"/>
+              </w:rPr>
+              <w:t>Numeric</w:t>
+            </w:r>
+          </w:p>
+        </w:tc>
+        <w:tc>
+          <w:tcPr>
+            <w:tcW w:w="0" w:type="auto"/>
+            <w:vAlign w:val="center"/>
+            <w:hideMark/>
+          </w:tcPr>
+          <w:p>
+            <w:pPr>
+              <w:rPr>
+                <w:rFonts w:ascii="Tisa Offc Serif Pro" w:hAnsi="Tisa Offc Serif Pro" w:cs="Times New Roman"/>
+                <w:sz w:val="26"/>
+                <w:szCs w:val="26"/>
+              </w:rPr>
+            </w:pPr>
+            <w:r>
+              <w:rPr>
+                <w:rFonts w:ascii="Tisa Offc Serif Pro" w:hAnsi="Tisa Offc Serif Pro" w:cs="Times New Roman"/>
+                <w:sz w:val="26"/>
+                <w:szCs w:val="26"/>
+              </w:rPr>
+              <w:t>Workload</w:t>
+            </w:r>
+          </w:p>
+        </w:tc>
+      </w:tr>
+      <w:tr>
+        <w:trPr>
+          <w:tblCellSpacing w:w="15" w:type="dxa"/>
+        </w:trPr>
+        <w:tc>
+          <w:tcPr>
+            <w:tcW w:w="0" w:type="auto"/>
+            <w:vAlign w:val="center"/>
+            <w:hideMark/>
+          </w:tcPr>
+          <w:p>
+            <w:pPr>
+              <w:rPr>
+                <w:rFonts w:ascii="Tisa Offc Serif Pro" w:hAnsi="Tisa Offc Serif Pro" w:cs="Times New Roman"/>
+                <w:sz w:val="26"/>
+                <w:szCs w:val="26"/>
+              </w:rPr>
+            </w:pPr>
+            <w:r>
+              <w:rPr>
+                <w:rFonts w:ascii="Tisa Offc Serif Pro" w:hAnsi="Tisa Offc Serif Pro" w:cs="Times New Roman"/>
+                <w:sz w:val="26"/>
+                <w:szCs w:val="26"/>
+              </w:rPr>
+              <w:t>Mental Fatigue</w:t>
+            </w:r>
+          </w:p>
+        </w:tc>
+        <w:tc>
+          <w:tcPr>
+            <w:tcW w:w="0" w:type="auto"/>
+            <w:vAlign w:val="center"/>
+            <w:hideMark/>
+          </w:tcPr>
+          <w:p>
+            <w:pPr>
+              <w:rPr>
+                <w:rFonts w:ascii="Tisa Offc Serif Pro" w:hAnsi="Tisa Offc Serif Pro" w:cs="Times New Roman"/>
+                <w:sz w:val="26"/>
+                <w:szCs w:val="26"/>
+              </w:rPr>
+            </w:pPr>
+            <w:r>
+              <w:rPr>
+                <w:rFonts w:ascii="Tisa Offc Serif Pro" w:hAnsi="Tisa Offc Serif Pro" w:cs="Times New Roman"/>
+                <w:sz w:val="26"/>
+                <w:szCs w:val="26"/>
+              </w:rPr>
+              <w:t>Numeric</w:t>
+            </w:r>
+          </w:p>
+        </w:tc>
+        <w:tc>
+          <w:tcPr>
+            <w:tcW w:w="0" w:type="auto"/>
+            <w:vAlign w:val="center"/>
+            <w:hideMark/>
+          </w:tcPr>
+          <w:p>
+            <w:pPr>
+              <w:rPr>
+                <w:rFonts w:ascii="Tisa Offc Serif Pro" w:hAnsi="Tisa Offc Serif Pro" w:cs="Times New Roman"/>
+                <w:sz w:val="26"/>
+                <w:szCs w:val="26"/>
+              </w:rPr>
+            </w:pPr>
+            <w:r>
+              <w:rPr>
+                <w:rFonts w:ascii="Tisa Offc Serif Pro" w:hAnsi="Tisa Offc Serif Pro" w:cs="Times New Roman"/>
+                <w:sz w:val="26"/>
+                <w:szCs w:val="26"/>
+              </w:rPr>
+              <w:t>Fatigue score</w:t>
+            </w:r>
+          </w:p>
+        </w:tc>
+      </w:tr>
+    </w:tbl>
+    <w:p>
+      <w:pPr>
+        <w:rPr>
+          <w:rFonts w:ascii="Tisa Offc Serif Pro" w:hAnsi="Tisa Offc Serif Pro" w:cs="Times New Roman"/>
+        </w:rPr>
+      </w:pPr>
+    </w:p>
+    <w:p>
+      <w:pPr>
         <w:rPr>
           <w:rFonts w:ascii="Tisa Offc Serif Pro" w:hAnsi="Tisa Offc Serif Pro" w:cs="Times New Roman"/>
           <w:b/>
           <w:bCs/>
-        </w:rPr>
-        <w:t xml:space="preserve"> scaling</w:t>
-      </w:r>
-      <w:r>
-        <w:rPr>
-          <w:rFonts w:ascii="Tisa Offc Serif Pro" w:hAnsi="Tisa Offc Serif Pro" w:cs="Times New Roman"/>
-        </w:rPr>
-        <w:t xml:space="preserve">. Since numerical attributes such as Designation, Resource Allocation, and Mental Fatigue Score have different numerical ranges, they are standardized using </w:t>
-      </w:r>
-      <w:proofErr w:type="spellStart"/>
+          <w:sz w:val="26"/>
+          <w:szCs w:val="26"/>
+        </w:rPr>
+      </w:pPr>
       <w:r>
         <w:rPr>
           <w:rFonts w:ascii="Tisa Offc Serif Pro" w:hAnsi="Tisa Offc Serif Pro" w:cs="Times New Roman"/>
           <w:b/>
           <w:bCs/>
-        </w:rPr>
-        <w:t>StandardScaler</w:t>
-      </w:r>
-      <w:proofErr w:type="spellEnd"/>
-      <w:r>
-        <w:rPr>
-          <w:rFonts w:ascii="Tisa Offc Serif Pro" w:hAnsi="Tisa Offc Serif Pro" w:cs="Times New Roman"/>
-        </w:rPr>
-        <w:t>. Standardization transforms numerical values into a common scale with zero mean and unit variance, preventing features with larger numerical values from dominating the learning process. Although Random Forest algorithms are generally less sensitive to feature scaling than many other Machine Learning models, standardization ensures consistency throughout the preprocessing pipeline and improves compatibility with future model enhancements.</w:t>
-      </w:r>
-    </w:p>
-    <w:p>
-      <w:pPr>
-        <w:rPr>
-          <w:rFonts w:ascii="Tisa Offc Serif Pro" w:hAnsi="Tisa Offc Serif Pro" w:cs="Times New Roman"/>
-        </w:rPr>
-      </w:pPr>
-      <w:r>
-        <w:rPr>
-          <w:rFonts w:ascii="Tisa Offc Serif Pro" w:hAnsi="Tisa Offc Serif Pro" w:cs="Times New Roman"/>
-        </w:rPr>
-        <w:t xml:space="preserve">Once preprocessing is completed, the dataset is divided into </w:t>
+          <w:sz w:val="24"/>
+          <w:szCs w:val="24"/>
+        </w:rPr>
+        <w:t xml:space="preserve">     3.</w:t>
       </w:r>
       <w:r>
         <w:rPr>
           <w:rFonts w:ascii="Tisa Offc Serif Pro" w:hAnsi="Tisa Offc Serif Pro" w:cs="Times New Roman"/>
           <w:b/>
           <w:bCs/>
-        </w:rPr>
-        <w:t>training and testing subsets</w:t>
-      </w:r>
-      <w:r>
-        <w:rPr>
-          <w:rFonts w:ascii="Tisa Offc Serif Pro" w:hAnsi="Tisa Offc Serif Pro" w:cs="Times New Roman"/>
-        </w:rPr>
-        <w:t xml:space="preserve"> using an 80:20 split. Approximately 80% of the dataset is used to train the Machine Learning model, while the remaining 20% is reserved for evaluating its performance on previously unseen data. This approach helps determine whether the trained model has </w:t>
-      </w:r>
-      <w:r>
-        <w:rPr>
-          <w:rFonts w:ascii="Tisa Offc Serif Pro" w:hAnsi="Tisa Offc Serif Pro" w:cs="Times New Roman"/>
-        </w:rPr>
-        <w:lastRenderedPageBreak/>
-        <w:t>generalized effectively rather than memorizing the training data. Proper train-test splitting reduces the risk of overfitting and provides a realistic estimate of prediction performance in practical applications.</w:t>
-      </w:r>
-    </w:p>
-    <w:p>
-      <w:pPr>
-        <w:rPr>
-          <w:rFonts w:ascii="Tisa Offc Serif Pro" w:hAnsi="Tisa Offc Serif Pro" w:cs="Times New Roman"/>
-        </w:rPr>
-      </w:pPr>
-      <w:r>
-        <w:rPr>
-          <w:rFonts w:ascii="Tisa Offc Serif Pro" w:hAnsi="Tisa Offc Serif Pro" w:cs="Times New Roman"/>
-        </w:rPr>
-        <w:t xml:space="preserve">Following preprocessing, the project enters the </w:t>
+          <w:sz w:val="24"/>
+          <w:szCs w:val="24"/>
+        </w:rPr>
+        <w:t>3</w:t>
       </w:r>
       <w:r>
         <w:rPr>
           <w:rFonts w:ascii="Tisa Offc Serif Pro" w:hAnsi="Tisa Offc Serif Pro" w:cs="Times New Roman"/>
           <w:b/>
           <w:bCs/>
-        </w:rPr>
-        <w:t>feature engineering</w:t>
-      </w:r>
-      <w:r>
-        <w:rPr>
-          <w:rFonts w:ascii="Tisa Offc Serif Pro" w:hAnsi="Tisa Offc Serif Pro" w:cs="Times New Roman"/>
-        </w:rPr>
-        <w:t xml:space="preserve"> stage. Rather than including every available attribute, only the most relevant workplace factors are selected for prediction. The final feature set includes Gender, Company Type, WFH Setup Availability, Designation Level, Resource Allocation, and Mental Fatigue Score. These attributes collectively provide sufficient information for estimating employee burnout while maintaining a relatively simple and interpretable prediction model. Selecting meaningful features also reduces computational complexity and improves prediction efficiency.</w:t>
-      </w:r>
-    </w:p>
-    <w:p>
-      <w:pPr>
-        <w:rPr>
-          <w:rFonts w:ascii="Tisa Offc Serif Pro" w:hAnsi="Tisa Offc Serif Pro" w:cs="Times New Roman"/>
-        </w:rPr>
-      </w:pPr>
-      <w:r>
-        <w:rPr>
-          <w:rFonts w:ascii="Tisa Offc Serif Pro" w:hAnsi="Tisa Offc Serif Pro" w:cs="Times New Roman"/>
-        </w:rPr>
-        <w:t xml:space="preserve">The core prediction engine of the application is based on the </w:t>
+          <w:sz w:val="24"/>
+          <w:szCs w:val="24"/>
+        </w:rPr>
+        <w:t xml:space="preserve"> </w:t>
       </w:r>
       <w:r>
         <w:rPr>
           <w:rFonts w:ascii="Tisa Offc Serif Pro" w:hAnsi="Tisa Offc Serif Pro" w:cs="Times New Roman"/>
           <w:b/>
           <w:bCs/>
-        </w:rPr>
-        <w:t>Random Forest Regression algorithm</w:t>
-      </w:r>
-      <w:r>
-        <w:rPr>
-          <w:rFonts w:ascii="Tisa Offc Serif Pro" w:hAnsi="Tisa Offc Serif Pro" w:cs="Times New Roman"/>
-        </w:rPr>
-        <w:t>, a supervised ensemble Machine Learning technique. Unlike a single Decision Tree, Random Forest constructs numerous decision trees using randomly selected subsets of training samples and features. During prediction, the outputs of all trees are combined to produce a final burnout score. This ensemble approach significantly improves prediction accuracy while reducing variance and minimizing the risk of overfitting. Random Forest is particularly suitable for this application because it performs well on mixed numerical and categorical datasets, handles noisy data effectively, and provides built-in feature importance analysis.</w:t>
-      </w:r>
-    </w:p>
-    <w:p>
-      <w:pPr>
-        <w:rPr>
-          <w:rFonts w:ascii="Tisa Offc Serif Pro" w:hAnsi="Tisa Offc Serif Pro" w:cs="Times New Roman"/>
-        </w:rPr>
-      </w:pPr>
-      <w:r>
-        <w:rPr>
-          <w:rFonts w:ascii="Tisa Offc Serif Pro" w:hAnsi="Tisa Offc Serif Pro" w:cs="Times New Roman"/>
-        </w:rPr>
-        <w:t xml:space="preserve">One of the major advantages of the selected algorithm is its ability to calculate </w:t>
-      </w:r>
-      <w:r>
+          <w:sz w:val="24"/>
+          <w:szCs w:val="24"/>
+        </w:rPr>
+        <w:t>Data Preprocessing</w:t>
+      </w:r>
+    </w:p>
+    <w:tbl>
+      <w:tblPr>
+        <w:tblW w:w="0" w:type="auto"/>
+        <w:tblCellSpacing w:w="15" w:type="dxa"/>
+        <w:tblCellMar>
+          <w:top w:w="15" w:type="dxa"/>
+          <w:left w:w="15" w:type="dxa"/>
+          <w:bottom w:w="15" w:type="dxa"/>
+          <w:right w:w="15" w:type="dxa"/>
+        </w:tblCellMar>
+        <w:tblLook w:val="04A0" w:firstRow="1" w:lastRow="0" w:firstColumn="1" w:lastColumn="0" w:noHBand="0" w:noVBand="1"/>
+      </w:tblPr>
+      <w:tblGrid>
+        <w:gridCol w:w="2866"/>
+        <w:gridCol w:w="3321"/>
+      </w:tblGrid>
+      <w:tr>
+        <w:trPr>
+          <w:tblHeader/>
+          <w:tblCellSpacing w:w="15" w:type="dxa"/>
+        </w:trPr>
+        <w:tc>
+          <w:tcPr>
+            <w:tcW w:w="0" w:type="auto"/>
+            <w:vAlign w:val="center"/>
+            <w:hideMark/>
+          </w:tcPr>
+          <w:p>
+            <w:pPr>
+              <w:rPr>
+                <w:rFonts w:ascii="Tisa Offc Serif Pro" w:hAnsi="Tisa Offc Serif Pro" w:cs="Times New Roman"/>
+                <w:b/>
+                <w:bCs/>
+                <w:sz w:val="26"/>
+                <w:szCs w:val="26"/>
+              </w:rPr>
+            </w:pPr>
+            <w:r>
+              <w:rPr>
+                <w:rFonts w:ascii="Tisa Offc Serif Pro" w:hAnsi="Tisa Offc Serif Pro" w:cs="Times New Roman"/>
+                <w:b/>
+                <w:bCs/>
+                <w:sz w:val="26"/>
+                <w:szCs w:val="26"/>
+              </w:rPr>
+              <w:t>Step</w:t>
+            </w:r>
+          </w:p>
+        </w:tc>
+        <w:tc>
+          <w:tcPr>
+            <w:tcW w:w="0" w:type="auto"/>
+            <w:vAlign w:val="center"/>
+            <w:hideMark/>
+          </w:tcPr>
+          <w:p>
+            <w:pPr>
+              <w:rPr>
+                <w:rFonts w:ascii="Tisa Offc Serif Pro" w:hAnsi="Tisa Offc Serif Pro" w:cs="Times New Roman"/>
+                <w:b/>
+                <w:bCs/>
+                <w:sz w:val="26"/>
+                <w:szCs w:val="26"/>
+              </w:rPr>
+            </w:pPr>
+            <w:r>
+              <w:rPr>
+                <w:rFonts w:ascii="Tisa Offc Serif Pro" w:hAnsi="Tisa Offc Serif Pro" w:cs="Times New Roman"/>
+                <w:b/>
+                <w:bCs/>
+                <w:sz w:val="26"/>
+                <w:szCs w:val="26"/>
+              </w:rPr>
+              <w:t>Purpose</w:t>
+            </w:r>
+          </w:p>
+        </w:tc>
+      </w:tr>
+      <w:tr>
+        <w:trPr>
+          <w:tblCellSpacing w:w="15" w:type="dxa"/>
+        </w:trPr>
+        <w:tc>
+          <w:tcPr>
+            <w:tcW w:w="0" w:type="auto"/>
+            <w:vAlign w:val="center"/>
+            <w:hideMark/>
+          </w:tcPr>
+          <w:p>
+            <w:pPr>
+              <w:rPr>
+                <w:rFonts w:ascii="Tisa Offc Serif Pro" w:hAnsi="Tisa Offc Serif Pro" w:cs="Times New Roman"/>
+                <w:sz w:val="26"/>
+                <w:szCs w:val="26"/>
+              </w:rPr>
+            </w:pPr>
+            <w:r>
+              <w:rPr>
+                <w:rFonts w:ascii="Tisa Offc Serif Pro" w:hAnsi="Tisa Offc Serif Pro" w:cs="Times New Roman"/>
+                <w:sz w:val="26"/>
+                <w:szCs w:val="26"/>
+              </w:rPr>
+              <w:t>Missing Value Handling</w:t>
+            </w:r>
+          </w:p>
+        </w:tc>
+        <w:tc>
+          <w:tcPr>
+            <w:tcW w:w="0" w:type="auto"/>
+            <w:vAlign w:val="center"/>
+            <w:hideMark/>
+          </w:tcPr>
+          <w:p>
+            <w:pPr>
+              <w:rPr>
+                <w:rFonts w:ascii="Tisa Offc Serif Pro" w:hAnsi="Tisa Offc Serif Pro" w:cs="Times New Roman"/>
+                <w:sz w:val="26"/>
+                <w:szCs w:val="26"/>
+              </w:rPr>
+            </w:pPr>
+            <w:r>
+              <w:rPr>
+                <w:rFonts w:ascii="Tisa Offc Serif Pro" w:hAnsi="Tisa Offc Serif Pro" w:cs="Times New Roman"/>
+                <w:sz w:val="26"/>
+                <w:szCs w:val="26"/>
+              </w:rPr>
+              <w:t>Remove incomplete records</w:t>
+            </w:r>
+          </w:p>
+        </w:tc>
+      </w:tr>
+      <w:tr>
+        <w:trPr>
+          <w:tblCellSpacing w:w="15" w:type="dxa"/>
+        </w:trPr>
+        <w:tc>
+          <w:tcPr>
+            <w:tcW w:w="0" w:type="auto"/>
+            <w:vAlign w:val="center"/>
+            <w:hideMark/>
+          </w:tcPr>
+          <w:p>
+            <w:pPr>
+              <w:rPr>
+                <w:rFonts w:ascii="Tisa Offc Serif Pro" w:hAnsi="Tisa Offc Serif Pro" w:cs="Times New Roman"/>
+                <w:sz w:val="26"/>
+                <w:szCs w:val="26"/>
+              </w:rPr>
+            </w:pPr>
+            <w:r>
+              <w:rPr>
+                <w:rFonts w:ascii="Tisa Offc Serif Pro" w:hAnsi="Tisa Offc Serif Pro" w:cs="Times New Roman"/>
+                <w:sz w:val="26"/>
+                <w:szCs w:val="26"/>
+              </w:rPr>
+              <w:t>Label Encoding</w:t>
+            </w:r>
+          </w:p>
+        </w:tc>
+        <w:tc>
+          <w:tcPr>
+            <w:tcW w:w="0" w:type="auto"/>
+            <w:vAlign w:val="center"/>
+            <w:hideMark/>
+          </w:tcPr>
+          <w:p>
+            <w:pPr>
+              <w:rPr>
+                <w:rFonts w:ascii="Tisa Offc Serif Pro" w:hAnsi="Tisa Offc Serif Pro" w:cs="Times New Roman"/>
+                <w:sz w:val="26"/>
+                <w:szCs w:val="26"/>
+              </w:rPr>
+            </w:pPr>
+            <w:r>
+              <w:rPr>
+                <w:rFonts w:ascii="Tisa Offc Serif Pro" w:hAnsi="Tisa Offc Serif Pro" w:cs="Times New Roman"/>
+                <w:sz w:val="26"/>
+                <w:szCs w:val="26"/>
+              </w:rPr>
+              <w:t>Convert text to numeric</w:t>
+            </w:r>
+          </w:p>
+        </w:tc>
+      </w:tr>
+      <w:tr>
+        <w:trPr>
+          <w:tblCellSpacing w:w="15" w:type="dxa"/>
+        </w:trPr>
+        <w:tc>
+          <w:tcPr>
+            <w:tcW w:w="0" w:type="auto"/>
+            <w:vAlign w:val="center"/>
+            <w:hideMark/>
+          </w:tcPr>
+          <w:p>
+            <w:pPr>
+              <w:rPr>
+                <w:rFonts w:ascii="Tisa Offc Serif Pro" w:hAnsi="Tisa Offc Serif Pro" w:cs="Times New Roman"/>
+                <w:sz w:val="26"/>
+                <w:szCs w:val="26"/>
+              </w:rPr>
+            </w:pPr>
+            <w:proofErr w:type="spellStart"/>
+            <w:r>
+              <w:rPr>
+                <w:rFonts w:ascii="Tisa Offc Serif Pro" w:hAnsi="Tisa Offc Serif Pro" w:cs="Times New Roman"/>
+                <w:sz w:val="26"/>
+                <w:szCs w:val="26"/>
+              </w:rPr>
+              <w:t>StandardScaler</w:t>
+            </w:r>
+            <w:proofErr w:type="spellEnd"/>
+          </w:p>
+        </w:tc>
+        <w:tc>
+          <w:tcPr>
+            <w:tcW w:w="0" w:type="auto"/>
+            <w:vAlign w:val="center"/>
+            <w:hideMark/>
+          </w:tcPr>
+          <w:p>
+            <w:pPr>
+              <w:rPr>
+                <w:rFonts w:ascii="Tisa Offc Serif Pro" w:hAnsi="Tisa Offc Serif Pro" w:cs="Times New Roman"/>
+                <w:sz w:val="26"/>
+                <w:szCs w:val="26"/>
+              </w:rPr>
+            </w:pPr>
+            <w:r>
+              <w:rPr>
+                <w:rFonts w:ascii="Tisa Offc Serif Pro" w:hAnsi="Tisa Offc Serif Pro" w:cs="Times New Roman"/>
+                <w:sz w:val="26"/>
+                <w:szCs w:val="26"/>
+              </w:rPr>
+              <w:t>Normalize numerical values</w:t>
+            </w:r>
+          </w:p>
+        </w:tc>
+      </w:tr>
+      <w:tr>
+        <w:trPr>
+          <w:tblCellSpacing w:w="15" w:type="dxa"/>
+        </w:trPr>
+        <w:tc>
+          <w:tcPr>
+            <w:tcW w:w="0" w:type="auto"/>
+            <w:vAlign w:val="center"/>
+            <w:hideMark/>
+          </w:tcPr>
+          <w:p>
+            <w:pPr>
+              <w:rPr>
+                <w:rFonts w:ascii="Tisa Offc Serif Pro" w:hAnsi="Tisa Offc Serif Pro" w:cs="Times New Roman"/>
+                <w:sz w:val="26"/>
+                <w:szCs w:val="26"/>
+              </w:rPr>
+            </w:pPr>
+            <w:r>
+              <w:rPr>
+                <w:rFonts w:ascii="Tisa Offc Serif Pro" w:hAnsi="Tisa Offc Serif Pro" w:cs="Times New Roman"/>
+                <w:sz w:val="26"/>
+                <w:szCs w:val="26"/>
+              </w:rPr>
+              <w:t>Feature Selection</w:t>
+            </w:r>
+          </w:p>
+        </w:tc>
+        <w:tc>
+          <w:tcPr>
+            <w:tcW w:w="0" w:type="auto"/>
+            <w:vAlign w:val="center"/>
+            <w:hideMark/>
+          </w:tcPr>
+          <w:p>
+            <w:pPr>
+              <w:rPr>
+                <w:rFonts w:ascii="Tisa Offc Serif Pro" w:hAnsi="Tisa Offc Serif Pro" w:cs="Times New Roman"/>
+                <w:sz w:val="26"/>
+                <w:szCs w:val="26"/>
+              </w:rPr>
+            </w:pPr>
+            <w:r>
+              <w:rPr>
+                <w:rFonts w:ascii="Tisa Offc Serif Pro" w:hAnsi="Tisa Offc Serif Pro" w:cs="Times New Roman"/>
+                <w:sz w:val="26"/>
+                <w:szCs w:val="26"/>
+              </w:rPr>
+              <w:t>Keep important attributes</w:t>
+            </w:r>
+          </w:p>
+        </w:tc>
+      </w:tr>
+    </w:tbl>
+    <w:p>
+      <w:pPr>
+        <w:rPr>
+          <w:rFonts w:ascii="Tisa Offc Serif Pro" w:hAnsi="Tisa Offc Serif Pro" w:cs="Times New Roman"/>
+        </w:rPr>
+      </w:pPr>
+    </w:p>
+    <w:p>
+      <w:pPr>
         <w:rPr>
           <w:rFonts w:ascii="Tisa Offc Serif Pro" w:hAnsi="Tisa Offc Serif Pro" w:cs="Times New Roman"/>
           <w:b/>
           <w:bCs/>
-        </w:rPr>
-        <w:t>Feature Importance</w:t>
-      </w:r>
-      <w:r>
-        <w:rPr>
-          <w:rFonts w:ascii="Tisa Offc Serif Pro" w:hAnsi="Tisa Offc Serif Pro" w:cs="Times New Roman"/>
-        </w:rPr>
-        <w:t xml:space="preserve">. Instead of simply predicting a burnout score, the model determines how much each input feature contributes to the final prediction. The calculated importance values are converted into percentage contributions and displayed within the web application as </w:t>
-      </w:r>
+          <w:sz w:val="26"/>
+          <w:szCs w:val="26"/>
+        </w:rPr>
+      </w:pPr>
       <w:r>
         <w:rPr>
           <w:rFonts w:ascii="Tisa Offc Serif Pro" w:hAnsi="Tisa Offc Serif Pro" w:cs="Times New Roman"/>
           <w:b/>
           <w:bCs/>
-        </w:rPr>
-        <w:t>Factor Impact (%)</w:t>
-      </w:r>
-      <w:r>
-        <w:rPr>
-          <w:rFonts w:ascii="Tisa Offc Serif Pro" w:hAnsi="Tisa Offc Serif Pro" w:cs="Times New Roman"/>
-        </w:rPr>
-        <w:t>. This functionality increases transparency by helping users understand why the model produced a particular prediction. In most cases, the Mental Fatigue Score contributes the highest percentage toward burnout prediction, followed by Resource Allocation and Designation Level, indicating that workload and mental stress have the strongest influence on employee burnout.</w:t>
-      </w:r>
-    </w:p>
-    <w:p>
-      <w:pPr>
-        <w:rPr>
-          <w:rFonts w:ascii="Tisa Offc Serif Pro" w:hAnsi="Tisa Offc Serif Pro" w:cs="Times New Roman"/>
-        </w:rPr>
-      </w:pPr>
-      <w:r>
-        <w:rPr>
-          <w:rFonts w:ascii="Tisa Offc Serif Pro" w:hAnsi="Tisa Offc Serif Pro" w:cs="Times New Roman"/>
-        </w:rPr>
-        <w:t xml:space="preserve">After model training, the Random Forest model is evaluated using three standard regression metrics: </w:t>
+          <w:sz w:val="24"/>
+          <w:szCs w:val="24"/>
+        </w:rPr>
+        <w:t xml:space="preserve">     3.4 </w:t>
       </w:r>
       <w:r>
         <w:rPr>
           <w:rFonts w:ascii="Tisa Offc Serif Pro" w:hAnsi="Tisa Offc Serif Pro" w:cs="Times New Roman"/>
           <w:b/>
           <w:bCs/>
-        </w:rPr>
-        <w:t>Coefficient of Determination (R² Score), Root Mean Squared Error (RMSE</w:t>
-      </w:r>
-      <w:proofErr w:type="gramStart"/>
+          <w:sz w:val="24"/>
+          <w:szCs w:val="24"/>
+        </w:rPr>
+        <w:t>Model Training</w:t>
+      </w:r>
       <w:r>
         <w:rPr>
           <w:rFonts w:ascii="Tisa Offc Serif Pro" w:hAnsi="Tisa Offc Serif Pro" w:cs="Times New Roman"/>
           <w:b/>
           <w:bCs/>
-        </w:rPr>
-        <w:t>), and</w:t>
-      </w:r>
-      <w:proofErr w:type="gramEnd"/>
-      <w:r>
+          <w:sz w:val="24"/>
+          <w:szCs w:val="24"/>
+        </w:rPr>
+        <w:t xml:space="preserve"> Process</w:t>
+      </w:r>
+    </w:p>
+    <w:p>
+      <w:pPr>
+        <w:numPr>
+          <w:ilvl w:val="0"/>
+          <w:numId w:val="23"/>
+        </w:numPr>
+        <w:rPr>
+          <w:rFonts w:ascii="Tisa Offc Serif Pro" w:hAnsi="Tisa Offc Serif Pro" w:cs="Times New Roman"/>
+          <w:sz w:val="26"/>
+          <w:szCs w:val="26"/>
+        </w:rPr>
+      </w:pPr>
+      <w:r>
+        <w:rPr>
+          <w:rFonts w:ascii="Tisa Offc Serif Pro" w:hAnsi="Tisa Offc Serif Pro" w:cs="Times New Roman"/>
+          <w:sz w:val="26"/>
+          <w:szCs w:val="26"/>
+        </w:rPr>
+        <w:t xml:space="preserve">Split dataset (80:20) </w:t>
+      </w:r>
+    </w:p>
+    <w:p>
+      <w:pPr>
+        <w:numPr>
+          <w:ilvl w:val="0"/>
+          <w:numId w:val="23"/>
+        </w:numPr>
+        <w:rPr>
+          <w:rFonts w:ascii="Tisa Offc Serif Pro" w:hAnsi="Tisa Offc Serif Pro" w:cs="Times New Roman"/>
+          <w:sz w:val="26"/>
+          <w:szCs w:val="26"/>
+        </w:rPr>
+      </w:pPr>
+      <w:r>
+        <w:rPr>
+          <w:rFonts w:ascii="Tisa Offc Serif Pro" w:hAnsi="Tisa Offc Serif Pro" w:cs="Times New Roman"/>
+          <w:sz w:val="26"/>
+          <w:szCs w:val="26"/>
+        </w:rPr>
+        <w:t xml:space="preserve">Train Random Forest </w:t>
+      </w:r>
+    </w:p>
+    <w:p>
+      <w:pPr>
+        <w:numPr>
+          <w:ilvl w:val="0"/>
+          <w:numId w:val="23"/>
+        </w:numPr>
+        <w:rPr>
+          <w:rFonts w:ascii="Tisa Offc Serif Pro" w:hAnsi="Tisa Offc Serif Pro" w:cs="Times New Roman"/>
+          <w:sz w:val="26"/>
+          <w:szCs w:val="26"/>
+        </w:rPr>
+      </w:pPr>
+      <w:r>
+        <w:rPr>
+          <w:rFonts w:ascii="Tisa Offc Serif Pro" w:hAnsi="Tisa Offc Serif Pro" w:cs="Times New Roman"/>
+          <w:sz w:val="26"/>
+          <w:szCs w:val="26"/>
+        </w:rPr>
+        <w:t xml:space="preserve">Evaluate model </w:t>
+      </w:r>
+    </w:p>
+    <w:p>
+      <w:pPr>
+        <w:numPr>
+          <w:ilvl w:val="0"/>
+          <w:numId w:val="23"/>
+        </w:numPr>
+        <w:rPr>
+          <w:rFonts w:ascii="Tisa Offc Serif Pro" w:hAnsi="Tisa Offc Serif Pro" w:cs="Times New Roman"/>
+          <w:sz w:val="26"/>
+          <w:szCs w:val="26"/>
+        </w:rPr>
+      </w:pPr>
+      <w:r>
+        <w:rPr>
+          <w:rFonts w:ascii="Tisa Offc Serif Pro" w:hAnsi="Tisa Offc Serif Pro" w:cs="Times New Roman"/>
+          <w:sz w:val="26"/>
+          <w:szCs w:val="26"/>
+        </w:rPr>
+        <w:t xml:space="preserve">Save model </w:t>
+      </w:r>
+    </w:p>
+    <w:p>
+      <w:pPr>
+        <w:numPr>
+          <w:ilvl w:val="0"/>
+          <w:numId w:val="23"/>
+        </w:numPr>
+        <w:rPr>
+          <w:rFonts w:ascii="Tisa Offc Serif Pro" w:hAnsi="Tisa Offc Serif Pro" w:cs="Times New Roman"/>
+          <w:sz w:val="26"/>
+          <w:szCs w:val="26"/>
+        </w:rPr>
+      </w:pPr>
+      <w:r>
+        <w:rPr>
+          <w:rFonts w:ascii="Tisa Offc Serif Pro" w:hAnsi="Tisa Offc Serif Pro" w:cs="Times New Roman"/>
+          <w:sz w:val="26"/>
+          <w:szCs w:val="26"/>
+        </w:rPr>
+        <w:t xml:space="preserve">Deploy </w:t>
+      </w:r>
+    </w:p>
+    <w:p>
+      <w:pPr>
         <w:rPr>
           <w:rFonts w:ascii="Tisa Offc Serif Pro" w:hAnsi="Tisa Offc Serif Pro" w:cs="Times New Roman"/>
           <w:b/>
           <w:bCs/>
-        </w:rPr>
-        <w:t xml:space="preserve"> Mean Absolute Error (MAE)</w:t>
-      </w:r>
-      <w:r>
-        <w:rPr>
-          <w:rFonts w:ascii="Tisa Offc Serif Pro" w:hAnsi="Tisa Offc Serif Pro" w:cs="Times New Roman"/>
-        </w:rPr>
-        <w:t>. The R² Score measures how effectively the model explains variations in burnout scores, while RMSE and MAE quantify prediction errors. Lower RMSE and MAE values indicate better predictive performance. These evaluation metrics provide confidence that the trained model performs accurately on unseen employee records and can be reliably used for real-world prediction tasks.</w:t>
-      </w:r>
-    </w:p>
-    <w:p>
-      <w:pPr>
-        <w:rPr>
-          <w:rFonts w:ascii="Tisa Offc Serif Pro" w:hAnsi="Tisa Offc Serif Pro" w:cs="Times New Roman"/>
-        </w:rPr>
-      </w:pPr>
-      <w:r>
-        <w:rPr>
-          <w:rFonts w:ascii="Tisa Offc Serif Pro" w:hAnsi="Tisa Offc Serif Pro" w:cs="Times New Roman"/>
-        </w:rPr>
-        <w:t xml:space="preserve">Once the evaluation process is complete, the trained Machine Learning model, along with the Label Encoders, </w:t>
-      </w:r>
-      <w:proofErr w:type="spellStart"/>
-      <w:r>
-        <w:rPr>
-          <w:rFonts w:ascii="Tisa Offc Serif Pro" w:hAnsi="Tisa Offc Serif Pro" w:cs="Times New Roman"/>
-        </w:rPr>
-        <w:t>StandardScaler</w:t>
-      </w:r>
-      <w:proofErr w:type="spellEnd"/>
-      <w:r>
-        <w:rPr>
-          <w:rFonts w:ascii="Tisa Offc Serif Pro" w:hAnsi="Tisa Offc Serif Pro" w:cs="Times New Roman"/>
-        </w:rPr>
-        <w:t xml:space="preserve"> parameters, and evaluation metrics, is stored using serialization techniques. Saving these components eliminates the need to retrain the model </w:t>
-      </w:r>
-      <w:r>
-        <w:rPr>
-          <w:rFonts w:ascii="Tisa Offc Serif Pro" w:hAnsi="Tisa Offc Serif Pro" w:cs="Times New Roman"/>
-        </w:rPr>
-        <w:lastRenderedPageBreak/>
-        <w:t>every time the application starts, thereby reducing startup time and improving system efficiency. During application initialization, the saved model and preprocessing objects are loaded automatically into memory, making real-time predictions possible within milliseconds.</w:t>
-      </w:r>
-    </w:p>
-    <w:p>
-      <w:pPr>
-        <w:rPr>
-          <w:rFonts w:ascii="Tisa Offc Serif Pro" w:hAnsi="Tisa Offc Serif Pro" w:cs="Times New Roman"/>
-        </w:rPr>
-      </w:pPr>
-      <w:r>
-        <w:rPr>
-          <w:rFonts w:ascii="Tisa Offc Serif Pro" w:hAnsi="Tisa Offc Serif Pro" w:cs="Times New Roman"/>
-        </w:rPr>
-        <w:t xml:space="preserve">The final stage of the methodology involves </w:t>
-      </w:r>
-      <w:r>
-        <w:rPr>
-          <w:rFonts w:ascii="Tisa Offc Serif Pro" w:hAnsi="Tisa Offc Serif Pro" w:cs="Times New Roman"/>
-          <w:b/>
-          <w:bCs/>
-        </w:rPr>
-        <w:t>deployment and real-time prediction</w:t>
-      </w:r>
-      <w:r>
-        <w:rPr>
-          <w:rFonts w:ascii="Tisa Offc Serif Pro" w:hAnsi="Tisa Offc Serif Pro" w:cs="Times New Roman"/>
-        </w:rPr>
-        <w:t>. The Machine Learning model is integrated with a Flask-based web application that serves as the user interface. Users can either manually enter employee information for single predictions or upload CSV files containing multiple employee records for batch processing. Submitted data is automatically validated, encoded, scaled, and passed to the trained Random Forest model. The predicted burnout score is then categorized into Low (0.00–0.30), Medium (0.31–0.60), or High (0.61–1.00) burnout levels. The application displays the burnout score using an animated speedometer gauge, presents feature contribution percentages, and generates personalized recommendations based on the predicted risk level.</w:t>
-      </w:r>
-    </w:p>
-    <w:p>
-      <w:pPr>
-        <w:rPr>
-          <w:rFonts w:ascii="Tisa Offc Serif Pro" w:hAnsi="Tisa Offc Serif Pro" w:cs="Times New Roman"/>
-        </w:rPr>
-      </w:pPr>
-      <w:r>
-        <w:rPr>
-          <w:rFonts w:ascii="Tisa Offc Serif Pro" w:hAnsi="Tisa Offc Serif Pro" w:cs="Times New Roman"/>
-        </w:rPr>
-        <w:t>This end-to-end methodology demonstrates the integration of data preprocessing, feature engineering, Machine Learning, model evaluation, explainability, and web deployment into a single intelligent application. The structured workflow ensures prediction accuracy, user transparency, and scalability, making the developed system suitable for educational demonstrations as well as practical Human Resource Analytics applications. The methodology also provides a strong foundation for future improvements, including Explainable Artificial Intelligence (XAI), cloud deployment, continuous model retraining, and integration with enterprise Human Resource Management Systems (HRMS).</w:t>
-      </w:r>
-    </w:p>
-    <w:p>
-      <w:pPr>
-        <w:rPr>
-          <w:rFonts w:ascii="Tisa Offc Serif Pro" w:hAnsi="Tisa Offc Serif Pro" w:cs="Times New Roman"/>
+          <w:sz w:val="26"/>
+          <w:szCs w:val="26"/>
         </w:rPr>
       </w:pPr>
     </w:p>
@@ -1687,351 +2734,974 @@
           <w:rFonts w:ascii="Tisa Offc Serif Pro" w:hAnsi="Tisa Offc Serif Pro" w:cs="Times New Roman"/>
           <w:b/>
           <w:bCs/>
+          <w:sz w:val="28"/>
+          <w:szCs w:val="28"/>
+        </w:rPr>
+        <w:t>Implementation &amp; Results</w:t>
+      </w:r>
+    </w:p>
+    <w:p>
+      <w:pPr>
+        <w:pStyle w:val="pdq2pgselectionanchorcontainer"/>
+        <w:jc w:val="both"/>
+        <w:rPr>
           <w:sz w:val="26"/>
           <w:szCs w:val="26"/>
         </w:rPr>
-        <w:t>Implementation &amp; Results</w:t>
-      </w:r>
-    </w:p>
-    <w:p>
-      <w:pPr>
-        <w:rPr>
-          <w:rFonts w:ascii="Tisa Offc Serif Pro" w:hAnsi="Tisa Offc Serif Pro" w:cs="Times New Roman"/>
-        </w:rPr>
-      </w:pPr>
-      <w:r>
-        <w:rPr>
-          <w:rFonts w:ascii="Tisa Offc Serif Pro" w:hAnsi="Tisa Offc Serif Pro" w:cs="Times New Roman"/>
-        </w:rPr>
-        <w:t xml:space="preserve">The Employee Burnout Prediction System has been implemented as a complete end-to-end Machine Learning web application that combines data preprocessing, model training, prediction, visualization, and deployment into a single platform. The application is developed using </w:t>
-      </w:r>
-      <w:r>
+      </w:pPr>
+      <w:r>
+        <w:rPr>
+          <w:rFonts w:ascii="Tisa Offc Serif Pro" w:eastAsiaTheme="minorHAnsi" w:hAnsi="Tisa Offc Serif Pro"/>
+          <w:kern w:val="2"/>
+          <w:sz w:val="26"/>
+          <w:szCs w:val="26"/>
+          <w:lang w:eastAsia="en-US"/>
+          <w14:ligatures w14:val="standardContextual"/>
+        </w:rPr>
+        <w:t xml:space="preserve">The Employee Burnout Prediction System was successfully implemented as a web-based application using Python, Flask, HTML, CSS, and JavaScript. The system integrates a trained Random Forest Regression model with an interactive user interface to provide real-time burnout predictions. It supports both single employee prediction and bulk CSV analysis while presenting </w:t>
+      </w:r>
+      <w:r>
+        <w:rPr>
+          <w:rFonts w:ascii="Tisa Offc Serif Pro" w:eastAsiaTheme="minorHAnsi" w:hAnsi="Tisa Offc Serif Pro"/>
+          <w:kern w:val="2"/>
+          <w:sz w:val="26"/>
+          <w:szCs w:val="26"/>
+          <w:lang w:eastAsia="en-US"/>
+          <w14:ligatures w14:val="standardContextual"/>
+        </w:rPr>
+        <w:lastRenderedPageBreak/>
+        <w:t>prediction results through visual indicators, feature importance, and personalized recommendations. The following sections describe the major application modules and demonstrate the overall functionality and performance of the developed system.</w:t>
+      </w:r>
+    </w:p>
+    <w:p>
+      <w:pPr>
+        <w:rPr>
+          <w:rFonts w:ascii="Tisa Offc Serif Pro" w:hAnsi="Tisa Offc Serif Pro" w:cs="Times New Roman"/>
+        </w:rPr>
+      </w:pPr>
+    </w:p>
+    <w:p>
+      <w:pPr>
         <w:rPr>
           <w:rFonts w:ascii="Tisa Offc Serif Pro" w:hAnsi="Tisa Offc Serif Pro" w:cs="Times New Roman"/>
           <w:b/>
           <w:bCs/>
-        </w:rPr>
-        <w:t>Python</w:t>
-      </w:r>
-      <w:r>
-        <w:rPr>
-          <w:rFonts w:ascii="Tisa Offc Serif Pro" w:hAnsi="Tisa Offc Serif Pro" w:cs="Times New Roman"/>
-        </w:rPr>
-        <w:t xml:space="preserve"> as the primary programming language, while the </w:t>
-      </w:r>
+          <w:sz w:val="24"/>
+          <w:szCs w:val="24"/>
+        </w:rPr>
+      </w:pPr>
       <w:r>
         <w:rPr>
           <w:rFonts w:ascii="Tisa Offc Serif Pro" w:hAnsi="Tisa Offc Serif Pro" w:cs="Times New Roman"/>
           <w:b/>
           <w:bCs/>
-        </w:rPr>
-        <w:t>Flask</w:t>
-      </w:r>
-      <w:r>
-        <w:rPr>
-          <w:rFonts w:ascii="Tisa Offc Serif Pro" w:hAnsi="Tisa Offc Serif Pro" w:cs="Times New Roman"/>
-        </w:rPr>
-        <w:t xml:space="preserve"> framework is used to build the backend server and manage communication between the Machine Learning model and the user interface. The frontend is designed using </w:t>
+          <w:sz w:val="24"/>
+          <w:szCs w:val="24"/>
+        </w:rPr>
+        <w:t xml:space="preserve">     </w:t>
       </w:r>
       <w:r>
         <w:rPr>
           <w:rFonts w:ascii="Tisa Offc Serif Pro" w:hAnsi="Tisa Offc Serif Pro" w:cs="Times New Roman"/>
           <w:b/>
           <w:bCs/>
-        </w:rPr>
-        <w:t>HTML5</w:t>
-      </w:r>
-      <w:r>
-        <w:rPr>
-          <w:rFonts w:ascii="Tisa Offc Serif Pro" w:hAnsi="Tisa Offc Serif Pro" w:cs="Times New Roman"/>
-        </w:rPr>
-        <w:t xml:space="preserve">, </w:t>
-      </w:r>
+          <w:sz w:val="24"/>
+          <w:szCs w:val="24"/>
+        </w:rPr>
+        <w:t>4.1 Single Prediction</w:t>
+      </w:r>
+    </w:p>
+    <w:p>
+      <w:pPr>
+        <w:ind w:left="720"/>
+        <w:jc w:val="both"/>
+        <w:rPr>
+          <w:rFonts w:ascii="Tisa Offc Serif Pro" w:hAnsi="Tisa Offc Serif Pro" w:cs="Times New Roman"/>
+          <w:sz w:val="26"/>
+          <w:szCs w:val="26"/>
+        </w:rPr>
+      </w:pPr>
       <w:r>
         <w:rPr>
           <w:rFonts w:ascii="Tisa Offc Serif Pro" w:hAnsi="Tisa Offc Serif Pro" w:cs="Times New Roman"/>
           <w:b/>
           <w:bCs/>
-        </w:rPr>
-        <w:t>CSS3</w:t>
-      </w:r>
-      <w:r>
-        <w:rPr>
-          <w:rFonts w:ascii="Tisa Offc Serif Pro" w:hAnsi="Tisa Offc Serif Pro" w:cs="Times New Roman"/>
-        </w:rPr>
-        <w:t xml:space="preserve">, and </w:t>
-      </w:r>
-      <w:r>
+          <w:sz w:val="26"/>
+          <w:szCs w:val="26"/>
+        </w:rPr>
+        <w:t>Description</w:t>
+      </w:r>
+    </w:p>
+    <w:p>
+      <w:pPr>
+        <w:ind w:left="720"/>
+        <w:jc w:val="both"/>
         <w:rPr>
           <w:rFonts w:ascii="Tisa Offc Serif Pro" w:hAnsi="Tisa Offc Serif Pro" w:cs="Times New Roman"/>
           <w:b/>
           <w:bCs/>
-        </w:rPr>
-        <w:t>JavaScript</w:t>
-      </w:r>
-      <w:r>
-        <w:rPr>
-          <w:rFonts w:ascii="Tisa Offc Serif Pro" w:hAnsi="Tisa Offc Serif Pro" w:cs="Times New Roman"/>
-        </w:rPr>
-        <w:t xml:space="preserve">, providing a responsive and interactive environment for users. The project has also been deployed online through </w:t>
-      </w:r>
-      <w:proofErr w:type="spellStart"/>
-      <w:r>
+          <w:sz w:val="24"/>
+          <w:szCs w:val="24"/>
+        </w:rPr>
+      </w:pPr>
+      <w:r>
+        <w:rPr>
+          <w:noProof/>
+        </w:rPr>
+        <w:drawing>
+          <wp:anchor distT="0" distB="0" distL="114300" distR="114300" simplePos="0" relativeHeight="251659264" behindDoc="0" locked="0" layoutInCell="1" allowOverlap="1" wp14:anchorId="0A7DB688" wp14:editId="4D49B1D4">
+            <wp:simplePos x="0" y="0"/>
+            <wp:positionH relativeFrom="column">
+              <wp:posOffset>812800</wp:posOffset>
+            </wp:positionH>
+            <wp:positionV relativeFrom="paragraph">
+              <wp:posOffset>1054735</wp:posOffset>
+            </wp:positionV>
+            <wp:extent cx="4495800" cy="2804770"/>
+            <wp:effectExtent l="0" t="0" r="0" b="0"/>
+            <wp:wrapSquare wrapText="bothSides"/>
+            <wp:docPr id="951816948" name="Picture 1"/>
+            <wp:cNvGraphicFramePr>
+              <a:graphicFrameLocks xmlns:a="http://schemas.openxmlformats.org/drawingml/2006/main" noChangeAspect="1"/>
+            </wp:cNvGraphicFramePr>
+            <a:graphic xmlns:a="http://schemas.openxmlformats.org/drawingml/2006/main">
+              <a:graphicData uri="http://schemas.openxmlformats.org/drawingml/2006/picture">
+                <pic:pic xmlns:pic="http://schemas.openxmlformats.org/drawingml/2006/picture">
+                  <pic:nvPicPr>
+                    <pic:cNvPr id="0" name="Picture 286"/>
+                    <pic:cNvPicPr>
+                      <a:picLocks noChangeAspect="1" noChangeArrowheads="1"/>
+                    </pic:cNvPicPr>
+                  </pic:nvPicPr>
+                  <pic:blipFill>
+                    <a:blip r:embed="rId14" cstate="print">
+                      <a:extLst>
+                        <a:ext uri="{28A0092B-C50C-407E-A947-70E740481C1C}">
+                          <a14:useLocalDpi xmlns:a14="http://schemas.microsoft.com/office/drawing/2010/main" val="0"/>
+                        </a:ext>
+                      </a:extLst>
+                    </a:blip>
+                    <a:srcRect/>
+                    <a:stretch>
+                      <a:fillRect/>
+                    </a:stretch>
+                  </pic:blipFill>
+                  <pic:spPr bwMode="auto">
+                    <a:xfrm>
+                      <a:off x="0" y="0"/>
+                      <a:ext cx="4495800" cy="2804770"/>
+                    </a:xfrm>
+                    <a:prstGeom prst="rect">
+                      <a:avLst/>
+                    </a:prstGeom>
+                    <a:noFill/>
+                    <a:ln>
+                      <a:noFill/>
+                    </a:ln>
+                  </pic:spPr>
+                </pic:pic>
+              </a:graphicData>
+            </a:graphic>
+            <wp14:sizeRelH relativeFrom="margin">
+              <wp14:pctWidth>0</wp14:pctWidth>
+            </wp14:sizeRelH>
+            <wp14:sizeRelV relativeFrom="margin">
+              <wp14:pctHeight>0</wp14:pctHeight>
+            </wp14:sizeRelV>
+          </wp:anchor>
+        </w:drawing>
+      </w:r>
+      <w:r>
+        <w:rPr>
+          <w:rFonts w:ascii="Tisa Offc Serif Pro" w:hAnsi="Tisa Offc Serif Pro" w:cs="Times New Roman"/>
+          <w:sz w:val="26"/>
+          <w:szCs w:val="26"/>
+        </w:rPr>
+        <w:t>The Single Prediction module allows users to enter employee details manually. After preprocessing, the Random Forest model predicts the burnout score, displays the burnout level, feature importance, and recommendations.</w:t>
+      </w:r>
+    </w:p>
+    <w:p>
+      <w:pPr>
         <w:rPr>
           <w:rFonts w:ascii="Tisa Offc Serif Pro" w:hAnsi="Tisa Offc Serif Pro" w:cs="Times New Roman"/>
           <w:b/>
           <w:bCs/>
-        </w:rPr>
-        <w:t>Vercel</w:t>
-      </w:r>
-      <w:proofErr w:type="spellEnd"/>
-      <w:r>
-        <w:rPr>
-          <w:rFonts w:ascii="Tisa Offc Serif Pro" w:hAnsi="Tisa Offc Serif Pro" w:cs="Times New Roman"/>
-        </w:rPr>
-        <w:t>, allowing users to access the application directly from a web browser without requiring local installation.</w:t>
-      </w:r>
-    </w:p>
-    <w:p>
-      <w:pPr>
-        <w:rPr>
-          <w:rFonts w:ascii="Tisa Offc Serif Pro" w:hAnsi="Tisa Offc Serif Pro" w:cs="Times New Roman"/>
-        </w:rPr>
-      </w:pPr>
-      <w:r>
-        <w:rPr>
-          <w:rFonts w:ascii="Tisa Offc Serif Pro" w:hAnsi="Tisa Offc Serif Pro" w:cs="Times New Roman"/>
-        </w:rPr>
-        <w:t xml:space="preserve">During application startup, the system first checks whether a trained Machine Learning model already exists. If a previously trained model is available, it is loaded directly into memory together with the saved Label Encoders, </w:t>
-      </w:r>
-      <w:proofErr w:type="spellStart"/>
-      <w:r>
-        <w:rPr>
-          <w:rFonts w:ascii="Tisa Offc Serif Pro" w:hAnsi="Tisa Offc Serif Pro" w:cs="Times New Roman"/>
-        </w:rPr>
-        <w:t>StandardScaler</w:t>
-      </w:r>
-      <w:proofErr w:type="spellEnd"/>
-      <w:r>
-        <w:rPr>
-          <w:rFonts w:ascii="Tisa Offc Serif Pro" w:hAnsi="Tisa Offc Serif Pro" w:cs="Times New Roman"/>
-        </w:rPr>
-        <w:t xml:space="preserve"> parameters, and evaluation metrics. If these files are unavailable, the application automatically loads the dataset, performs preprocessing, trains a new Random Forest Regression model, evaluates its </w:t>
-      </w:r>
-      <w:r>
-        <w:rPr>
-          <w:rFonts w:ascii="Tisa Offc Serif Pro" w:hAnsi="Tisa Offc Serif Pro" w:cs="Times New Roman"/>
+          <w:sz w:val="26"/>
+          <w:szCs w:val="26"/>
+        </w:rPr>
+      </w:pPr>
+    </w:p>
+    <w:p>
+      <w:pPr>
+        <w:rPr>
+          <w:rFonts w:ascii="Tisa Offc Serif Pro" w:hAnsi="Tisa Offc Serif Pro" w:cs="Times New Roman"/>
+          <w:sz w:val="26"/>
+          <w:szCs w:val="26"/>
+        </w:rPr>
+      </w:pPr>
+    </w:p>
+    <w:p>
+      <w:pPr>
+        <w:rPr>
+          <w:rFonts w:ascii="Tisa Offc Serif Pro" w:hAnsi="Tisa Offc Serif Pro" w:cs="Times New Roman"/>
+          <w:b/>
+          <w:bCs/>
+          <w:sz w:val="26"/>
+          <w:szCs w:val="26"/>
+        </w:rPr>
+      </w:pPr>
+    </w:p>
+    <w:p>
+      <w:pPr>
+        <w:rPr>
+          <w:rFonts w:ascii="Tisa Offc Serif Pro" w:hAnsi="Tisa Offc Serif Pro" w:cs="Times New Roman"/>
+          <w:b/>
+          <w:bCs/>
+          <w:sz w:val="26"/>
+          <w:szCs w:val="26"/>
+        </w:rPr>
+      </w:pPr>
+    </w:p>
+    <w:p>
+      <w:pPr>
+        <w:rPr>
+          <w:rFonts w:ascii="Tisa Offc Serif Pro" w:hAnsi="Tisa Offc Serif Pro" w:cs="Times New Roman"/>
+          <w:b/>
+          <w:bCs/>
+          <w:sz w:val="26"/>
+          <w:szCs w:val="26"/>
+        </w:rPr>
+      </w:pPr>
+    </w:p>
+    <w:p>
+      <w:pPr>
+        <w:rPr>
+          <w:rFonts w:ascii="Tisa Offc Serif Pro" w:hAnsi="Tisa Offc Serif Pro" w:cs="Times New Roman"/>
+          <w:b/>
+          <w:bCs/>
+          <w:sz w:val="26"/>
+          <w:szCs w:val="26"/>
+        </w:rPr>
+      </w:pPr>
+    </w:p>
+    <w:p>
+      <w:pPr>
+        <w:rPr>
+          <w:rFonts w:ascii="Tisa Offc Serif Pro" w:hAnsi="Tisa Offc Serif Pro" w:cs="Times New Roman"/>
+          <w:b/>
+          <w:bCs/>
+          <w:sz w:val="26"/>
+          <w:szCs w:val="26"/>
+        </w:rPr>
+      </w:pPr>
+    </w:p>
+    <w:p>
+      <w:pPr>
+        <w:rPr>
+          <w:rFonts w:ascii="Tisa Offc Serif Pro" w:hAnsi="Tisa Offc Serif Pro" w:cs="Times New Roman"/>
+          <w:b/>
+          <w:bCs/>
+          <w:sz w:val="26"/>
+          <w:szCs w:val="26"/>
+        </w:rPr>
+      </w:pPr>
+    </w:p>
+    <w:p>
+      <w:pPr>
+        <w:jc w:val="center"/>
+        <w:rPr>
+          <w:rFonts w:ascii="Tisa Offc Serif Pro" w:hAnsi="Tisa Offc Serif Pro" w:cs="Times New Roman"/>
+          <w:i/>
+          <w:iCs/>
+          <w:color w:val="A6A6A6" w:themeColor="background1" w:themeShade="A6"/>
+          <w:sz w:val="26"/>
+          <w:szCs w:val="26"/>
+        </w:rPr>
+      </w:pPr>
+      <w:r>
+        <w:rPr>
+          <w:rFonts w:ascii="Tisa Offc Serif Pro" w:hAnsi="Tisa Offc Serif Pro" w:cs="Times New Roman"/>
+          <w:i/>
+          <w:iCs/>
+          <w:color w:val="A6A6A6" w:themeColor="background1" w:themeShade="A6"/>
+          <w:sz w:val="24"/>
+          <w:szCs w:val="24"/>
+        </w:rPr>
+        <w:t xml:space="preserve">Figure </w:t>
+      </w:r>
+      <w:r>
+        <w:rPr>
+          <w:rFonts w:ascii="Tisa Offc Serif Pro" w:hAnsi="Tisa Offc Serif Pro" w:cs="Times New Roman"/>
+          <w:i/>
+          <w:iCs/>
+          <w:color w:val="A6A6A6" w:themeColor="background1" w:themeShade="A6"/>
+          <w:sz w:val="24"/>
+          <w:szCs w:val="24"/>
+        </w:rPr>
+        <w:t>3</w:t>
+      </w:r>
+      <w:r>
+        <w:rPr>
+          <w:rFonts w:ascii="Tisa Offc Serif Pro" w:hAnsi="Tisa Offc Serif Pro" w:cs="Times New Roman"/>
+          <w:i/>
+          <w:iCs/>
+          <w:color w:val="A6A6A6" w:themeColor="background1" w:themeShade="A6"/>
+          <w:sz w:val="24"/>
+          <w:szCs w:val="24"/>
+        </w:rPr>
+        <w:t>: Single record prediction.</w:t>
+      </w:r>
+    </w:p>
+    <w:p>
+      <w:pPr>
+        <w:rPr>
+          <w:rFonts w:ascii="Tisa Offc Serif Pro" w:hAnsi="Tisa Offc Serif Pro" w:cs="Times New Roman"/>
+          <w:sz w:val="16"/>
+          <w:szCs w:val="16"/>
+        </w:rPr>
+      </w:pPr>
+      <w:r>
+        <w:rPr>
+          <w:rFonts w:ascii="Tisa Offc Serif Pro" w:hAnsi="Tisa Offc Serif Pro" w:cs="Times New Roman"/>
+          <w:b/>
+          <w:bCs/>
+          <w:sz w:val="24"/>
+          <w:szCs w:val="24"/>
+        </w:rPr>
+        <w:t xml:space="preserve">     </w:t>
+      </w:r>
+      <w:r>
+        <w:rPr>
+          <w:rFonts w:ascii="Tisa Offc Serif Pro" w:hAnsi="Tisa Offc Serif Pro" w:cs="Times New Roman"/>
+          <w:b/>
+          <w:bCs/>
+          <w:sz w:val="24"/>
+          <w:szCs w:val="24"/>
+        </w:rPr>
+        <w:t>4.2 Bulk Prediction</w:t>
+      </w:r>
+    </w:p>
+    <w:p>
+      <w:pPr>
+        <w:ind w:left="720"/>
+        <w:rPr>
+          <w:rFonts w:ascii="Tisa Offc Serif Pro" w:hAnsi="Tisa Offc Serif Pro" w:cs="Times New Roman"/>
+          <w:sz w:val="26"/>
+          <w:szCs w:val="26"/>
+        </w:rPr>
+      </w:pPr>
+      <w:r>
+        <w:rPr>
+          <w:rFonts w:ascii="Tisa Offc Serif Pro" w:hAnsi="Tisa Offc Serif Pro" w:cs="Times New Roman"/>
+          <w:b/>
+          <w:bCs/>
+          <w:sz w:val="26"/>
+          <w:szCs w:val="26"/>
+        </w:rPr>
+        <w:t>Description</w:t>
+      </w:r>
+    </w:p>
+    <w:p>
+      <w:pPr>
+        <w:ind w:left="720"/>
+        <w:rPr>
+          <w:rFonts w:ascii="Tisa Offc Serif Pro" w:hAnsi="Tisa Offc Serif Pro" w:cs="Times New Roman"/>
+          <w:sz w:val="26"/>
+          <w:szCs w:val="26"/>
+        </w:rPr>
+      </w:pPr>
+      <w:r>
+        <w:rPr>
+          <w:rFonts w:ascii="Tisa Offc Serif Pro" w:hAnsi="Tisa Offc Serif Pro" w:cs="Times New Roman"/>
+          <w:sz w:val="26"/>
+          <w:szCs w:val="26"/>
+        </w:rPr>
+        <w:t>Users can upload a CSV file containing multiple employee records. The system predicts burnout scores for every employee and generates a summary dashboard.</w:t>
+      </w:r>
+    </w:p>
+    <w:p>
+      <w:pPr>
+        <w:rPr>
+          <w:rFonts w:ascii="Tisa Offc Serif Pro" w:hAnsi="Tisa Offc Serif Pro" w:cs="Times New Roman"/>
+          <w:sz w:val="26"/>
+          <w:szCs w:val="26"/>
+        </w:rPr>
+      </w:pPr>
+    </w:p>
+    <w:p>
+      <w:pPr>
+        <w:rPr>
+          <w:rFonts w:ascii="Tisa Offc Serif Pro" w:hAnsi="Tisa Offc Serif Pro" w:cs="Times New Roman"/>
+          <w:sz w:val="26"/>
+          <w:szCs w:val="26"/>
+        </w:rPr>
+      </w:pPr>
+    </w:p>
+    <w:p>
+      <w:pPr>
+        <w:rPr>
+          <w:rFonts w:ascii="Tisa Offc Serif Pro" w:hAnsi="Tisa Offc Serif Pro" w:cs="Times New Roman"/>
+          <w:sz w:val="26"/>
+          <w:szCs w:val="26"/>
+        </w:rPr>
+      </w:pPr>
+      <w:r>
+        <w:rPr>
+          <w:noProof/>
         </w:rPr>
         <w:lastRenderedPageBreak/>
-        <w:t>performance, and saves the generated model for future use. This automatic model loading mechanism significantly reduces execution time and improves the efficiency of subsequent predictions.</w:t>
-      </w:r>
-    </w:p>
-    <w:p>
-      <w:pPr>
-        <w:rPr>
-          <w:rFonts w:ascii="Tisa Offc Serif Pro" w:hAnsi="Tisa Offc Serif Pro" w:cs="Times New Roman"/>
-        </w:rPr>
-      </w:pPr>
-      <w:r>
-        <w:rPr>
-          <w:rFonts w:ascii="Tisa Offc Serif Pro" w:hAnsi="Tisa Offc Serif Pro" w:cs="Times New Roman"/>
-        </w:rPr>
-        <w:t xml:space="preserve">The application provides two prediction modes to satisfy different organizational requirements. The </w:t>
-      </w:r>
-      <w:r>
+        <w:drawing>
+          <wp:anchor distT="0" distB="0" distL="114300" distR="114300" simplePos="0" relativeHeight="251661312" behindDoc="0" locked="0" layoutInCell="1" allowOverlap="1" wp14:anchorId="25682FE0" wp14:editId="11732668">
+            <wp:simplePos x="0" y="0"/>
+            <wp:positionH relativeFrom="column">
+              <wp:posOffset>699770</wp:posOffset>
+            </wp:positionH>
+            <wp:positionV relativeFrom="paragraph">
+              <wp:posOffset>0</wp:posOffset>
+            </wp:positionV>
+            <wp:extent cx="4492625" cy="2804160"/>
+            <wp:effectExtent l="0" t="0" r="3175" b="0"/>
+            <wp:wrapSquare wrapText="bothSides"/>
+            <wp:docPr id="21461996" name="Picture 1"/>
+            <wp:cNvGraphicFramePr>
+              <a:graphicFrameLocks xmlns:a="http://schemas.openxmlformats.org/drawingml/2006/main" noChangeAspect="1"/>
+            </wp:cNvGraphicFramePr>
+            <a:graphic xmlns:a="http://schemas.openxmlformats.org/drawingml/2006/main">
+              <a:graphicData uri="http://schemas.openxmlformats.org/drawingml/2006/picture">
+                <pic:pic xmlns:pic="http://schemas.openxmlformats.org/drawingml/2006/picture">
+                  <pic:nvPicPr>
+                    <pic:cNvPr id="21461996" name="Picture 1"/>
+                    <pic:cNvPicPr>
+                      <a:picLocks noChangeAspect="1" noChangeArrowheads="1"/>
+                    </pic:cNvPicPr>
+                  </pic:nvPicPr>
+                  <pic:blipFill>
+                    <a:blip r:embed="rId15" cstate="print">
+                      <a:extLst>
+                        <a:ext uri="{28A0092B-C50C-407E-A947-70E740481C1C}">
+                          <a14:useLocalDpi xmlns:a14="http://schemas.microsoft.com/office/drawing/2010/main" val="0"/>
+                        </a:ext>
+                      </a:extLst>
+                    </a:blip>
+                    <a:stretch>
+                      <a:fillRect/>
+                    </a:stretch>
+                  </pic:blipFill>
+                  <pic:spPr bwMode="auto">
+                    <a:xfrm>
+                      <a:off x="0" y="0"/>
+                      <a:ext cx="4492625" cy="2804160"/>
+                    </a:xfrm>
+                    <a:prstGeom prst="rect">
+                      <a:avLst/>
+                    </a:prstGeom>
+                    <a:noFill/>
+                    <a:ln>
+                      <a:noFill/>
+                    </a:ln>
+                  </pic:spPr>
+                </pic:pic>
+              </a:graphicData>
+            </a:graphic>
+          </wp:anchor>
+        </w:drawing>
+      </w:r>
+    </w:p>
+    <w:p>
+      <w:pPr>
+        <w:rPr>
+          <w:rFonts w:ascii="Tisa Offc Serif Pro" w:hAnsi="Tisa Offc Serif Pro" w:cs="Times New Roman"/>
+          <w:sz w:val="26"/>
+          <w:szCs w:val="26"/>
+        </w:rPr>
+      </w:pPr>
+    </w:p>
+    <w:p>
+      <w:pPr>
+        <w:rPr>
+          <w:rFonts w:ascii="Tisa Offc Serif Pro" w:hAnsi="Tisa Offc Serif Pro" w:cs="Times New Roman"/>
+          <w:sz w:val="26"/>
+          <w:szCs w:val="26"/>
+        </w:rPr>
+      </w:pPr>
+    </w:p>
+    <w:p>
+      <w:pPr>
+        <w:rPr>
+          <w:rFonts w:ascii="Tisa Offc Serif Pro" w:hAnsi="Tisa Offc Serif Pro" w:cs="Times New Roman"/>
+          <w:sz w:val="26"/>
+          <w:szCs w:val="26"/>
+        </w:rPr>
+      </w:pPr>
+    </w:p>
+    <w:p>
+      <w:pPr>
+        <w:rPr>
+          <w:rFonts w:ascii="Tisa Offc Serif Pro" w:hAnsi="Tisa Offc Serif Pro" w:cs="Times New Roman"/>
+          <w:sz w:val="26"/>
+          <w:szCs w:val="26"/>
+        </w:rPr>
+      </w:pPr>
+    </w:p>
+    <w:p>
+      <w:pPr>
         <w:rPr>
           <w:rFonts w:ascii="Tisa Offc Serif Pro" w:hAnsi="Tisa Offc Serif Pro" w:cs="Times New Roman"/>
           <w:b/>
           <w:bCs/>
-        </w:rPr>
-        <w:t>Single Employee Prediction</w:t>
-      </w:r>
-      <w:r>
-        <w:rPr>
-          <w:rFonts w:ascii="Tisa Offc Serif Pro" w:hAnsi="Tisa Offc Serif Pro" w:cs="Times New Roman"/>
-        </w:rPr>
-        <w:t xml:space="preserve"> module allows users to manually enter employee details, including Gender, Company Type, Work </w:t>
-      </w:r>
-      <w:proofErr w:type="gramStart"/>
-      <w:r>
-        <w:rPr>
-          <w:rFonts w:ascii="Tisa Offc Serif Pro" w:hAnsi="Tisa Offc Serif Pro" w:cs="Times New Roman"/>
-        </w:rPr>
-        <w:t>From</w:t>
-      </w:r>
-      <w:proofErr w:type="gramEnd"/>
-      <w:r>
-        <w:rPr>
-          <w:rFonts w:ascii="Tisa Offc Serif Pro" w:hAnsi="Tisa Offc Serif Pro" w:cs="Times New Roman"/>
-        </w:rPr>
-        <w:t xml:space="preserve"> Home availability, Designation Level, Resource Allocation, and Mental Fatigue Score. After validating the input data, the application performs feature encoding and scaling before passing the processed information to the trained Random Forest model. The model generates a burnout score between 0 and 1, which is then classified into Low, Medium, or High burnout categories. Along with the predicted burnout score, the application displays an animated speedometer gauge, personalized recommendations, and a detailed Feature Impact (%) chart showing how each feature contributed to the prediction. This explainable prediction process improves user confidence by making the Machine Learning model more transparent.</w:t>
-      </w:r>
-    </w:p>
-    <w:p>
-      <w:pPr>
-        <w:rPr>
-          <w:rFonts w:ascii="Tisa Offc Serif Pro" w:hAnsi="Tisa Offc Serif Pro" w:cs="Times New Roman"/>
-        </w:rPr>
-      </w:pPr>
-      <w:r>
-        <w:rPr>
-          <w:rFonts w:ascii="Tisa Offc Serif Pro" w:hAnsi="Tisa Offc Serif Pro" w:cs="Times New Roman"/>
-        </w:rPr>
-        <w:t xml:space="preserve">The second major functionality is the </w:t>
-      </w:r>
-      <w:r>
+          <w:sz w:val="26"/>
+          <w:szCs w:val="26"/>
+        </w:rPr>
+      </w:pPr>
+    </w:p>
+    <w:p>
+      <w:pPr>
+        <w:rPr>
+          <w:rFonts w:ascii="Tisa Offc Serif Pro" w:hAnsi="Tisa Offc Serif Pro" w:cs="Times New Roman"/>
+          <w:sz w:val="26"/>
+          <w:szCs w:val="26"/>
+        </w:rPr>
+      </w:pPr>
+    </w:p>
+    <w:p>
+      <w:pPr>
+        <w:rPr>
+          <w:rFonts w:ascii="Tisa Offc Serif Pro" w:hAnsi="Tisa Offc Serif Pro" w:cs="Times New Roman"/>
+          <w:sz w:val="26"/>
+          <w:szCs w:val="26"/>
+        </w:rPr>
+      </w:pPr>
+    </w:p>
+    <w:p>
+      <w:pPr>
+        <w:jc w:val="center"/>
+        <w:rPr>
+          <w:rFonts w:ascii="Tisa Offc Serif Pro" w:hAnsi="Tisa Offc Serif Pro" w:cs="Times New Roman"/>
+          <w:i/>
+          <w:iCs/>
+          <w:color w:val="A6A6A6" w:themeColor="background1" w:themeShade="A6"/>
+          <w:sz w:val="24"/>
+          <w:szCs w:val="24"/>
+        </w:rPr>
+      </w:pPr>
+      <w:r>
+        <w:rPr>
+          <w:rFonts w:ascii="Tisa Offc Serif Pro" w:hAnsi="Tisa Offc Serif Pro" w:cs="Times New Roman"/>
+          <w:i/>
+          <w:iCs/>
+          <w:color w:val="A6A6A6" w:themeColor="background1" w:themeShade="A6"/>
+          <w:sz w:val="24"/>
+          <w:szCs w:val="24"/>
+        </w:rPr>
+        <w:t xml:space="preserve">Figure </w:t>
+      </w:r>
+      <w:r>
+        <w:rPr>
+          <w:rFonts w:ascii="Tisa Offc Serif Pro" w:hAnsi="Tisa Offc Serif Pro" w:cs="Times New Roman"/>
+          <w:i/>
+          <w:iCs/>
+          <w:color w:val="A6A6A6" w:themeColor="background1" w:themeShade="A6"/>
+          <w:sz w:val="24"/>
+          <w:szCs w:val="24"/>
+        </w:rPr>
+        <w:t>4</w:t>
+      </w:r>
+      <w:r>
+        <w:rPr>
+          <w:rFonts w:ascii="Tisa Offc Serif Pro" w:hAnsi="Tisa Offc Serif Pro" w:cs="Times New Roman"/>
+          <w:i/>
+          <w:iCs/>
+          <w:color w:val="A6A6A6" w:themeColor="background1" w:themeShade="A6"/>
+          <w:sz w:val="24"/>
+          <w:szCs w:val="24"/>
+        </w:rPr>
+        <w:t xml:space="preserve">: </w:t>
+      </w:r>
+      <w:r>
+        <w:rPr>
+          <w:rFonts w:ascii="Tisa Offc Serif Pro" w:hAnsi="Tisa Offc Serif Pro" w:cs="Times New Roman"/>
+          <w:i/>
+          <w:iCs/>
+          <w:color w:val="A6A6A6" w:themeColor="background1" w:themeShade="A6"/>
+          <w:sz w:val="24"/>
+          <w:szCs w:val="24"/>
+        </w:rPr>
+        <w:t xml:space="preserve">Bulk </w:t>
+      </w:r>
+      <w:r>
+        <w:rPr>
+          <w:rFonts w:ascii="Tisa Offc Serif Pro" w:hAnsi="Tisa Offc Serif Pro" w:cs="Times New Roman"/>
+          <w:i/>
+          <w:iCs/>
+          <w:color w:val="A6A6A6" w:themeColor="background1" w:themeShade="A6"/>
+          <w:sz w:val="24"/>
+          <w:szCs w:val="24"/>
+        </w:rPr>
+        <w:t>records</w:t>
+      </w:r>
+      <w:r>
+        <w:rPr>
+          <w:rFonts w:ascii="Tisa Offc Serif Pro" w:hAnsi="Tisa Offc Serif Pro" w:cs="Times New Roman"/>
+          <w:i/>
+          <w:iCs/>
+          <w:color w:val="A6A6A6" w:themeColor="background1" w:themeShade="A6"/>
+          <w:sz w:val="24"/>
+          <w:szCs w:val="24"/>
+        </w:rPr>
+        <w:t xml:space="preserve"> from .CSV</w:t>
+      </w:r>
+      <w:r>
+        <w:rPr>
+          <w:rFonts w:ascii="Tisa Offc Serif Pro" w:hAnsi="Tisa Offc Serif Pro" w:cs="Times New Roman"/>
+          <w:i/>
+          <w:iCs/>
+          <w:color w:val="A6A6A6" w:themeColor="background1" w:themeShade="A6"/>
+          <w:sz w:val="24"/>
+          <w:szCs w:val="24"/>
+        </w:rPr>
+        <w:t xml:space="preserve"> file</w:t>
+      </w:r>
+      <w:r>
+        <w:rPr>
+          <w:rFonts w:ascii="Tisa Offc Serif Pro" w:hAnsi="Tisa Offc Serif Pro" w:cs="Times New Roman"/>
+          <w:i/>
+          <w:iCs/>
+          <w:color w:val="A6A6A6" w:themeColor="background1" w:themeShade="A6"/>
+          <w:sz w:val="24"/>
+          <w:szCs w:val="24"/>
+        </w:rPr>
+        <w:t xml:space="preserve"> prediction.</w:t>
+      </w:r>
+    </w:p>
+    <w:p>
+      <w:pPr>
+        <w:jc w:val="center"/>
+        <w:rPr>
+          <w:rFonts w:ascii="Tisa Offc Serif Pro" w:hAnsi="Tisa Offc Serif Pro" w:cs="Times New Roman"/>
+          <w:sz w:val="16"/>
+          <w:szCs w:val="16"/>
+        </w:rPr>
+      </w:pPr>
+    </w:p>
+    <w:p>
+      <w:pPr>
+        <w:rPr>
+          <w:rFonts w:ascii="Tisa Offc Serif Pro" w:hAnsi="Tisa Offc Serif Pro" w:cs="Times New Roman"/>
+        </w:rPr>
+      </w:pPr>
+    </w:p>
+    <w:p>
+      <w:pPr>
         <w:rPr>
           <w:rFonts w:ascii="Tisa Offc Serif Pro" w:hAnsi="Tisa Offc Serif Pro" w:cs="Times New Roman"/>
           <w:b/>
           <w:bCs/>
-        </w:rPr>
-        <w:t>Bulk CSV Prediction</w:t>
-      </w:r>
-      <w:r>
-        <w:rPr>
-          <w:rFonts w:ascii="Tisa Offc Serif Pro" w:hAnsi="Tisa Offc Serif Pro" w:cs="Times New Roman"/>
-        </w:rPr>
-        <w:t xml:space="preserve"> module, which is designed for Human Resource departments that need to evaluate multiple employees simultaneously. Instead of manually entering employee details one at a time, users can upload a CSV file containing hundreds of employee records. The application automatically validates the uploaded dataset, preprocesses every record, performs predictions for all employees, and generates a comprehensive summary dashboard. The results include the total number of employees </w:t>
-      </w:r>
-      <w:proofErr w:type="spellStart"/>
-      <w:r>
-        <w:rPr>
-          <w:rFonts w:ascii="Tisa Offc Serif Pro" w:hAnsi="Tisa Offc Serif Pro" w:cs="Times New Roman"/>
-        </w:rPr>
-        <w:t>analyzed</w:t>
-      </w:r>
-      <w:proofErr w:type="spellEnd"/>
-      <w:r>
-        <w:rPr>
-          <w:rFonts w:ascii="Tisa Offc Serif Pro" w:hAnsi="Tisa Offc Serif Pro" w:cs="Times New Roman"/>
-        </w:rPr>
-        <w:t xml:space="preserve">, average burnout score, distribution of burnout categories, identification of high-risk employees, and a detailed prediction table. A </w:t>
-      </w:r>
-      <w:proofErr w:type="gramStart"/>
-      <w:r>
-        <w:rPr>
-          <w:rFonts w:ascii="Tisa Offc Serif Pro" w:hAnsi="Tisa Offc Serif Pro" w:cs="Times New Roman"/>
-        </w:rPr>
-        <w:t>Top-5</w:t>
-      </w:r>
-      <w:proofErr w:type="gramEnd"/>
-      <w:r>
-        <w:rPr>
-          <w:rFonts w:ascii="Tisa Offc Serif Pro" w:hAnsi="Tisa Offc Serif Pro" w:cs="Times New Roman"/>
-        </w:rPr>
-        <w:t xml:space="preserve"> High-Risk Employees section with miniature speedometer gauges further assists HR professionals in prioritizing employees who require immediate attention. This module significantly reduces manual effort and enables efficient workforce analysis.</w:t>
-      </w:r>
-    </w:p>
-    <w:p>
-      <w:pPr>
-        <w:rPr>
-          <w:rFonts w:ascii="Tisa Offc Serif Pro" w:hAnsi="Tisa Offc Serif Pro" w:cs="Times New Roman"/>
-        </w:rPr>
-      </w:pPr>
-      <w:r>
-        <w:rPr>
-          <w:rFonts w:ascii="Tisa Offc Serif Pro" w:hAnsi="Tisa Offc Serif Pro" w:cs="Times New Roman"/>
-        </w:rPr>
-        <w:t xml:space="preserve">Another important component of the application is the </w:t>
-      </w:r>
+          <w:sz w:val="24"/>
+          <w:szCs w:val="24"/>
+        </w:rPr>
+      </w:pPr>
       <w:r>
         <w:rPr>
           <w:rFonts w:ascii="Tisa Offc Serif Pro" w:hAnsi="Tisa Offc Serif Pro" w:cs="Times New Roman"/>
           <w:b/>
           <w:bCs/>
-        </w:rPr>
-        <w:t>Model Insights Dashboard</w:t>
-      </w:r>
-      <w:r>
-        <w:rPr>
-          <w:rFonts w:ascii="Tisa Offc Serif Pro" w:hAnsi="Tisa Offc Serif Pro" w:cs="Times New Roman"/>
-        </w:rPr>
-        <w:t xml:space="preserve">. Unlike many prediction systems that only display </w:t>
-      </w:r>
-      <w:proofErr w:type="gramStart"/>
-      <w:r>
-        <w:rPr>
-          <w:rFonts w:ascii="Tisa Offc Serif Pro" w:hAnsi="Tisa Offc Serif Pro" w:cs="Times New Roman"/>
-        </w:rPr>
-        <w:t>final results</w:t>
-      </w:r>
-      <w:proofErr w:type="gramEnd"/>
-      <w:r>
-        <w:rPr>
-          <w:rFonts w:ascii="Tisa Offc Serif Pro" w:hAnsi="Tisa Offc Serif Pro" w:cs="Times New Roman"/>
-        </w:rPr>
-        <w:t xml:space="preserve">, this dashboard provides technical information regarding the trained Machine Learning model. Users can view important regression evaluation metrics such as the </w:t>
+          <w:sz w:val="24"/>
+          <w:szCs w:val="24"/>
+        </w:rPr>
+        <w:t xml:space="preserve">     </w:t>
       </w:r>
       <w:r>
         <w:rPr>
           <w:rFonts w:ascii="Tisa Offc Serif Pro" w:hAnsi="Tisa Offc Serif Pro" w:cs="Times New Roman"/>
           <w:b/>
           <w:bCs/>
-        </w:rPr>
-        <w:t>Coefficient of Determination (R² Score), Root Mean Squared Error (RMSE</w:t>
-      </w:r>
-      <w:proofErr w:type="gramStart"/>
+          <w:sz w:val="24"/>
+          <w:szCs w:val="24"/>
+        </w:rPr>
+        <w:t>4.3 Model Insights</w:t>
+      </w:r>
+    </w:p>
+    <w:p>
+      <w:pPr>
+        <w:ind w:left="720"/>
+        <w:rPr>
+          <w:rFonts w:ascii="Tisa Offc Serif Pro" w:hAnsi="Tisa Offc Serif Pro" w:cs="Times New Roman"/>
+          <w:sz w:val="26"/>
+          <w:szCs w:val="26"/>
+        </w:rPr>
+      </w:pPr>
       <w:r>
         <w:rPr>
           <w:rFonts w:ascii="Tisa Offc Serif Pro" w:hAnsi="Tisa Offc Serif Pro" w:cs="Times New Roman"/>
           <w:b/>
           <w:bCs/>
-        </w:rPr>
-        <w:t>), and</w:t>
-      </w:r>
-      <w:proofErr w:type="gramEnd"/>
-      <w:r>
+          <w:sz w:val="26"/>
+          <w:szCs w:val="26"/>
+        </w:rPr>
+        <w:t>Description</w:t>
+      </w:r>
+    </w:p>
+    <w:p>
+      <w:pPr>
+        <w:ind w:left="720"/>
+        <w:rPr>
+          <w:rFonts w:ascii="Tisa Offc Serif Pro" w:hAnsi="Tisa Offc Serif Pro" w:cs="Times New Roman"/>
+          <w:sz w:val="26"/>
+          <w:szCs w:val="26"/>
+        </w:rPr>
+      </w:pPr>
+      <w:r>
+        <w:rPr>
+          <w:noProof/>
+        </w:rPr>
+        <w:drawing>
+          <wp:anchor distT="0" distB="0" distL="114300" distR="114300" simplePos="0" relativeHeight="251663360" behindDoc="0" locked="0" layoutInCell="1" allowOverlap="1" wp14:anchorId="6B5A3C63" wp14:editId="46E92418">
+            <wp:simplePos x="0" y="0"/>
+            <wp:positionH relativeFrom="column">
+              <wp:posOffset>787400</wp:posOffset>
+            </wp:positionH>
+            <wp:positionV relativeFrom="paragraph">
+              <wp:posOffset>596900</wp:posOffset>
+            </wp:positionV>
+            <wp:extent cx="4492625" cy="2804160"/>
+            <wp:effectExtent l="0" t="0" r="3175" b="0"/>
+            <wp:wrapSquare wrapText="bothSides"/>
+            <wp:docPr id="1644237219" name="Picture 1"/>
+            <wp:cNvGraphicFramePr>
+              <a:graphicFrameLocks xmlns:a="http://schemas.openxmlformats.org/drawingml/2006/main" noChangeAspect="1"/>
+            </wp:cNvGraphicFramePr>
+            <a:graphic xmlns:a="http://schemas.openxmlformats.org/drawingml/2006/main">
+              <a:graphicData uri="http://schemas.openxmlformats.org/drawingml/2006/picture">
+                <pic:pic xmlns:pic="http://schemas.openxmlformats.org/drawingml/2006/picture">
+                  <pic:nvPicPr>
+                    <pic:cNvPr id="21461996" name="Picture 1"/>
+                    <pic:cNvPicPr>
+                      <a:picLocks noChangeAspect="1" noChangeArrowheads="1"/>
+                    </pic:cNvPicPr>
+                  </pic:nvPicPr>
+                  <pic:blipFill>
+                    <a:blip r:embed="rId15" cstate="print">
+                      <a:extLst>
+                        <a:ext uri="{28A0092B-C50C-407E-A947-70E740481C1C}">
+                          <a14:useLocalDpi xmlns:a14="http://schemas.microsoft.com/office/drawing/2010/main" val="0"/>
+                        </a:ext>
+                      </a:extLst>
+                    </a:blip>
+                    <a:stretch>
+                      <a:fillRect/>
+                    </a:stretch>
+                  </pic:blipFill>
+                  <pic:spPr bwMode="auto">
+                    <a:xfrm>
+                      <a:off x="0" y="0"/>
+                      <a:ext cx="4492625" cy="2804160"/>
+                    </a:xfrm>
+                    <a:prstGeom prst="rect">
+                      <a:avLst/>
+                    </a:prstGeom>
+                    <a:noFill/>
+                    <a:ln>
+                      <a:noFill/>
+                    </a:ln>
+                  </pic:spPr>
+                </pic:pic>
+              </a:graphicData>
+            </a:graphic>
+          </wp:anchor>
+        </w:drawing>
+      </w:r>
+      <w:r>
+        <w:rPr>
+          <w:rFonts w:ascii="Tisa Offc Serif Pro" w:hAnsi="Tisa Offc Serif Pro" w:cs="Times New Roman"/>
+          <w:sz w:val="26"/>
+          <w:szCs w:val="26"/>
+        </w:rPr>
+        <w:t>The Model Insights page displays R² Score, RMSE, MAE, dataset information, and feature importance to evaluate model performance.</w:t>
+      </w:r>
+    </w:p>
+    <w:p>
+      <w:pPr>
+        <w:rPr>
+          <w:rFonts w:ascii="Tisa Offc Serif Pro" w:hAnsi="Tisa Offc Serif Pro" w:cs="Times New Roman"/>
+          <w:sz w:val="26"/>
+          <w:szCs w:val="26"/>
+        </w:rPr>
+      </w:pPr>
+    </w:p>
+    <w:p>
+      <w:pPr>
         <w:rPr>
           <w:rFonts w:ascii="Tisa Offc Serif Pro" w:hAnsi="Tisa Offc Serif Pro" w:cs="Times New Roman"/>
           <w:b/>
           <w:bCs/>
-        </w:rPr>
-        <w:t xml:space="preserve"> Mean Absolute Error (MAE)</w:t>
-      </w:r>
-      <w:r>
-        <w:rPr>
-          <w:rFonts w:ascii="Tisa Offc Serif Pro" w:hAnsi="Tisa Offc Serif Pro" w:cs="Times New Roman"/>
-        </w:rPr>
-        <w:t>. In addition, the dashboard presents feature importance rankings, dataset information, training and testing sample sizes, and the list of input features used during model training. These insights improve transparency, allowing users to better understand how the prediction model operates and evaluate its reliability.</w:t>
-      </w:r>
-    </w:p>
-    <w:p>
-      <w:pPr>
-        <w:rPr>
-          <w:rFonts w:ascii="Tisa Offc Serif Pro" w:hAnsi="Tisa Offc Serif Pro" w:cs="Times New Roman"/>
-        </w:rPr>
-      </w:pPr>
-      <w:r>
-        <w:rPr>
-          <w:rFonts w:ascii="Tisa Offc Serif Pro" w:hAnsi="Tisa Offc Serif Pro" w:cs="Times New Roman"/>
-        </w:rPr>
-        <w:t xml:space="preserve">The developed application successfully demonstrates the integration of Machine Learning with modern web technologies. The prediction process is completed within a few seconds, providing immediate feedback to users while maintaining prediction consistency. The responsive user interface ensures compatibility across desktop and mobile devices, making </w:t>
-      </w:r>
-      <w:r>
-        <w:rPr>
-          <w:rFonts w:ascii="Tisa Offc Serif Pro" w:hAnsi="Tisa Offc Serif Pro" w:cs="Times New Roman"/>
-        </w:rPr>
-        <w:lastRenderedPageBreak/>
-        <w:t>the system suitable for practical organizational use as well as academic demonstrations. Overall, the implementation showcases how Artificial Intelligence can be effectively deployed through a user-friendly web application to support data-driven decision-making in Human Resource Analytics.</w:t>
-      </w:r>
-    </w:p>
-    <w:p>
-      <w:pPr>
-        <w:rPr>
-          <w:rFonts w:ascii="Tisa Offc Serif Pro" w:hAnsi="Tisa Offc Serif Pro" w:cs="Times New Roman"/>
-        </w:rPr>
-      </w:pPr>
-      <w:r>
-        <w:rPr>
-          <w:rFonts w:ascii="Tisa Offc Serif Pro" w:hAnsi="Tisa Offc Serif Pro" w:cs="Times New Roman"/>
-        </w:rPr>
-        <w:t xml:space="preserve">The overall performance of the Random Forest Regression model indicates that the selected algorithm is well suited for predicting employee burnout. By combining multiple decision trees, the model produces stable predictions while minimizing overfitting. Furthermore, the built-in feature importance capability enables explainability without requiring additional computational techniques. The successful deployment of the application demonstrates that Machine Learning models can be integrated seamlessly into real-world software systems, providing organizations with practical decision-support tools capable of improving employee well-being and organizational productivity. </w:t>
-      </w:r>
-    </w:p>
-    <w:p>
-      <w:pPr>
-        <w:rPr>
-          <w:rFonts w:ascii="Tisa Offc Serif Pro" w:hAnsi="Tisa Offc Serif Pro" w:cs="Times New Roman"/>
+          <w:sz w:val="26"/>
+          <w:szCs w:val="26"/>
+        </w:rPr>
+      </w:pPr>
+    </w:p>
+    <w:p>
+      <w:pPr>
+        <w:rPr>
+          <w:rFonts w:ascii="Tisa Offc Serif Pro" w:hAnsi="Tisa Offc Serif Pro" w:cs="Times New Roman"/>
+          <w:b/>
+          <w:bCs/>
+          <w:sz w:val="26"/>
+          <w:szCs w:val="26"/>
+        </w:rPr>
+      </w:pPr>
+    </w:p>
+    <w:p>
+      <w:pPr>
+        <w:rPr>
+          <w:rFonts w:ascii="Tisa Offc Serif Pro" w:hAnsi="Tisa Offc Serif Pro" w:cs="Times New Roman"/>
+          <w:b/>
+          <w:bCs/>
+          <w:sz w:val="26"/>
+          <w:szCs w:val="26"/>
+        </w:rPr>
+      </w:pPr>
+    </w:p>
+    <w:p>
+      <w:pPr>
+        <w:rPr>
+          <w:rFonts w:ascii="Tisa Offc Serif Pro" w:hAnsi="Tisa Offc Serif Pro" w:cs="Times New Roman"/>
+          <w:b/>
+          <w:bCs/>
+          <w:sz w:val="26"/>
+          <w:szCs w:val="26"/>
+        </w:rPr>
+      </w:pPr>
+    </w:p>
+    <w:p>
+      <w:pPr>
+        <w:rPr>
+          <w:rFonts w:ascii="Tisa Offc Serif Pro" w:hAnsi="Tisa Offc Serif Pro" w:cs="Times New Roman"/>
+          <w:b/>
+          <w:bCs/>
+          <w:sz w:val="26"/>
+          <w:szCs w:val="26"/>
+        </w:rPr>
+      </w:pPr>
+    </w:p>
+    <w:p>
+      <w:pPr>
+        <w:rPr>
+          <w:rFonts w:ascii="Tisa Offc Serif Pro" w:hAnsi="Tisa Offc Serif Pro" w:cs="Times New Roman"/>
+          <w:b/>
+          <w:bCs/>
+          <w:sz w:val="26"/>
+          <w:szCs w:val="26"/>
+        </w:rPr>
+      </w:pPr>
+    </w:p>
+    <w:p>
+      <w:pPr>
+        <w:rPr>
+          <w:rFonts w:ascii="Tisa Offc Serif Pro" w:hAnsi="Tisa Offc Serif Pro" w:cs="Times New Roman"/>
+          <w:b/>
+          <w:bCs/>
+          <w:sz w:val="26"/>
+          <w:szCs w:val="26"/>
+        </w:rPr>
+      </w:pPr>
+    </w:p>
+    <w:p>
+      <w:pPr>
+        <w:jc w:val="center"/>
+        <w:rPr>
+          <w:rFonts w:ascii="Tisa Offc Serif Pro" w:hAnsi="Tisa Offc Serif Pro" w:cs="Times New Roman"/>
+          <w:b/>
+          <w:bCs/>
+          <w:sz w:val="26"/>
+          <w:szCs w:val="26"/>
+        </w:rPr>
+      </w:pPr>
+      <w:r>
+        <w:rPr>
+          <w:rFonts w:ascii="Tisa Offc Serif Pro" w:hAnsi="Tisa Offc Serif Pro" w:cs="Times New Roman"/>
+          <w:i/>
+          <w:iCs/>
+          <w:color w:val="A6A6A6" w:themeColor="background1" w:themeShade="A6"/>
+          <w:sz w:val="24"/>
+          <w:szCs w:val="24"/>
+        </w:rPr>
+        <w:t xml:space="preserve">Figure </w:t>
+      </w:r>
+      <w:r>
+        <w:rPr>
+          <w:rFonts w:ascii="Tisa Offc Serif Pro" w:hAnsi="Tisa Offc Serif Pro" w:cs="Times New Roman"/>
+          <w:i/>
+          <w:iCs/>
+          <w:color w:val="A6A6A6" w:themeColor="background1" w:themeShade="A6"/>
+          <w:sz w:val="24"/>
+          <w:szCs w:val="24"/>
+        </w:rPr>
+        <w:t>5</w:t>
+      </w:r>
+      <w:r>
+        <w:rPr>
+          <w:rFonts w:ascii="Tisa Offc Serif Pro" w:hAnsi="Tisa Offc Serif Pro" w:cs="Times New Roman"/>
+          <w:i/>
+          <w:iCs/>
+          <w:color w:val="A6A6A6" w:themeColor="background1" w:themeShade="A6"/>
+          <w:sz w:val="24"/>
+          <w:szCs w:val="24"/>
+        </w:rPr>
+        <w:t xml:space="preserve">: </w:t>
+      </w:r>
+      <w:r>
+        <w:rPr>
+          <w:rFonts w:ascii="Tisa Offc Serif Pro" w:hAnsi="Tisa Offc Serif Pro" w:cs="Times New Roman"/>
+          <w:i/>
+          <w:iCs/>
+          <w:color w:val="A6A6A6" w:themeColor="background1" w:themeShade="A6"/>
+          <w:sz w:val="24"/>
+          <w:szCs w:val="24"/>
+        </w:rPr>
+        <w:t xml:space="preserve">Bulk </w:t>
+      </w:r>
+      <w:r>
+        <w:rPr>
+          <w:rFonts w:ascii="Tisa Offc Serif Pro" w:hAnsi="Tisa Offc Serif Pro" w:cs="Times New Roman"/>
+          <w:i/>
+          <w:iCs/>
+          <w:color w:val="A6A6A6" w:themeColor="background1" w:themeShade="A6"/>
+          <w:sz w:val="24"/>
+          <w:szCs w:val="24"/>
+        </w:rPr>
+        <w:t>records</w:t>
+      </w:r>
+      <w:r>
+        <w:rPr>
+          <w:rFonts w:ascii="Tisa Offc Serif Pro" w:hAnsi="Tisa Offc Serif Pro" w:cs="Times New Roman"/>
+          <w:i/>
+          <w:iCs/>
+          <w:color w:val="A6A6A6" w:themeColor="background1" w:themeShade="A6"/>
+          <w:sz w:val="24"/>
+          <w:szCs w:val="24"/>
+        </w:rPr>
+        <w:t xml:space="preserve"> from .CSV file</w:t>
+      </w:r>
+      <w:r>
+        <w:rPr>
+          <w:rFonts w:ascii="Tisa Offc Serif Pro" w:hAnsi="Tisa Offc Serif Pro" w:cs="Times New Roman"/>
+          <w:i/>
+          <w:iCs/>
+          <w:color w:val="A6A6A6" w:themeColor="background1" w:themeShade="A6"/>
+          <w:sz w:val="24"/>
+          <w:szCs w:val="24"/>
+        </w:rPr>
+        <w:t xml:space="preserve"> prediction</w:t>
+      </w:r>
+    </w:p>
+    <w:p>
+      <w:pPr>
+        <w:rPr>
+          <w:rFonts w:ascii="Tisa Offc Serif Pro" w:hAnsi="Tisa Offc Serif Pro" w:cs="Times New Roman"/>
+          <w:b/>
+          <w:bCs/>
+          <w:sz w:val="26"/>
+          <w:szCs w:val="26"/>
         </w:rPr>
       </w:pPr>
     </w:p>
@@ -2058,135 +3728,84 @@
           <w:sz w:val="26"/>
           <w:szCs w:val="26"/>
         </w:rPr>
+        <w:lastRenderedPageBreak/>
         <w:t>Conclusion</w:t>
       </w:r>
     </w:p>
     <w:p>
       <w:pPr>
-        <w:rPr>
-          <w:rFonts w:ascii="Tisa Offc Serif Pro" w:hAnsi="Tisa Offc Serif Pro" w:cs="Times New Roman"/>
-        </w:rPr>
-      </w:pPr>
-      <w:r>
-        <w:rPr>
-          <w:rFonts w:ascii="Tisa Offc Serif Pro" w:hAnsi="Tisa Offc Serif Pro" w:cs="Times New Roman"/>
-        </w:rPr>
-        <w:t>Employee burnout is a growing concern for organizations worldwide because it directly influences employee productivity, job satisfaction, workplace engagement, and overall organizational performance. Traditional approaches for identifying burnout often depend on manual evaluations, employee surveys, and managerial observations, which are subjective, time-consuming, and difficult to scale. The Employee Burnout Prediction System developed in this project demonstrates how Artificial Intelligence and Machine Learning can provide an intelligent, objective, and efficient alternative for identifying burnout risks at an early stage.</w:t>
-      </w:r>
-    </w:p>
-    <w:p>
-      <w:pPr>
-        <w:rPr>
-          <w:rFonts w:ascii="Tisa Offc Serif Pro" w:hAnsi="Tisa Offc Serif Pro" w:cs="Times New Roman"/>
-        </w:rPr>
-      </w:pPr>
-      <w:r>
-        <w:rPr>
-          <w:rFonts w:ascii="Tisa Offc Serif Pro" w:hAnsi="Tisa Offc Serif Pro" w:cs="Times New Roman"/>
-        </w:rPr>
-        <w:t xml:space="preserve">The developed application successfully integrates data preprocessing, feature engineering, Random Forest Regression, model evaluation, and web deployment into a unified end-to-end Machine Learning solution. By </w:t>
+        <w:jc w:val="both"/>
+        <w:rPr>
+          <w:rFonts w:ascii="Tisa Offc Serif Pro" w:hAnsi="Tisa Offc Serif Pro" w:cs="Times New Roman"/>
+        </w:rPr>
+      </w:pPr>
+      <w:r>
+        <w:rPr>
+          <w:rFonts w:ascii="Tisa Offc Serif Pro" w:hAnsi="Tisa Offc Serif Pro" w:cs="Times New Roman"/>
+        </w:rPr>
+        <w:t xml:space="preserve">The Employee Burnout Prediction System successfully demonstrates how Machine Learning can be applied to support Human Resource Analytics by identifying employees who may be at risk of burnout. Using a Random Forest Regression model, the system </w:t>
       </w:r>
       <w:proofErr w:type="spellStart"/>
       <w:r>
         <w:rPr>
           <w:rFonts w:ascii="Tisa Offc Serif Pro" w:hAnsi="Tisa Offc Serif Pro" w:cs="Times New Roman"/>
         </w:rPr>
-        <w:t>analyzing</w:t>
+        <w:t>analyzes</w:t>
       </w:r>
       <w:proofErr w:type="spellEnd"/>
       <w:r>
         <w:rPr>
           <w:rFonts w:ascii="Tisa Offc Serif Pro" w:hAnsi="Tisa Offc Serif Pro" w:cs="Times New Roman"/>
         </w:rPr>
-        <w:t xml:space="preserve"> workplace-related factors such as Gender, Company Type, Work </w:t>
+        <w:t xml:space="preserve"> workplace-related factors to predict a burnout score and classify employees into Low, Medium, or </w:t>
       </w:r>
       <w:proofErr w:type="gramStart"/>
       <w:r>
         <w:rPr>
           <w:rFonts w:ascii="Tisa Offc Serif Pro" w:hAnsi="Tisa Offc Serif Pro" w:cs="Times New Roman"/>
         </w:rPr>
-        <w:t>From</w:t>
+        <w:t>High risk</w:t>
       </w:r>
       <w:proofErr w:type="gramEnd"/>
       <w:r>
         <w:rPr>
           <w:rFonts w:ascii="Tisa Offc Serif Pro" w:hAnsi="Tisa Offc Serif Pro" w:cs="Times New Roman"/>
         </w:rPr>
-        <w:t xml:space="preserve"> Home availability, Designation, Resource Allocation, and Mental Fatigue Score, the system predicts a continuous burnout score ranging from 0 to 1 and classifies employees into Low, Medium, or High burnout categories. This approach provides more detailed information than simple classification models, enabling HR professionals to better understand the severity of employee burnout.</w:t>
-      </w:r>
-    </w:p>
-    <w:p>
-      <w:pPr>
-        <w:rPr>
-          <w:rFonts w:ascii="Tisa Offc Serif Pro" w:hAnsi="Tisa Offc Serif Pro" w:cs="Times New Roman"/>
-        </w:rPr>
-      </w:pPr>
-      <w:r>
-        <w:rPr>
-          <w:rFonts w:ascii="Tisa Offc Serif Pro" w:hAnsi="Tisa Offc Serif Pro" w:cs="Times New Roman"/>
-        </w:rPr>
-        <w:t xml:space="preserve">One of the key strengths of this project is its emphasis on </w:t>
-      </w:r>
-      <w:r>
-        <w:rPr>
-          <w:rFonts w:ascii="Tisa Offc Serif Pro" w:hAnsi="Tisa Offc Serif Pro" w:cs="Times New Roman"/>
-          <w:b/>
-          <w:bCs/>
-        </w:rPr>
-        <w:t>model explainability</w:t>
-      </w:r>
-      <w:r>
-        <w:rPr>
-          <w:rFonts w:ascii="Tisa Offc Serif Pro" w:hAnsi="Tisa Offc Serif Pro" w:cs="Times New Roman"/>
-        </w:rPr>
-        <w:t xml:space="preserve">. Instead of producing only prediction results, the application also presents Feature Impact (%) analysis, allowing users to understand which employee attributes contribute most significantly to burnout. The inclusion of an animated speedometer gauge, personalized recommendations, bulk CSV prediction, and a dedicated Model Insights dashboard further enhances the usability and transparency of the application. These features make the system not only </w:t>
-      </w:r>
-      <w:r>
-        <w:rPr>
-          <w:rFonts w:ascii="Tisa Offc Serif Pro" w:hAnsi="Tisa Offc Serif Pro" w:cs="Times New Roman"/>
-        </w:rPr>
-        <w:lastRenderedPageBreak/>
-        <w:t>technically effective but also user-friendly for HR professionals who may not possess extensive Machine Learning knowledge.</w:t>
-      </w:r>
-    </w:p>
-    <w:p>
-      <w:pPr>
-        <w:rPr>
-          <w:rFonts w:ascii="Tisa Offc Serif Pro" w:hAnsi="Tisa Offc Serif Pro" w:cs="Times New Roman"/>
-        </w:rPr>
-      </w:pPr>
-      <w:r>
-        <w:rPr>
-          <w:rFonts w:ascii="Tisa Offc Serif Pro" w:hAnsi="Tisa Offc Serif Pro" w:cs="Times New Roman"/>
-        </w:rPr>
-        <w:t xml:space="preserve">The successful deployment of the application using Flask and </w:t>
-      </w:r>
-      <w:proofErr w:type="spellStart"/>
-      <w:r>
-        <w:rPr>
-          <w:rFonts w:ascii="Tisa Offc Serif Pro" w:hAnsi="Tisa Offc Serif Pro" w:cs="Times New Roman"/>
-        </w:rPr>
-        <w:t>Vercel</w:t>
-      </w:r>
-      <w:proofErr w:type="spellEnd"/>
-      <w:r>
-        <w:rPr>
-          <w:rFonts w:ascii="Tisa Offc Serif Pro" w:hAnsi="Tisa Offc Serif Pro" w:cs="Times New Roman"/>
-        </w:rPr>
-        <w:t xml:space="preserve"> demonstrates that Machine Learning models can be transformed into practical web-based decision-support systems. Real-time prediction capability, responsive user interface design, and support for batch employee analysis make the application suitable for educational purposes as well as real-world organizational environments. The project also highlights the importance of combining data science techniques with software engineering principles to develop scalable AI-powered applications.</w:t>
-      </w:r>
-    </w:p>
-    <w:p>
-      <w:pPr>
-        <w:rPr>
-          <w:rFonts w:ascii="Tisa Offc Serif Pro" w:hAnsi="Tisa Offc Serif Pro" w:cs="Times New Roman"/>
-        </w:rPr>
-      </w:pPr>
-      <w:r>
-        <w:rPr>
-          <w:rFonts w:ascii="Tisa Offc Serif Pro" w:hAnsi="Tisa Offc Serif Pro" w:cs="Times New Roman"/>
-        </w:rPr>
-        <w:t xml:space="preserve">Although the current system provides reliable burnout predictions, there remains considerable scope for future enhancement. Integration with real-time Human Resource Management Systems (HRMS), cloud databases, Explainable Artificial Intelligence (XAI) techniques such as SHAP or LIME, user authentication, continuous model retraining, and advanced analytics dashboards could further improve the accuracy, scalability, and interpretability of the application. Overall, this project demonstrates the practical application of Machine Learning in Human Resource Analytics and provides a strong foundation for building intelligent employee wellness monitoring systems capable of supporting healthier, more productive workplaces. </w:t>
+        <w:t xml:space="preserve"> levels. The application provides a practical, data-driven approach for assisting organizations in monitoring employee well-being and making informed decisions.</w:t>
+      </w:r>
+    </w:p>
+    <w:p>
+      <w:pPr>
+        <w:jc w:val="both"/>
+        <w:rPr>
+          <w:rFonts w:ascii="Tisa Offc Serif Pro" w:hAnsi="Tisa Offc Serif Pro" w:cs="Times New Roman"/>
+        </w:rPr>
+      </w:pPr>
+      <w:r>
+        <w:rPr>
+          <w:rFonts w:ascii="Tisa Offc Serif Pro" w:hAnsi="Tisa Offc Serif Pro" w:cs="Times New Roman"/>
+        </w:rPr>
+        <w:t>The project integrates the complete Machine Learning workflow, including data preprocessing, feature engineering, model training, evaluation, and deployment into a Flask-based web application. Features such as single employee prediction, bulk CSV prediction, feature importance analysis, an animated speedometer gauge, personalized recommendations, and a Model Insights dashboard enhance the usability and transparency of the system. The deployed web application delivers real-time predictions through an intuitive and user-friendly interface.</w:t>
+      </w:r>
+    </w:p>
+    <w:p>
+      <w:pPr>
+        <w:jc w:val="both"/>
+        <w:rPr>
+          <w:rFonts w:ascii="Tisa Offc Serif Pro" w:hAnsi="Tisa Offc Serif Pro" w:cs="Times New Roman"/>
+        </w:rPr>
+      </w:pPr>
+      <w:r>
+        <w:rPr>
+          <w:rFonts w:ascii="Tisa Offc Serif Pro" w:hAnsi="Tisa Offc Serif Pro" w:cs="Times New Roman"/>
+        </w:rPr>
+        <w:t>Overall, this project demonstrates the successful combination of Artificial Intelligence, Machine Learning, and web development to solve a real-world workplace problem. With future enhancements such as HRMS integration, Explainable AI (SHAP/LIME), cloud deployment, and continuous model retraining, the system can be further improved into a comprehensive employee wellness and decision-support platform.</w:t>
+      </w:r>
+      <w:r>
+        <w:rPr>
+          <w:rFonts w:ascii="Tisa Offc Serif Pro" w:hAnsi="Tisa Offc Serif Pro" w:cs="Times New Roman"/>
+        </w:rPr>
+        <w:t xml:space="preserve"> </w:t>
       </w:r>
     </w:p>
     <w:p>
@@ -2353,7 +3972,7 @@
         </w:rPr>
         <w:t xml:space="preserve">. Available at: </w:t>
       </w:r>
-      <w:hyperlink r:id="rId18" w:tgtFrame="_new" w:history="1">
+      <w:hyperlink r:id="rId16" w:tgtFrame="_new" w:history="1">
         <w:r>
           <w:rPr>
             <w:rStyle w:val="Hyperlink"/>
@@ -2386,7 +4005,7 @@
         </w:rPr>
         <w:t xml:space="preserve">Flask Documentation. Available at: </w:t>
       </w:r>
-      <w:hyperlink r:id="rId19" w:tgtFrame="_new" w:history="1">
+      <w:hyperlink r:id="rId17" w:tgtFrame="_new" w:history="1">
         <w:r>
           <w:rPr>
             <w:rStyle w:val="Hyperlink"/>
@@ -2419,7 +4038,7 @@
         </w:rPr>
         <w:t xml:space="preserve">Scikit-learn Documentation. Available at: </w:t>
       </w:r>
-      <w:hyperlink r:id="rId20" w:tgtFrame="_new" w:history="1">
+      <w:hyperlink r:id="rId18" w:tgtFrame="_new" w:history="1">
         <w:r>
           <w:rPr>
             <w:rStyle w:val="Hyperlink"/>
@@ -2452,7 +4071,7 @@
         </w:rPr>
         <w:t xml:space="preserve">NumPy Documentation. Available at: </w:t>
       </w:r>
-      <w:hyperlink r:id="rId21" w:tgtFrame="_new" w:history="1">
+      <w:hyperlink r:id="rId19" w:tgtFrame="_new" w:history="1">
         <w:r>
           <w:rPr>
             <w:rStyle w:val="Hyperlink"/>
@@ -2485,7 +4104,7 @@
         </w:rPr>
         <w:t xml:space="preserve">Pandas Documentation. Available at: </w:t>
       </w:r>
-      <w:hyperlink r:id="rId22" w:tgtFrame="_new" w:history="1">
+      <w:hyperlink r:id="rId20" w:tgtFrame="_new" w:history="1">
         <w:r>
           <w:rPr>
             <w:rStyle w:val="Hyperlink"/>
@@ -2526,7 +4145,7 @@
         </w:rPr>
         <w:t xml:space="preserve"> Documentation. Available at: </w:t>
       </w:r>
-      <w:hyperlink r:id="rId23" w:tgtFrame="_new" w:history="1">
+      <w:hyperlink r:id="rId21" w:tgtFrame="_new" w:history="1">
         <w:r>
           <w:rPr>
             <w:rStyle w:val="Hyperlink"/>
@@ -2573,7 +4192,7 @@
         </w:rPr>
         <w:t xml:space="preserve"> (GitHub Repository). </w:t>
       </w:r>
-      <w:hyperlink r:id="rId24" w:tgtFrame="_new" w:history="1">
+      <w:hyperlink r:id="rId22" w:tgtFrame="_new" w:history="1">
         <w:r>
           <w:rPr>
             <w:rStyle w:val="Hyperlink"/>
@@ -2606,7 +4225,7 @@
         </w:rPr>
         <w:t xml:space="preserve">Live Project: </w:t>
       </w:r>
-      <w:hyperlink r:id="rId25" w:tgtFrame="_new" w:history="1">
+      <w:hyperlink r:id="rId23" w:tgtFrame="_new" w:history="1">
         <w:r>
           <w:rPr>
             <w:rStyle w:val="Hyperlink"/>
@@ -2670,16 +4289,6 @@
 <w:ftr xmlns:wpc="http://schemas.microsoft.com/office/word/2010/wordprocessingCanvas" xmlns:cx="http://schemas.microsoft.com/office/drawing/2014/chartex" xmlns:cx1="http://schemas.microsoft.com/office/drawing/2015/9/8/chartex" xmlns:cx2="http://schemas.microsoft.com/office/drawing/2015/10/21/chartex" xmlns:cx3="http://schemas.microsoft.com/office/drawing/2016/5/9/chartex" xmlns:cx4="http://schemas.microsoft.com/office/drawing/2016/5/10/chartex" xmlns:cx5="http://schemas.microsoft.com/office/drawing/2016/5/11/chartex" xmlns:cx6="http://schemas.microsoft.com/office/drawing/2016/5/12/chartex" xmlns:cx7="http://schemas.microsoft.com/office/drawing/2016/5/13/chartex" xmlns:cx8="http://schemas.microsoft.com/office/drawing/2016/5/14/chartex" xmlns:mc="http://schemas.openxmlformats.org/markup-compatibility/2006" xmlns:aink="http://schemas.microsoft.com/office/drawing/2016/ink" xmlns:am3d="http://schemas.microsoft.com/office/drawing/2017/model3d" xmlns:o="urn:schemas-microsoft-com:office:office" xmlns:oel="http://schemas.microsoft.com/office/2019/extlst" xmlns:r="http://schemas.openxmlformats.org/officeDocument/2006/relationships" xmlns:m="http://schemas.openxmlformats.org/officeDocument/2006/math" xmlns:v="urn:schemas-microsoft-com:vml" xmlns:wp14="http://schemas.microsoft.com/office/word/2010/wordprocessingDrawing" xmlns:wp="http://schemas.openxmlformats.org/drawingml/2006/wordprocessingDrawing" xmlns:w10="urn:schemas-microsoft-com:office:word" xmlns:w="http://schemas.openxmlformats.org/wordprocessingml/2006/main" xmlns:w14="http://schemas.microsoft.com/office/word/2010/wordml" xmlns:w15="http://schemas.microsoft.com/office/word/2012/wordml" xmlns:w16cex="http://schemas.microsoft.com/office/word/2018/wordml/cex" xmlns:w16cid="http://schemas.microsoft.com/office/word/2016/wordml/cid" xmlns:w16="http://schemas.microsoft.com/office/word/2018/wordml" xmlns:w16du="http://schemas.microsoft.com/office/word/2023/wordml/word16du" xmlns:w16sdtdh="http://schemas.microsoft.com/office/word/2020/wordml/sdtdatahash" xmlns:w16sdtfl="http://schemas.microsoft.com/office/word/2024/wordml/sdtformatlock" xmlns:w16se="http://schemas.microsoft.com/office/word/2015/wordml/symex" xmlns:wpg="http://schemas.microsoft.com/office/word/2010/wordprocessingGroup" xmlns:wpi="http://schemas.microsoft.com/office/word/2010/wordprocessingInk" xmlns:wne="http://schemas.microsoft.com/office/word/2006/wordml" xmlns:wps="http://schemas.microsoft.com/office/word/2010/wordprocessingShape" mc:Ignorable="w14 w15 w16se w16cid w16 w16cex w16sdtdh w16sdtfl w16du wp14">
   <w:p>
     <w:pPr>
-      <w:pStyle w:val="Footer"/>
-    </w:pPr>
-  </w:p>
-</w:ftr>
-</file>
-
-<file path=word/footer2.xml><?xml version="1.0" encoding="utf-8"?>
-<w:ftr xmlns:wpc="http://schemas.microsoft.com/office/word/2010/wordprocessingCanvas" xmlns:cx="http://schemas.microsoft.com/office/drawing/2014/chartex" xmlns:cx1="http://schemas.microsoft.com/office/drawing/2015/9/8/chartex" xmlns:cx2="http://schemas.microsoft.com/office/drawing/2015/10/21/chartex" xmlns:cx3="http://schemas.microsoft.com/office/drawing/2016/5/9/chartex" xmlns:cx4="http://schemas.microsoft.com/office/drawing/2016/5/10/chartex" xmlns:cx5="http://schemas.microsoft.com/office/drawing/2016/5/11/chartex" xmlns:cx6="http://schemas.microsoft.com/office/drawing/2016/5/12/chartex" xmlns:cx7="http://schemas.microsoft.com/office/drawing/2016/5/13/chartex" xmlns:cx8="http://schemas.microsoft.com/office/drawing/2016/5/14/chartex" xmlns:mc="http://schemas.openxmlformats.org/markup-compatibility/2006" xmlns:aink="http://schemas.microsoft.com/office/drawing/2016/ink" xmlns:am3d="http://schemas.microsoft.com/office/drawing/2017/model3d" xmlns:o="urn:schemas-microsoft-com:office:office" xmlns:oel="http://schemas.microsoft.com/office/2019/extlst" xmlns:r="http://schemas.openxmlformats.org/officeDocument/2006/relationships" xmlns:m="http://schemas.openxmlformats.org/officeDocument/2006/math" xmlns:v="urn:schemas-microsoft-com:vml" xmlns:wp14="http://schemas.microsoft.com/office/word/2010/wordprocessingDrawing" xmlns:wp="http://schemas.openxmlformats.org/drawingml/2006/wordprocessingDrawing" xmlns:w10="urn:schemas-microsoft-com:office:word" xmlns:w="http://schemas.openxmlformats.org/wordprocessingml/2006/main" xmlns:w14="http://schemas.microsoft.com/office/word/2010/wordml" xmlns:w15="http://schemas.microsoft.com/office/word/2012/wordml" xmlns:w16cex="http://schemas.microsoft.com/office/word/2018/wordml/cex" xmlns:w16cid="http://schemas.microsoft.com/office/word/2016/wordml/cid" xmlns:w16="http://schemas.microsoft.com/office/word/2018/wordml" xmlns:w16du="http://schemas.microsoft.com/office/word/2023/wordml/word16du" xmlns:w16sdtdh="http://schemas.microsoft.com/office/word/2020/wordml/sdtdatahash" xmlns:w16sdtfl="http://schemas.microsoft.com/office/word/2024/wordml/sdtformatlock" xmlns:w16se="http://schemas.microsoft.com/office/word/2015/wordml/symex" xmlns:wpg="http://schemas.microsoft.com/office/word/2010/wordprocessingGroup" xmlns:wpi="http://schemas.microsoft.com/office/word/2010/wordprocessingInk" xmlns:wne="http://schemas.microsoft.com/office/word/2006/wordml" xmlns:wps="http://schemas.microsoft.com/office/word/2010/wordprocessingShape" mc:Ignorable="w14 w15 w16se w16cid w16 w16cex w16sdtdh w16sdtfl w16du wp14">
-  <w:p>
-    <w:pPr>
       <w:tabs>
         <w:tab w:val="center" w:pos="4550"/>
         <w:tab w:val="left" w:pos="5818"/>
@@ -2688,9 +4297,7 @@
       <w:jc w:val="right"/>
       <w:rPr>
         <w:rFonts w:ascii="Cambria" w:hAnsi="Cambria"/>
-        <w:b/>
-        <w:bCs/>
-        <w:color w:val="747474" w:themeColor="background2" w:themeShade="80"/>
+        <w:color w:val="A6A6A6" w:themeColor="background1" w:themeShade="A6"/>
         <w:sz w:val="24"/>
         <w:szCs w:val="24"/>
       </w:rPr>
@@ -2698,9 +4305,7 @@
     <w:r>
       <w:rPr>
         <w:rFonts w:ascii="Cambria" w:hAnsi="Cambria"/>
-        <w:b/>
-        <w:bCs/>
-        <w:color w:val="747474" w:themeColor="background2" w:themeShade="80"/>
+        <w:color w:val="A6A6A6" w:themeColor="background1" w:themeShade="A6"/>
         <w:spacing w:val="60"/>
         <w:sz w:val="24"/>
         <w:szCs w:val="24"/>
@@ -2710,9 +4315,7 @@
     <w:r>
       <w:rPr>
         <w:rFonts w:ascii="Cambria" w:hAnsi="Cambria"/>
-        <w:b/>
-        <w:bCs/>
-        <w:color w:val="747474" w:themeColor="background2" w:themeShade="80"/>
+        <w:color w:val="A6A6A6" w:themeColor="background1" w:themeShade="A6"/>
         <w:sz w:val="24"/>
         <w:szCs w:val="24"/>
       </w:rPr>
@@ -2721,9 +4324,7 @@
     <w:r>
       <w:rPr>
         <w:rFonts w:ascii="Cambria" w:hAnsi="Cambria"/>
-        <w:b/>
-        <w:bCs/>
-        <w:color w:val="747474" w:themeColor="background2" w:themeShade="80"/>
+        <w:color w:val="A6A6A6" w:themeColor="background1" w:themeShade="A6"/>
         <w:sz w:val="24"/>
         <w:szCs w:val="24"/>
       </w:rPr>
@@ -2732,9 +4333,7 @@
     <w:r>
       <w:rPr>
         <w:rFonts w:ascii="Cambria" w:hAnsi="Cambria"/>
-        <w:b/>
-        <w:bCs/>
-        <w:color w:val="747474" w:themeColor="background2" w:themeShade="80"/>
+        <w:color w:val="A6A6A6" w:themeColor="background1" w:themeShade="A6"/>
         <w:sz w:val="24"/>
         <w:szCs w:val="24"/>
       </w:rPr>
@@ -2743,9 +4342,7 @@
     <w:r>
       <w:rPr>
         <w:rFonts w:ascii="Cambria" w:hAnsi="Cambria"/>
-        <w:b/>
-        <w:bCs/>
-        <w:color w:val="747474" w:themeColor="background2" w:themeShade="80"/>
+        <w:color w:val="A6A6A6" w:themeColor="background1" w:themeShade="A6"/>
         <w:sz w:val="24"/>
         <w:szCs w:val="24"/>
       </w:rPr>
@@ -2754,10 +4351,8 @@
     <w:r>
       <w:rPr>
         <w:rFonts w:ascii="Cambria" w:hAnsi="Cambria"/>
-        <w:b/>
-        <w:bCs/>
         <w:noProof/>
-        <w:color w:val="747474" w:themeColor="background2" w:themeShade="80"/>
+        <w:color w:val="A6A6A6" w:themeColor="background1" w:themeShade="A6"/>
         <w:sz w:val="24"/>
         <w:szCs w:val="24"/>
       </w:rPr>
@@ -2766,9 +4361,7 @@
     <w:r>
       <w:rPr>
         <w:rFonts w:ascii="Cambria" w:hAnsi="Cambria"/>
-        <w:b/>
-        <w:bCs/>
-        <w:color w:val="747474" w:themeColor="background2" w:themeShade="80"/>
+        <w:color w:val="A6A6A6" w:themeColor="background1" w:themeShade="A6"/>
         <w:sz w:val="24"/>
         <w:szCs w:val="24"/>
       </w:rPr>
@@ -2777,9 +4370,7 @@
     <w:r>
       <w:rPr>
         <w:rFonts w:ascii="Cambria" w:hAnsi="Cambria"/>
-        <w:b/>
-        <w:bCs/>
-        <w:color w:val="747474" w:themeColor="background2" w:themeShade="80"/>
+        <w:color w:val="A6A6A6" w:themeColor="background1" w:themeShade="A6"/>
         <w:sz w:val="24"/>
         <w:szCs w:val="24"/>
       </w:rPr>
@@ -2788,9 +4379,7 @@
     <w:r>
       <w:rPr>
         <w:rFonts w:ascii="Cambria" w:hAnsi="Cambria"/>
-        <w:b/>
-        <w:bCs/>
-        <w:color w:val="747474" w:themeColor="background2" w:themeShade="80"/>
+        <w:color w:val="A6A6A6" w:themeColor="background1" w:themeShade="A6"/>
         <w:sz w:val="24"/>
         <w:szCs w:val="24"/>
       </w:rPr>
@@ -2799,9 +4388,7 @@
     <w:r>
       <w:rPr>
         <w:rFonts w:ascii="Cambria" w:hAnsi="Cambria"/>
-        <w:b/>
-        <w:bCs/>
-        <w:color w:val="747474" w:themeColor="background2" w:themeShade="80"/>
+        <w:color w:val="A6A6A6" w:themeColor="background1" w:themeShade="A6"/>
         <w:sz w:val="24"/>
         <w:szCs w:val="24"/>
       </w:rPr>
@@ -2810,9 +4397,7 @@
     <w:r>
       <w:rPr>
         <w:rFonts w:ascii="Cambria" w:hAnsi="Cambria"/>
-        <w:b/>
-        <w:bCs/>
-        <w:color w:val="747474" w:themeColor="background2" w:themeShade="80"/>
+        <w:color w:val="A6A6A6" w:themeColor="background1" w:themeShade="A6"/>
         <w:sz w:val="24"/>
         <w:szCs w:val="24"/>
       </w:rPr>
@@ -2821,10 +4406,8 @@
     <w:r>
       <w:rPr>
         <w:rFonts w:ascii="Cambria" w:hAnsi="Cambria"/>
-        <w:b/>
-        <w:bCs/>
         <w:noProof/>
-        <w:color w:val="747474" w:themeColor="background2" w:themeShade="80"/>
+        <w:color w:val="A6A6A6" w:themeColor="background1" w:themeShade="A6"/>
         <w:sz w:val="24"/>
         <w:szCs w:val="24"/>
       </w:rPr>
@@ -2833,9 +4416,7 @@
     <w:r>
       <w:rPr>
         <w:rFonts w:ascii="Cambria" w:hAnsi="Cambria"/>
-        <w:b/>
-        <w:bCs/>
-        <w:color w:val="747474" w:themeColor="background2" w:themeShade="80"/>
+        <w:color w:val="A6A6A6" w:themeColor="background1" w:themeShade="A6"/>
         <w:sz w:val="24"/>
         <w:szCs w:val="24"/>
       </w:rPr>
@@ -2847,19 +4428,8 @@
       <w:pStyle w:val="Footer"/>
       <w:rPr>
         <w:rFonts w:ascii="Cambria" w:hAnsi="Cambria"/>
-        <w:b/>
-        <w:bCs/>
-      </w:rPr>
-    </w:pPr>
-  </w:p>
-</w:ftr>
-</file>
-
-<file path=word/footer3.xml><?xml version="1.0" encoding="utf-8"?>
-<w:ftr xmlns:wpc="http://schemas.microsoft.com/office/word/2010/wordprocessingCanvas" xmlns:cx="http://schemas.microsoft.com/office/drawing/2014/chartex" xmlns:cx1="http://schemas.microsoft.com/office/drawing/2015/9/8/chartex" xmlns:cx2="http://schemas.microsoft.com/office/drawing/2015/10/21/chartex" xmlns:cx3="http://schemas.microsoft.com/office/drawing/2016/5/9/chartex" xmlns:cx4="http://schemas.microsoft.com/office/drawing/2016/5/10/chartex" xmlns:cx5="http://schemas.microsoft.com/office/drawing/2016/5/11/chartex" xmlns:cx6="http://schemas.microsoft.com/office/drawing/2016/5/12/chartex" xmlns:cx7="http://schemas.microsoft.com/office/drawing/2016/5/13/chartex" xmlns:cx8="http://schemas.microsoft.com/office/drawing/2016/5/14/chartex" xmlns:mc="http://schemas.openxmlformats.org/markup-compatibility/2006" xmlns:aink="http://schemas.microsoft.com/office/drawing/2016/ink" xmlns:am3d="http://schemas.microsoft.com/office/drawing/2017/model3d" xmlns:o="urn:schemas-microsoft-com:office:office" xmlns:oel="http://schemas.microsoft.com/office/2019/extlst" xmlns:r="http://schemas.openxmlformats.org/officeDocument/2006/relationships" xmlns:m="http://schemas.openxmlformats.org/officeDocument/2006/math" xmlns:v="urn:schemas-microsoft-com:vml" xmlns:wp14="http://schemas.microsoft.com/office/word/2010/wordprocessingDrawing" xmlns:wp="http://schemas.openxmlformats.org/drawingml/2006/wordprocessingDrawing" xmlns:w10="urn:schemas-microsoft-com:office:word" xmlns:w="http://schemas.openxmlformats.org/wordprocessingml/2006/main" xmlns:w14="http://schemas.microsoft.com/office/word/2010/wordml" xmlns:w15="http://schemas.microsoft.com/office/word/2012/wordml" xmlns:w16cex="http://schemas.microsoft.com/office/word/2018/wordml/cex" xmlns:w16cid="http://schemas.microsoft.com/office/word/2016/wordml/cid" xmlns:w16="http://schemas.microsoft.com/office/word/2018/wordml" xmlns:w16du="http://schemas.microsoft.com/office/word/2023/wordml/word16du" xmlns:w16sdtdh="http://schemas.microsoft.com/office/word/2020/wordml/sdtdatahash" xmlns:w16sdtfl="http://schemas.microsoft.com/office/word/2024/wordml/sdtformatlock" xmlns:w16se="http://schemas.microsoft.com/office/word/2015/wordml/symex" xmlns:wpg="http://schemas.microsoft.com/office/word/2010/wordprocessingGroup" xmlns:wpi="http://schemas.microsoft.com/office/word/2010/wordprocessingInk" xmlns:wne="http://schemas.microsoft.com/office/word/2006/wordml" xmlns:wps="http://schemas.microsoft.com/office/word/2010/wordprocessingShape" mc:Ignorable="w14 w15 w16se w16cid w16 w16cex w16sdtdh w16sdtfl w16du wp14">
-  <w:p>
-    <w:pPr>
-      <w:pStyle w:val="Footer"/>
+        <w:color w:val="A6A6A6" w:themeColor="background1" w:themeShade="A6"/>
+      </w:rPr>
     </w:pPr>
   </w:p>
 </w:ftr>
@@ -2895,51 +4465,22 @@
   <w:p>
     <w:pPr>
       <w:pStyle w:val="Header"/>
-    </w:pPr>
-  </w:p>
-</w:hdr>
-</file>
-
-<file path=word/header2.xml><?xml version="1.0" encoding="utf-8"?>
-<w:hdr xmlns:wpc="http://schemas.microsoft.com/office/word/2010/wordprocessingCanvas" xmlns:cx="http://schemas.microsoft.com/office/drawing/2014/chartex" xmlns:cx1="http://schemas.microsoft.com/office/drawing/2015/9/8/chartex" xmlns:cx2="http://schemas.microsoft.com/office/drawing/2015/10/21/chartex" xmlns:cx3="http://schemas.microsoft.com/office/drawing/2016/5/9/chartex" xmlns:cx4="http://schemas.microsoft.com/office/drawing/2016/5/10/chartex" xmlns:cx5="http://schemas.microsoft.com/office/drawing/2016/5/11/chartex" xmlns:cx6="http://schemas.microsoft.com/office/drawing/2016/5/12/chartex" xmlns:cx7="http://schemas.microsoft.com/office/drawing/2016/5/13/chartex" xmlns:cx8="http://schemas.microsoft.com/office/drawing/2016/5/14/chartex" xmlns:mc="http://schemas.openxmlformats.org/markup-compatibility/2006" xmlns:aink="http://schemas.microsoft.com/office/drawing/2016/ink" xmlns:am3d="http://schemas.microsoft.com/office/drawing/2017/model3d" xmlns:o="urn:schemas-microsoft-com:office:office" xmlns:oel="http://schemas.microsoft.com/office/2019/extlst" xmlns:r="http://schemas.openxmlformats.org/officeDocument/2006/relationships" xmlns:m="http://schemas.openxmlformats.org/officeDocument/2006/math" xmlns:v="urn:schemas-microsoft-com:vml" xmlns:wp14="http://schemas.microsoft.com/office/word/2010/wordprocessingDrawing" xmlns:wp="http://schemas.openxmlformats.org/drawingml/2006/wordprocessingDrawing" xmlns:w10="urn:schemas-microsoft-com:office:word" xmlns:w="http://schemas.openxmlformats.org/wordprocessingml/2006/main" xmlns:w14="http://schemas.microsoft.com/office/word/2010/wordml" xmlns:w15="http://schemas.microsoft.com/office/word/2012/wordml" xmlns:w16cex="http://schemas.microsoft.com/office/word/2018/wordml/cex" xmlns:w16cid="http://schemas.microsoft.com/office/word/2016/wordml/cid" xmlns:w16="http://schemas.microsoft.com/office/word/2018/wordml" xmlns:w16du="http://schemas.microsoft.com/office/word/2023/wordml/word16du" xmlns:w16sdtdh="http://schemas.microsoft.com/office/word/2020/wordml/sdtdatahash" xmlns:w16sdtfl="http://schemas.microsoft.com/office/word/2024/wordml/sdtformatlock" xmlns:w16se="http://schemas.microsoft.com/office/word/2015/wordml/symex" xmlns:wpg="http://schemas.microsoft.com/office/word/2010/wordprocessingGroup" xmlns:wpi="http://schemas.microsoft.com/office/word/2010/wordprocessingInk" xmlns:wne="http://schemas.microsoft.com/office/word/2006/wordml" xmlns:wps="http://schemas.microsoft.com/office/word/2010/wordprocessingShape" mc:Ignorable="w14 w15 w16se w16cid w16 w16cex w16sdtdh w16sdtfl w16du wp14">
-  <w:p>
-    <w:pPr>
-      <w:pStyle w:val="Header"/>
       <w:rPr>
         <w:rFonts w:ascii="Cambria" w:hAnsi="Cambria"/>
-        <w:b/>
+        <w:bCs/>
+        <w:color w:val="A6A6A6" w:themeColor="background1" w:themeShade="A6"/>
       </w:rPr>
     </w:pPr>
     <w:r>
       <w:rPr>
         <w:rFonts w:ascii="Cambria" w:eastAsia="Times New Roman" w:hAnsi="Cambria" w:cs="Times New Roman"/>
-        <w:b/>
-        <w:color w:val="3A3A3A" w:themeColor="background2" w:themeShade="40"/>
+        <w:bCs/>
+        <w:color w:val="A6A6A6" w:themeColor="background1" w:themeShade="A6"/>
         <w:sz w:val="28"/>
         <w:szCs w:val="28"/>
       </w:rPr>
-      <w:t>Employee Burnout Prediction</w:t>
+      <w:t>Employee Burnout Prediction Project Report</w:t>
     </w:r>
-    <w:r>
-      <w:rPr>
-        <w:rFonts w:ascii="Cambria" w:eastAsia="Times New Roman" w:hAnsi="Cambria" w:cs="Times New Roman"/>
-        <w:b/>
-        <w:color w:val="3A3A3A" w:themeColor="background2" w:themeShade="40"/>
-        <w:sz w:val="28"/>
-        <w:szCs w:val="28"/>
-      </w:rPr>
-      <w:t xml:space="preserve"> Project Report</w:t>
-    </w:r>
-  </w:p>
-</w:hdr>
-</file>
-
-<file path=word/header3.xml><?xml version="1.0" encoding="utf-8"?>
-<w:hdr xmlns:wpc="http://schemas.microsoft.com/office/word/2010/wordprocessingCanvas" xmlns:cx="http://schemas.microsoft.com/office/drawing/2014/chartex" xmlns:cx1="http://schemas.microsoft.com/office/drawing/2015/9/8/chartex" xmlns:cx2="http://schemas.microsoft.com/office/drawing/2015/10/21/chartex" xmlns:cx3="http://schemas.microsoft.com/office/drawing/2016/5/9/chartex" xmlns:cx4="http://schemas.microsoft.com/office/drawing/2016/5/10/chartex" xmlns:cx5="http://schemas.microsoft.com/office/drawing/2016/5/11/chartex" xmlns:cx6="http://schemas.microsoft.com/office/drawing/2016/5/12/chartex" xmlns:cx7="http://schemas.microsoft.com/office/drawing/2016/5/13/chartex" xmlns:cx8="http://schemas.microsoft.com/office/drawing/2016/5/14/chartex" xmlns:mc="http://schemas.openxmlformats.org/markup-compatibility/2006" xmlns:aink="http://schemas.microsoft.com/office/drawing/2016/ink" xmlns:am3d="http://schemas.microsoft.com/office/drawing/2017/model3d" xmlns:o="urn:schemas-microsoft-com:office:office" xmlns:oel="http://schemas.microsoft.com/office/2019/extlst" xmlns:r="http://schemas.openxmlformats.org/officeDocument/2006/relationships" xmlns:m="http://schemas.openxmlformats.org/officeDocument/2006/math" xmlns:v="urn:schemas-microsoft-com:vml" xmlns:wp14="http://schemas.microsoft.com/office/word/2010/wordprocessingDrawing" xmlns:wp="http://schemas.openxmlformats.org/drawingml/2006/wordprocessingDrawing" xmlns:w10="urn:schemas-microsoft-com:office:word" xmlns:w="http://schemas.openxmlformats.org/wordprocessingml/2006/main" xmlns:w14="http://schemas.microsoft.com/office/word/2010/wordml" xmlns:w15="http://schemas.microsoft.com/office/word/2012/wordml" xmlns:w16cex="http://schemas.microsoft.com/office/word/2018/wordml/cex" xmlns:w16cid="http://schemas.microsoft.com/office/word/2016/wordml/cid" xmlns:w16="http://schemas.microsoft.com/office/word/2018/wordml" xmlns:w16du="http://schemas.microsoft.com/office/word/2023/wordml/word16du" xmlns:w16sdtdh="http://schemas.microsoft.com/office/word/2020/wordml/sdtdatahash" xmlns:w16sdtfl="http://schemas.microsoft.com/office/word/2024/wordml/sdtformatlock" xmlns:w16se="http://schemas.microsoft.com/office/word/2015/wordml/symex" xmlns:wpg="http://schemas.microsoft.com/office/word/2010/wordprocessingGroup" xmlns:wpi="http://schemas.microsoft.com/office/word/2010/wordprocessingInk" xmlns:wne="http://schemas.microsoft.com/office/word/2006/wordml" xmlns:wps="http://schemas.microsoft.com/office/word/2010/wordprocessingShape" mc:Ignorable="w14 w15 w16se w16cid w16 w16cex w16sdtdh w16sdtfl w16du wp14">
-  <w:p>
-    <w:pPr>
-      <w:pStyle w:val="Header"/>
-    </w:pPr>
   </w:p>
 </w:hdr>
 </file>
@@ -3096,23 +4637,137 @@
     </w:lvl>
   </w:abstractNum>
   <w:abstractNum w:abstractNumId="1" w15:restartNumberingAfterBreak="0">
-    <w:nsid w:val="0978774A"/>
-    <w:multiLevelType w:val="hybridMultilevel"/>
-    <w:tmpl w:val="BC4680E6"/>
-    <w:lvl w:ilvl="0" w:tplc="84B471FC">
+    <w:nsid w:val="075755CF"/>
+    <w:multiLevelType w:val="multilevel"/>
+    <w:tmpl w:val="701669D0"/>
+    <w:lvl w:ilvl="0">
       <w:start w:val="1"/>
       <w:numFmt w:val="decimal"/>
       <w:lvlText w:val="%1."/>
       <w:lvlJc w:val="left"/>
       <w:pPr>
+        <w:tabs>
+          <w:tab w:val="num" w:pos="720"/>
+        </w:tabs>
+        <w:ind w:left="720" w:hanging="360"/>
+      </w:pPr>
+    </w:lvl>
+    <w:lvl w:ilvl="1" w:tentative="1">
+      <w:start w:val="1"/>
+      <w:numFmt w:val="decimal"/>
+      <w:lvlText w:val="%2."/>
+      <w:lvlJc w:val="left"/>
+      <w:pPr>
+        <w:tabs>
+          <w:tab w:val="num" w:pos="1440"/>
+        </w:tabs>
+        <w:ind w:left="1440" w:hanging="360"/>
+      </w:pPr>
+    </w:lvl>
+    <w:lvl w:ilvl="2" w:tentative="1">
+      <w:start w:val="1"/>
+      <w:numFmt w:val="decimal"/>
+      <w:lvlText w:val="%3."/>
+      <w:lvlJc w:val="left"/>
+      <w:pPr>
+        <w:tabs>
+          <w:tab w:val="num" w:pos="2160"/>
+        </w:tabs>
+        <w:ind w:left="2160" w:hanging="360"/>
+      </w:pPr>
+    </w:lvl>
+    <w:lvl w:ilvl="3" w:tentative="1">
+      <w:start w:val="1"/>
+      <w:numFmt w:val="decimal"/>
+      <w:lvlText w:val="%4."/>
+      <w:lvlJc w:val="left"/>
+      <w:pPr>
+        <w:tabs>
+          <w:tab w:val="num" w:pos="2880"/>
+        </w:tabs>
+        <w:ind w:left="2880" w:hanging="360"/>
+      </w:pPr>
+    </w:lvl>
+    <w:lvl w:ilvl="4" w:tentative="1">
+      <w:start w:val="1"/>
+      <w:numFmt w:val="decimal"/>
+      <w:lvlText w:val="%5."/>
+      <w:lvlJc w:val="left"/>
+      <w:pPr>
+        <w:tabs>
+          <w:tab w:val="num" w:pos="3600"/>
+        </w:tabs>
+        <w:ind w:left="3600" w:hanging="360"/>
+      </w:pPr>
+    </w:lvl>
+    <w:lvl w:ilvl="5" w:tentative="1">
+      <w:start w:val="1"/>
+      <w:numFmt w:val="decimal"/>
+      <w:lvlText w:val="%6."/>
+      <w:lvlJc w:val="left"/>
+      <w:pPr>
+        <w:tabs>
+          <w:tab w:val="num" w:pos="4320"/>
+        </w:tabs>
+        <w:ind w:left="4320" w:hanging="360"/>
+      </w:pPr>
+    </w:lvl>
+    <w:lvl w:ilvl="6" w:tentative="1">
+      <w:start w:val="1"/>
+      <w:numFmt w:val="decimal"/>
+      <w:lvlText w:val="%7."/>
+      <w:lvlJc w:val="left"/>
+      <w:pPr>
+        <w:tabs>
+          <w:tab w:val="num" w:pos="5040"/>
+        </w:tabs>
+        <w:ind w:left="5040" w:hanging="360"/>
+      </w:pPr>
+    </w:lvl>
+    <w:lvl w:ilvl="7" w:tentative="1">
+      <w:start w:val="1"/>
+      <w:numFmt w:val="decimal"/>
+      <w:lvlText w:val="%8."/>
+      <w:lvlJc w:val="left"/>
+      <w:pPr>
+        <w:tabs>
+          <w:tab w:val="num" w:pos="5760"/>
+        </w:tabs>
+        <w:ind w:left="5760" w:hanging="360"/>
+      </w:pPr>
+    </w:lvl>
+    <w:lvl w:ilvl="8" w:tentative="1">
+      <w:start w:val="1"/>
+      <w:numFmt w:val="decimal"/>
+      <w:lvlText w:val="%9."/>
+      <w:lvlJc w:val="left"/>
+      <w:pPr>
+        <w:tabs>
+          <w:tab w:val="num" w:pos="6480"/>
+        </w:tabs>
+        <w:ind w:left="6480" w:hanging="360"/>
+      </w:pPr>
+    </w:lvl>
+  </w:abstractNum>
+  <w:abstractNum w:abstractNumId="2" w15:restartNumberingAfterBreak="0">
+    <w:nsid w:val="0978774A"/>
+    <w:multiLevelType w:val="multilevel"/>
+    <w:tmpl w:val="B980F1E0"/>
+    <w:lvl w:ilvl="0">
+      <w:start w:val="1"/>
+      <w:numFmt w:val="decimal"/>
+      <w:lvlText w:val="%1."/>
+      <w:lvlJc w:val="left"/>
+      <w:pPr>
         <w:ind w:left="360" w:hanging="360"/>
       </w:pPr>
       <w:rPr>
-        <w:sz w:val="26"/>
-        <w:szCs w:val="26"/>
-      </w:rPr>
-    </w:lvl>
-    <w:lvl w:ilvl="1" w:tplc="40090019" w:tentative="1">
+        <w:rFonts w:hint="default"/>
+        <w:sz w:val="28"/>
+        <w:szCs w:val="28"/>
+      </w:rPr>
+    </w:lvl>
+    <w:lvl w:ilvl="1">
       <w:start w:val="1"/>
       <w:numFmt w:val="lowerLetter"/>
       <w:lvlText w:val="%2."/>
@@ -3120,8 +4775,11 @@
       <w:pPr>
         <w:ind w:left="1080" w:hanging="360"/>
       </w:pPr>
-    </w:lvl>
-    <w:lvl w:ilvl="2" w:tplc="4009001B" w:tentative="1">
+      <w:rPr>
+        <w:rFonts w:hint="default"/>
+      </w:rPr>
+    </w:lvl>
+    <w:lvl w:ilvl="2">
       <w:start w:val="1"/>
       <w:numFmt w:val="lowerRoman"/>
       <w:lvlText w:val="%3."/>
@@ -3129,8 +4787,11 @@
       <w:pPr>
         <w:ind w:left="1800" w:hanging="180"/>
       </w:pPr>
-    </w:lvl>
-    <w:lvl w:ilvl="3" w:tplc="4009000F" w:tentative="1">
+      <w:rPr>
+        <w:rFonts w:hint="default"/>
+      </w:rPr>
+    </w:lvl>
+    <w:lvl w:ilvl="3">
       <w:start w:val="1"/>
       <w:numFmt w:val="decimal"/>
       <w:lvlText w:val="%4."/>
@@ -3138,8 +4799,11 @@
       <w:pPr>
         <w:ind w:left="2520" w:hanging="360"/>
       </w:pPr>
-    </w:lvl>
-    <w:lvl w:ilvl="4" w:tplc="40090019" w:tentative="1">
+      <w:rPr>
+        <w:rFonts w:hint="default"/>
+      </w:rPr>
+    </w:lvl>
+    <w:lvl w:ilvl="4">
       <w:start w:val="1"/>
       <w:numFmt w:val="lowerLetter"/>
       <w:lvlText w:val="%5."/>
@@ -3147,8 +4811,11 @@
       <w:pPr>
         <w:ind w:left="3240" w:hanging="360"/>
       </w:pPr>
-    </w:lvl>
-    <w:lvl w:ilvl="5" w:tplc="4009001B" w:tentative="1">
+      <w:rPr>
+        <w:rFonts w:hint="default"/>
+      </w:rPr>
+    </w:lvl>
+    <w:lvl w:ilvl="5">
       <w:start w:val="1"/>
       <w:numFmt w:val="lowerRoman"/>
       <w:lvlText w:val="%6."/>
@@ -3156,8 +4823,11 @@
       <w:pPr>
         <w:ind w:left="3960" w:hanging="180"/>
       </w:pPr>
-    </w:lvl>
-    <w:lvl w:ilvl="6" w:tplc="4009000F" w:tentative="1">
+      <w:rPr>
+        <w:rFonts w:hint="default"/>
+      </w:rPr>
+    </w:lvl>
+    <w:lvl w:ilvl="6">
       <w:start w:val="1"/>
       <w:numFmt w:val="decimal"/>
       <w:lvlText w:val="%7."/>
@@ -3165,8 +4835,11 @@
       <w:pPr>
         <w:ind w:left="4680" w:hanging="360"/>
       </w:pPr>
-    </w:lvl>
-    <w:lvl w:ilvl="7" w:tplc="40090019" w:tentative="1">
+      <w:rPr>
+        <w:rFonts w:hint="default"/>
+      </w:rPr>
+    </w:lvl>
+    <w:lvl w:ilvl="7">
       <w:start w:val="1"/>
       <w:numFmt w:val="lowerLetter"/>
       <w:lvlText w:val="%8."/>
@@ -3174,8 +4847,11 @@
       <w:pPr>
         <w:ind w:left="5400" w:hanging="360"/>
       </w:pPr>
-    </w:lvl>
-    <w:lvl w:ilvl="8" w:tplc="4009001B" w:tentative="1">
+      <w:rPr>
+        <w:rFonts w:hint="default"/>
+      </w:rPr>
+    </w:lvl>
+    <w:lvl w:ilvl="8">
       <w:start w:val="1"/>
       <w:numFmt w:val="lowerRoman"/>
       <w:lvlText w:val="%9."/>
@@ -3183,9 +4859,98 @@
       <w:pPr>
         <w:ind w:left="6120" w:hanging="180"/>
       </w:pPr>
+      <w:rPr>
+        <w:rFonts w:hint="default"/>
+      </w:rPr>
     </w:lvl>
   </w:abstractNum>
-  <w:abstractNum w:abstractNumId="2" w15:restartNumberingAfterBreak="0">
+  <w:abstractNum w:abstractNumId="3" w15:restartNumberingAfterBreak="0">
+    <w:nsid w:val="16E34464"/>
+    <w:multiLevelType w:val="multilevel"/>
+    <w:tmpl w:val="4009001D"/>
+    <w:lvl w:ilvl="0">
+      <w:start w:val="1"/>
+      <w:numFmt w:val="decimal"/>
+      <w:lvlText w:val="%1)"/>
+      <w:lvlJc w:val="left"/>
+      <w:pPr>
+        <w:ind w:left="360" w:hanging="360"/>
+      </w:pPr>
+    </w:lvl>
+    <w:lvl w:ilvl="1">
+      <w:start w:val="1"/>
+      <w:numFmt w:val="lowerLetter"/>
+      <w:lvlText w:val="%2)"/>
+      <w:lvlJc w:val="left"/>
+      <w:pPr>
+        <w:ind w:left="720" w:hanging="360"/>
+      </w:pPr>
+    </w:lvl>
+    <w:lvl w:ilvl="2">
+      <w:start w:val="1"/>
+      <w:numFmt w:val="lowerRoman"/>
+      <w:lvlText w:val="%3)"/>
+      <w:lvlJc w:val="left"/>
+      <w:pPr>
+        <w:ind w:left="1080" w:hanging="360"/>
+      </w:pPr>
+    </w:lvl>
+    <w:lvl w:ilvl="3">
+      <w:start w:val="1"/>
+      <w:numFmt w:val="decimal"/>
+      <w:lvlText w:val="(%4)"/>
+      <w:lvlJc w:val="left"/>
+      <w:pPr>
+        <w:ind w:left="1440" w:hanging="360"/>
+      </w:pPr>
+    </w:lvl>
+    <w:lvl w:ilvl="4">
+      <w:start w:val="1"/>
+      <w:numFmt w:val="lowerLetter"/>
+      <w:lvlText w:val="(%5)"/>
+      <w:lvlJc w:val="left"/>
+      <w:pPr>
+        <w:ind w:left="1800" w:hanging="360"/>
+      </w:pPr>
+    </w:lvl>
+    <w:lvl w:ilvl="5">
+      <w:start w:val="1"/>
+      <w:numFmt w:val="lowerRoman"/>
+      <w:lvlText w:val="(%6)"/>
+      <w:lvlJc w:val="left"/>
+      <w:pPr>
+        <w:ind w:left="2160" w:hanging="360"/>
+      </w:pPr>
+    </w:lvl>
+    <w:lvl w:ilvl="6">
+      <w:start w:val="1"/>
+      <w:numFmt w:val="decimal"/>
+      <w:lvlText w:val="%7."/>
+      <w:lvlJc w:val="left"/>
+      <w:pPr>
+        <w:ind w:left="2520" w:hanging="360"/>
+      </w:pPr>
+    </w:lvl>
+    <w:lvl w:ilvl="7">
+      <w:start w:val="1"/>
+      <w:numFmt w:val="lowerLetter"/>
+      <w:lvlText w:val="%8."/>
+      <w:lvlJc w:val="left"/>
+      <w:pPr>
+        <w:ind w:left="2880" w:hanging="360"/>
+      </w:pPr>
+    </w:lvl>
+    <w:lvl w:ilvl="8">
+      <w:start w:val="1"/>
+      <w:numFmt w:val="lowerRoman"/>
+      <w:lvlText w:val="%9."/>
+      <w:lvlJc w:val="left"/>
+      <w:pPr>
+        <w:ind w:left="3240" w:hanging="360"/>
+      </w:pPr>
+    </w:lvl>
+  </w:abstractNum>
+  <w:abstractNum w:abstractNumId="4" w15:restartNumberingAfterBreak="0">
     <w:nsid w:val="17247D53"/>
     <w:multiLevelType w:val="multilevel"/>
     <w:tmpl w:val="34B6B912"/>
@@ -3334,7 +5099,7 @@
       </w:rPr>
     </w:lvl>
   </w:abstractNum>
-  <w:abstractNum w:abstractNumId="3" w15:restartNumberingAfterBreak="0">
+  <w:abstractNum w:abstractNumId="5" w15:restartNumberingAfterBreak="0">
     <w:nsid w:val="17526087"/>
     <w:multiLevelType w:val="multilevel"/>
     <w:tmpl w:val="BEDEBA36"/>
@@ -3483,7 +5248,7 @@
       </w:rPr>
     </w:lvl>
   </w:abstractNum>
-  <w:abstractNum w:abstractNumId="4" w15:restartNumberingAfterBreak="0">
+  <w:abstractNum w:abstractNumId="6" w15:restartNumberingAfterBreak="0">
     <w:nsid w:val="17750763"/>
     <w:multiLevelType w:val="multilevel"/>
     <w:tmpl w:val="1118316A"/>
@@ -3596,7 +5361,7 @@
       </w:pPr>
     </w:lvl>
   </w:abstractNum>
-  <w:abstractNum w:abstractNumId="5" w15:restartNumberingAfterBreak="0">
+  <w:abstractNum w:abstractNumId="7" w15:restartNumberingAfterBreak="0">
     <w:nsid w:val="1F8728B2"/>
     <w:multiLevelType w:val="multilevel"/>
     <w:tmpl w:val="E6B8ADEC"/>
@@ -3745,7 +5510,7 @@
       </w:rPr>
     </w:lvl>
   </w:abstractNum>
-  <w:abstractNum w:abstractNumId="6" w15:restartNumberingAfterBreak="0">
+  <w:abstractNum w:abstractNumId="8" w15:restartNumberingAfterBreak="0">
     <w:nsid w:val="30736236"/>
     <w:multiLevelType w:val="multilevel"/>
     <w:tmpl w:val="DC0898EC"/>
@@ -3894,7 +5659,7 @@
       </w:rPr>
     </w:lvl>
   </w:abstractNum>
-  <w:abstractNum w:abstractNumId="7" w15:restartNumberingAfterBreak="0">
+  <w:abstractNum w:abstractNumId="9" w15:restartNumberingAfterBreak="0">
     <w:nsid w:val="3753344C"/>
     <w:multiLevelType w:val="multilevel"/>
     <w:tmpl w:val="093ECC8A"/>
@@ -4043,7 +5808,7 @@
       </w:rPr>
     </w:lvl>
   </w:abstractNum>
-  <w:abstractNum w:abstractNumId="8" w15:restartNumberingAfterBreak="0">
+  <w:abstractNum w:abstractNumId="10" w15:restartNumberingAfterBreak="0">
     <w:nsid w:val="3E113FE0"/>
     <w:multiLevelType w:val="multilevel"/>
     <w:tmpl w:val="6120A5EE"/>
@@ -4156,7 +5921,7 @@
       </w:pPr>
     </w:lvl>
   </w:abstractNum>
-  <w:abstractNum w:abstractNumId="9" w15:restartNumberingAfterBreak="0">
+  <w:abstractNum w:abstractNumId="11" w15:restartNumberingAfterBreak="0">
     <w:nsid w:val="444A7B72"/>
     <w:multiLevelType w:val="multilevel"/>
     <w:tmpl w:val="32E846BA"/>
@@ -4305,7 +6070,7 @@
       </w:rPr>
     </w:lvl>
   </w:abstractNum>
-  <w:abstractNum w:abstractNumId="10" w15:restartNumberingAfterBreak="0">
+  <w:abstractNum w:abstractNumId="12" w15:restartNumberingAfterBreak="0">
     <w:nsid w:val="50BD22FE"/>
     <w:multiLevelType w:val="multilevel"/>
     <w:tmpl w:val="4078BE9E"/>
@@ -4454,7 +6219,7 @@
       </w:rPr>
     </w:lvl>
   </w:abstractNum>
-  <w:abstractNum w:abstractNumId="11" w15:restartNumberingAfterBreak="0">
+  <w:abstractNum w:abstractNumId="13" w15:restartNumberingAfterBreak="0">
     <w:nsid w:val="544B03CA"/>
     <w:multiLevelType w:val="multilevel"/>
     <w:tmpl w:val="36EEB2A8"/>
@@ -4567,7 +6332,7 @@
       </w:pPr>
     </w:lvl>
   </w:abstractNum>
-  <w:abstractNum w:abstractNumId="12" w15:restartNumberingAfterBreak="0">
+  <w:abstractNum w:abstractNumId="14" w15:restartNumberingAfterBreak="0">
     <w:nsid w:val="5B21391C"/>
     <w:multiLevelType w:val="multilevel"/>
     <w:tmpl w:val="4DCE3C62"/>
@@ -4716,7 +6481,7 @@
       </w:rPr>
     </w:lvl>
   </w:abstractNum>
-  <w:abstractNum w:abstractNumId="13" w15:restartNumberingAfterBreak="0">
+  <w:abstractNum w:abstractNumId="15" w15:restartNumberingAfterBreak="0">
     <w:nsid w:val="5BC2653D"/>
     <w:multiLevelType w:val="multilevel"/>
     <w:tmpl w:val="40DEE0B8"/>
@@ -4865,7 +6630,7 @@
       </w:rPr>
     </w:lvl>
   </w:abstractNum>
-  <w:abstractNum w:abstractNumId="14" w15:restartNumberingAfterBreak="0">
+  <w:abstractNum w:abstractNumId="16" w15:restartNumberingAfterBreak="0">
     <w:nsid w:val="5C36417A"/>
     <w:multiLevelType w:val="multilevel"/>
     <w:tmpl w:val="30DCECBA"/>
@@ -5014,7 +6779,120 @@
       </w:rPr>
     </w:lvl>
   </w:abstractNum>
-  <w:abstractNum w:abstractNumId="15" w15:restartNumberingAfterBreak="0">
+  <w:abstractNum w:abstractNumId="17" w15:restartNumberingAfterBreak="0">
+    <w:nsid w:val="5E830C84"/>
+    <w:multiLevelType w:val="multilevel"/>
+    <w:tmpl w:val="A4DAB738"/>
+    <w:lvl w:ilvl="0">
+      <w:start w:val="1"/>
+      <w:numFmt w:val="decimal"/>
+      <w:lvlText w:val="%1."/>
+      <w:lvlJc w:val="left"/>
+      <w:pPr>
+        <w:ind w:left="360" w:hanging="360"/>
+      </w:pPr>
+      <w:rPr>
+        <w:rFonts w:hint="default"/>
+      </w:rPr>
+    </w:lvl>
+    <w:lvl w:ilvl="1">
+      <w:start w:val="1"/>
+      <w:numFmt w:val="lowerLetter"/>
+      <w:lvlText w:val="%2)"/>
+      <w:lvlJc w:val="left"/>
+      <w:pPr>
+        <w:ind w:left="720" w:hanging="360"/>
+      </w:pPr>
+      <w:rPr>
+        <w:rFonts w:hint="default"/>
+      </w:rPr>
+    </w:lvl>
+    <w:lvl w:ilvl="2">
+      <w:start w:val="1"/>
+      <w:numFmt w:val="lowerRoman"/>
+      <w:lvlText w:val="%3)"/>
+      <w:lvlJc w:val="left"/>
+      <w:pPr>
+        <w:ind w:left="1080" w:hanging="360"/>
+      </w:pPr>
+      <w:rPr>
+        <w:rFonts w:hint="default"/>
+      </w:rPr>
+    </w:lvl>
+    <w:lvl w:ilvl="3">
+      <w:start w:val="1"/>
+      <w:numFmt w:val="decimal"/>
+      <w:lvlText w:val="(%4)"/>
+      <w:lvlJc w:val="left"/>
+      <w:pPr>
+        <w:ind w:left="1440" w:hanging="360"/>
+      </w:pPr>
+      <w:rPr>
+        <w:rFonts w:hint="default"/>
+      </w:rPr>
+    </w:lvl>
+    <w:lvl w:ilvl="4">
+      <w:start w:val="1"/>
+      <w:numFmt w:val="lowerLetter"/>
+      <w:lvlText w:val="(%5)"/>
+      <w:lvlJc w:val="left"/>
+      <w:pPr>
+        <w:ind w:left="1800" w:hanging="360"/>
+      </w:pPr>
+      <w:rPr>
+        <w:rFonts w:hint="default"/>
+      </w:rPr>
+    </w:lvl>
+    <w:lvl w:ilvl="5">
+      <w:start w:val="1"/>
+      <w:numFmt w:val="lowerRoman"/>
+      <w:lvlText w:val="(%6)"/>
+      <w:lvlJc w:val="left"/>
+      <w:pPr>
+        <w:ind w:left="2160" w:hanging="360"/>
+      </w:pPr>
+      <w:rPr>
+        <w:rFonts w:hint="default"/>
+      </w:rPr>
+    </w:lvl>
+    <w:lvl w:ilvl="6">
+      <w:start w:val="1"/>
+      <w:numFmt w:val="decimal"/>
+      <w:lvlText w:val="%7."/>
+      <w:lvlJc w:val="left"/>
+      <w:pPr>
+        <w:ind w:left="2520" w:hanging="360"/>
+      </w:pPr>
+      <w:rPr>
+        <w:rFonts w:hint="default"/>
+      </w:rPr>
+    </w:lvl>
+    <w:lvl w:ilvl="7">
+      <w:start w:val="1"/>
+      <w:numFmt w:val="lowerLetter"/>
+      <w:lvlText w:val="%8."/>
+      <w:lvlJc w:val="left"/>
+      <w:pPr>
+        <w:ind w:left="2880" w:hanging="360"/>
+      </w:pPr>
+      <w:rPr>
+        <w:rFonts w:hint="default"/>
+      </w:rPr>
+    </w:lvl>
+    <w:lvl w:ilvl="8">
+      <w:start w:val="1"/>
+      <w:numFmt w:val="lowerRoman"/>
+      <w:lvlText w:val="%9."/>
+      <w:lvlJc w:val="left"/>
+      <w:pPr>
+        <w:ind w:left="3240" w:hanging="360"/>
+      </w:pPr>
+      <w:rPr>
+        <w:rFonts w:hint="default"/>
+      </w:rPr>
+    </w:lvl>
+  </w:abstractNum>
+  <w:abstractNum w:abstractNumId="18" w15:restartNumberingAfterBreak="0">
     <w:nsid w:val="606834F0"/>
     <w:multiLevelType w:val="multilevel"/>
     <w:tmpl w:val="37BEC0C0"/>
@@ -5163,7 +7041,7 @@
       </w:rPr>
     </w:lvl>
   </w:abstractNum>
-  <w:abstractNum w:abstractNumId="16" w15:restartNumberingAfterBreak="0">
+  <w:abstractNum w:abstractNumId="19" w15:restartNumberingAfterBreak="0">
     <w:nsid w:val="6BCA75B9"/>
     <w:multiLevelType w:val="multilevel"/>
     <w:tmpl w:val="34445E80"/>
@@ -5312,7 +7190,7 @@
       </w:rPr>
     </w:lvl>
   </w:abstractNum>
-  <w:abstractNum w:abstractNumId="17" w15:restartNumberingAfterBreak="0">
+  <w:abstractNum w:abstractNumId="20" w15:restartNumberingAfterBreak="0">
     <w:nsid w:val="6C195AAF"/>
     <w:multiLevelType w:val="multilevel"/>
     <w:tmpl w:val="45F40572"/>
@@ -5461,7 +7339,7 @@
       </w:rPr>
     </w:lvl>
   </w:abstractNum>
-  <w:abstractNum w:abstractNumId="18" w15:restartNumberingAfterBreak="0">
+  <w:abstractNum w:abstractNumId="21" w15:restartNumberingAfterBreak="0">
     <w:nsid w:val="7005487E"/>
     <w:multiLevelType w:val="multilevel"/>
     <w:tmpl w:val="BD889344"/>
@@ -5610,7 +7488,7 @@
       </w:rPr>
     </w:lvl>
   </w:abstractNum>
-  <w:abstractNum w:abstractNumId="19" w15:restartNumberingAfterBreak="0">
+  <w:abstractNum w:abstractNumId="22" w15:restartNumberingAfterBreak="0">
     <w:nsid w:val="711F136E"/>
     <w:multiLevelType w:val="multilevel"/>
     <w:tmpl w:val="53069312"/>
@@ -5759,7 +7637,7 @@
       </w:rPr>
     </w:lvl>
   </w:abstractNum>
-  <w:abstractNum w:abstractNumId="20" w15:restartNumberingAfterBreak="0">
+  <w:abstractNum w:abstractNumId="23" w15:restartNumberingAfterBreak="0">
     <w:nsid w:val="78C56267"/>
     <w:multiLevelType w:val="multilevel"/>
     <w:tmpl w:val="9946A540"/>
@@ -5908,7 +7786,7 @@
       </w:rPr>
     </w:lvl>
   </w:abstractNum>
-  <w:abstractNum w:abstractNumId="21" w15:restartNumberingAfterBreak="0">
+  <w:abstractNum w:abstractNumId="24" w15:restartNumberingAfterBreak="0">
     <w:nsid w:val="7D5B5078"/>
     <w:multiLevelType w:val="multilevel"/>
     <w:tmpl w:val="99E8F332"/>
@@ -6058,70 +7936,79 @@
     </w:lvl>
   </w:abstractNum>
   <w:num w:numId="1" w16cid:durableId="784925114">
-    <w:abstractNumId w:val="21"/>
+    <w:abstractNumId w:val="24"/>
   </w:num>
   <w:num w:numId="2" w16cid:durableId="536241376">
-    <w:abstractNumId w:val="14"/>
+    <w:abstractNumId w:val="16"/>
   </w:num>
   <w:num w:numId="3" w16cid:durableId="133914657">
-    <w:abstractNumId w:val="6"/>
+    <w:abstractNumId w:val="8"/>
   </w:num>
   <w:num w:numId="4" w16cid:durableId="857428139">
-    <w:abstractNumId w:val="10"/>
+    <w:abstractNumId w:val="12"/>
   </w:num>
   <w:num w:numId="5" w16cid:durableId="600064619">
-    <w:abstractNumId w:val="17"/>
+    <w:abstractNumId w:val="20"/>
   </w:num>
   <w:num w:numId="6" w16cid:durableId="1468354798">
-    <w:abstractNumId w:val="9"/>
+    <w:abstractNumId w:val="11"/>
   </w:num>
   <w:num w:numId="7" w16cid:durableId="2059237895">
     <w:abstractNumId w:val="0"/>
   </w:num>
   <w:num w:numId="8" w16cid:durableId="664166509">
+    <w:abstractNumId w:val="9"/>
+  </w:num>
+  <w:num w:numId="9" w16cid:durableId="1076127881">
+    <w:abstractNumId w:val="22"/>
+  </w:num>
+  <w:num w:numId="10" w16cid:durableId="206071831">
+    <w:abstractNumId w:val="6"/>
+  </w:num>
+  <w:num w:numId="11" w16cid:durableId="490026321">
+    <w:abstractNumId w:val="23"/>
+  </w:num>
+  <w:num w:numId="12" w16cid:durableId="1257715442">
+    <w:abstractNumId w:val="4"/>
+  </w:num>
+  <w:num w:numId="13" w16cid:durableId="1764955983">
     <w:abstractNumId w:val="7"/>
   </w:num>
-  <w:num w:numId="9" w16cid:durableId="1076127881">
+  <w:num w:numId="14" w16cid:durableId="1531722811">
+    <w:abstractNumId w:val="15"/>
+  </w:num>
+  <w:num w:numId="15" w16cid:durableId="1874809374">
+    <w:abstractNumId w:val="14"/>
+  </w:num>
+  <w:num w:numId="16" w16cid:durableId="605575355">
+    <w:abstractNumId w:val="5"/>
+  </w:num>
+  <w:num w:numId="17" w16cid:durableId="584532768">
+    <w:abstractNumId w:val="21"/>
+  </w:num>
+  <w:num w:numId="18" w16cid:durableId="1755056226">
     <w:abstractNumId w:val="19"/>
   </w:num>
-  <w:num w:numId="10" w16cid:durableId="206071831">
-    <w:abstractNumId w:val="4"/>
+  <w:num w:numId="19" w16cid:durableId="744112838">
+    <w:abstractNumId w:val="13"/>
   </w:num>
-  <w:num w:numId="11" w16cid:durableId="490026321">
-    <w:abstractNumId w:val="20"/>
+  <w:num w:numId="20" w16cid:durableId="226304582">
+    <w:abstractNumId w:val="18"/>
   </w:num>
-  <w:num w:numId="12" w16cid:durableId="1257715442">
+  <w:num w:numId="21" w16cid:durableId="204412207">
+    <w:abstractNumId w:val="10"/>
+  </w:num>
+  <w:num w:numId="22" w16cid:durableId="1718092589">
     <w:abstractNumId w:val="2"/>
   </w:num>
-  <w:num w:numId="13" w16cid:durableId="1764955983">
-    <w:abstractNumId w:val="5"/>
+  <w:num w:numId="23" w16cid:durableId="1981036503">
+    <w:abstractNumId w:val="1"/>
   </w:num>
-  <w:num w:numId="14" w16cid:durableId="1531722811">
-    <w:abstractNumId w:val="13"/>
-  </w:num>
-  <w:num w:numId="15" w16cid:durableId="1874809374">
-    <w:abstractNumId w:val="12"/>
-  </w:num>
-  <w:num w:numId="16" w16cid:durableId="605575355">
+  <w:num w:numId="24" w16cid:durableId="259919947">
     <w:abstractNumId w:val="3"/>
   </w:num>
-  <w:num w:numId="17" w16cid:durableId="584532768">
-    <w:abstractNumId w:val="18"/>
-  </w:num>
-  <w:num w:numId="18" w16cid:durableId="1755056226">
-    <w:abstractNumId w:val="16"/>
-  </w:num>
-  <w:num w:numId="19" w16cid:durableId="744112838">
-    <w:abstractNumId w:val="11"/>
-  </w:num>
-  <w:num w:numId="20" w16cid:durableId="226304582">
-    <w:abstractNumId w:val="15"/>
-  </w:num>
-  <w:num w:numId="21" w16cid:durableId="204412207">
-    <w:abstractNumId w:val="8"/>
-  </w:num>
-  <w:num w:numId="22" w16cid:durableId="1718092589">
-    <w:abstractNumId w:val="1"/>
+  <w:num w:numId="25" w16cid:durableId="806748558">
+    <w:abstractNumId w:val="17"/>
   </w:num>
   <w:numIdMacAtCleanup w:val="20"/>
 </w:numbering>
@@ -6734,6 +8621,7 @@
   <w:style w:type="character" w:default="1" w:styleId="DefaultParagraphFont">
     <w:name w:val="Default Paragraph Font"/>
     <w:uiPriority w:val="1"/>
+    <w:semiHidden/>
     <w:unhideWhenUsed/>
   </w:style>
   <w:style w:type="table" w:default="1" w:styleId="TableNormal">
@@ -7518,6 +9406,22 @@
       <w:shd w:val="clear" w:color="auto" w:fill="E1DFDD"/>
     </w:rPr>
   </w:style>
+  <w:style w:type="paragraph" w:customStyle="1" w:styleId="pdq2pgselectionanchorcontainer">
+    <w:name w:val="pdq2pg_selectionanchorcontainer"/>
+    <w:basedOn w:val="Normal"/>
+    <w:rsid w:val="00627661"/>
+    <w:pPr>
+      <w:spacing w:before="100" w:beforeAutospacing="1" w:after="100" w:afterAutospacing="1" w:line="240" w:lineRule="auto"/>
+    </w:pPr>
+    <w:rPr>
+      <w:rFonts w:ascii="Times New Roman" w:eastAsia="Times New Roman" w:hAnsi="Times New Roman" w:cs="Times New Roman"/>
+      <w:kern w:val="0"/>
+      <w:sz w:val="24"/>
+      <w:szCs w:val="24"/>
+      <w:lang w:eastAsia="en-IN"/>
+      <w14:ligatures w14:val="none"/>
+    </w:rPr>
+  </w:style>
 </w:styles>
 </file>
 

--- a/Employee_Burnout_Project_Report.docx
+++ b/Employee_Burnout_Project_Report.docx
@@ -85,8 +85,8 @@
           <w:rFonts w:ascii="Tisa Offc Serif Pro" w:eastAsia="Times New Roman" w:hAnsi="Tisa Offc Serif Pro" w:cs="Times New Roman"/>
           <w:b/>
           <w:color w:val="002060"/>
-          <w:sz w:val="28"/>
-          <w:szCs w:val="28"/>
+          <w:sz w:val="24"/>
+          <w:szCs w:val="24"/>
         </w:rPr>
       </w:pPr>
     </w:p>
@@ -161,6 +161,8 @@
         <w:rPr>
           <w:rFonts w:ascii="Tisa Offc Serif Pro" w:eastAsia="Times New Roman" w:hAnsi="Tisa Offc Serif Pro" w:cs="Times New Roman"/>
           <w:b/>
+          <w:sz w:val="20"/>
+          <w:szCs w:val="20"/>
         </w:rPr>
       </w:pPr>
     </w:p>
@@ -171,6 +173,8 @@
         <w:rPr>
           <w:rFonts w:ascii="Tisa Offc Serif Pro" w:eastAsia="Times New Roman" w:hAnsi="Tisa Offc Serif Pro" w:cs="Times New Roman"/>
           <w:b/>
+          <w:sz w:val="20"/>
+          <w:szCs w:val="20"/>
         </w:rPr>
       </w:pPr>
     </w:p>
@@ -243,6 +247,8 @@
         <w:rPr>
           <w:rFonts w:ascii="Tisa Offc Serif Pro" w:eastAsia="Times New Roman" w:hAnsi="Tisa Offc Serif Pro" w:cs="Times New Roman"/>
           <w:b/>
+          <w:sz w:val="20"/>
+          <w:szCs w:val="20"/>
         </w:rPr>
       </w:pPr>
     </w:p>
@@ -253,6 +259,8 @@
         <w:rPr>
           <w:rFonts w:ascii="Tisa Offc Serif Pro" w:eastAsia="Times New Roman" w:hAnsi="Tisa Offc Serif Pro" w:cs="Times New Roman"/>
           <w:b/>
+          <w:sz w:val="20"/>
+          <w:szCs w:val="20"/>
         </w:rPr>
       </w:pPr>
     </w:p>
@@ -293,6 +301,8 @@
         <w:rPr>
           <w:rFonts w:ascii="Tisa Offc Serif Pro" w:eastAsia="Times New Roman" w:hAnsi="Tisa Offc Serif Pro" w:cs="Times New Roman"/>
           <w:b/>
+          <w:sz w:val="20"/>
+          <w:szCs w:val="20"/>
           <w:lang w:val="en-US"/>
         </w:rPr>
       </w:pPr>
@@ -304,6 +314,8 @@
         <w:rPr>
           <w:rFonts w:ascii="Tisa Offc Serif Pro" w:eastAsia="Times New Roman" w:hAnsi="Tisa Offc Serif Pro" w:cs="Times New Roman"/>
           <w:b/>
+          <w:sz w:val="20"/>
+          <w:szCs w:val="20"/>
         </w:rPr>
       </w:pPr>
     </w:p>
@@ -325,7 +337,7 @@
           <w:sz w:val="28"/>
           <w:szCs w:val="28"/>
         </w:rPr>
-        <w:t>Employee Burnout Prediction</w:t>
+        <w:t>Project Report</w:t>
       </w:r>
     </w:p>
     <w:p>
@@ -335,6 +347,8 @@
         <w:rPr>
           <w:rFonts w:ascii="Tisa Offc Serif Pro" w:eastAsia="Times New Roman" w:hAnsi="Tisa Offc Serif Pro" w:cs="Times New Roman"/>
           <w:b/>
+          <w:sz w:val="20"/>
+          <w:szCs w:val="20"/>
         </w:rPr>
       </w:pPr>
     </w:p>
@@ -345,8 +359,19 @@
         <w:rPr>
           <w:rFonts w:ascii="Tisa Offc Serif Pro" w:eastAsia="Times New Roman" w:hAnsi="Tisa Offc Serif Pro" w:cs="Times New Roman"/>
           <w:b/>
-        </w:rPr>
-      </w:pPr>
+          <w:sz w:val="28"/>
+          <w:szCs w:val="28"/>
+        </w:rPr>
+      </w:pPr>
+      <w:r>
+        <w:rPr>
+          <w:rFonts w:ascii="Tisa Offc Serif Pro" w:eastAsia="Times New Roman" w:hAnsi="Tisa Offc Serif Pro" w:cs="Times New Roman"/>
+          <w:b/>
+          <w:sz w:val="28"/>
+          <w:szCs w:val="28"/>
+        </w:rPr>
+        <w:t>On</w:t>
+      </w:r>
     </w:p>
     <w:p>
       <w:pPr>
@@ -355,6 +380,18 @@
         <w:rPr>
           <w:rFonts w:ascii="Tisa Offc Serif Pro" w:eastAsia="Times New Roman" w:hAnsi="Tisa Offc Serif Pro" w:cs="Times New Roman"/>
           <w:b/>
+          <w:sz w:val="20"/>
+          <w:szCs w:val="20"/>
+        </w:rPr>
+      </w:pPr>
+    </w:p>
+    <w:p>
+      <w:pPr>
+        <w:spacing w:after="0"/>
+        <w:jc w:val="center"/>
+        <w:rPr>
+          <w:rFonts w:ascii="Tisa Offc Serif Pro" w:eastAsia="Times New Roman" w:hAnsi="Tisa Offc Serif Pro" w:cs="Times New Roman"/>
+          <w:b/>
           <w:sz w:val="28"/>
           <w:szCs w:val="28"/>
         </w:rPr>
@@ -366,16 +403,7 @@
           <w:sz w:val="28"/>
           <w:szCs w:val="28"/>
         </w:rPr>
-        <w:t>Project</w:t>
-      </w:r>
-      <w:r>
-        <w:rPr>
-          <w:rFonts w:ascii="Tisa Offc Serif Pro" w:eastAsia="Times New Roman" w:hAnsi="Tisa Offc Serif Pro" w:cs="Times New Roman"/>
-          <w:b/>
-          <w:sz w:val="28"/>
-          <w:szCs w:val="28"/>
-        </w:rPr>
-        <w:t xml:space="preserve"> Report</w:t>
+        <w:t>Employee Burnout Prediction</w:t>
       </w:r>
     </w:p>
     <w:p>
@@ -385,6 +413,8 @@
         <w:rPr>
           <w:rFonts w:ascii="Tisa Offc Serif Pro" w:eastAsia="Times New Roman" w:hAnsi="Tisa Offc Serif Pro" w:cs="Times New Roman"/>
           <w:b/>
+          <w:sz w:val="20"/>
+          <w:szCs w:val="20"/>
           <w:lang w:val="en-US"/>
         </w:rPr>
       </w:pPr>
@@ -717,6 +747,8 @@
         <w:rPr>
           <w:rFonts w:ascii="Tisa Offc Serif Pro" w:eastAsia="Times New Roman" w:hAnsi="Tisa Offc Serif Pro" w:cs="Times New Roman"/>
           <w:b/>
+          <w:sz w:val="20"/>
+          <w:szCs w:val="20"/>
         </w:rPr>
       </w:pPr>
     </w:p>
@@ -992,21 +1024,7 @@
         <w:rPr>
           <w:rFonts w:ascii="Tisa Offc Serif Pro" w:hAnsi="Tisa Offc Serif Pro" w:cs="Times New Roman"/>
         </w:rPr>
-        <w:t>The system follows a complete Machine Learning pipeline consisting of data collection, preprocessing, feature engineering, model training, evaluation, deployment, and real-time prediction. Data preprocessing techniques such as missing value handling, categorical feature encoding, feature scaling, and feature selection ensure that the model receives clean and structured input data. The trained Random Forest model demonstrates strong predictive capability while maintaining robustness against noisy data and overfitting. Performance is evaluated using standard regression metrics including R² Score, Root Mean Squared Error (RMSE</w:t>
-      </w:r>
-      <w:proofErr w:type="gramStart"/>
-      <w:r>
-        <w:rPr>
-          <w:rFonts w:ascii="Tisa Offc Serif Pro" w:hAnsi="Tisa Offc Serif Pro" w:cs="Times New Roman"/>
-        </w:rPr>
-        <w:t>), and</w:t>
-      </w:r>
-      <w:proofErr w:type="gramEnd"/>
-      <w:r>
-        <w:rPr>
-          <w:rFonts w:ascii="Tisa Offc Serif Pro" w:hAnsi="Tisa Offc Serif Pro" w:cs="Times New Roman"/>
-        </w:rPr>
-        <w:t xml:space="preserve"> Mean Absolute Error (MAE).</w:t>
+        <w:t>The system follows a complete Machine Learning pipeline consisting of data collection, preprocessing, feature engineering, model training, evaluation, deployment, and real-time prediction. Data preprocessing techniques such as missing value handling, categorical feature encoding, feature scaling, and feature selection ensure that the model receives clean and structured input data. The trained Random Forest model demonstrates strong predictive capability while maintaining robustness against noisy data and overfitting. Performance is evaluated using standard regression metrics including R² Score, Root Mean Squared Error (RMSE), and Mean Absolute Error (MAE).</w:t>
       </w:r>
     </w:p>
     <w:p>
@@ -3757,21 +3775,7 @@
         <w:rPr>
           <w:rFonts w:ascii="Tisa Offc Serif Pro" w:hAnsi="Tisa Offc Serif Pro" w:cs="Times New Roman"/>
         </w:rPr>
-        <w:t xml:space="preserve"> workplace-related factors to predict a burnout score and classify employees into Low, Medium, or </w:t>
-      </w:r>
-      <w:proofErr w:type="gramStart"/>
-      <w:r>
-        <w:rPr>
-          <w:rFonts w:ascii="Tisa Offc Serif Pro" w:hAnsi="Tisa Offc Serif Pro" w:cs="Times New Roman"/>
-        </w:rPr>
-        <w:t>High risk</w:t>
-      </w:r>
-      <w:proofErr w:type="gramEnd"/>
-      <w:r>
-        <w:rPr>
-          <w:rFonts w:ascii="Tisa Offc Serif Pro" w:hAnsi="Tisa Offc Serif Pro" w:cs="Times New Roman"/>
-        </w:rPr>
-        <w:t xml:space="preserve"> levels. The application provides a practical, data-driven approach for assisting organizations in monitoring employee well-being and making informed decisions.</w:t>
+        <w:t xml:space="preserve"> workplace-related factors to predict a burnout score and classify employees into Low, Medium, or High risk levels. The application provides a practical, data-driven approach for assisting organizations in monitoring employee well-being and making informed decisions.</w:t>
       </w:r>
     </w:p>
     <w:p>
@@ -8621,7 +8625,6 @@
   <w:style w:type="character" w:default="1" w:styleId="DefaultParagraphFont">
     <w:name w:val="Default Paragraph Font"/>
     <w:uiPriority w:val="1"/>
-    <w:semiHidden/>
     <w:unhideWhenUsed/>
   </w:style>
   <w:style w:type="table" w:default="1" w:styleId="TableNormal">

--- a/Employee_Burnout_Project_Report.docx
+++ b/Employee_Burnout_Project_Report.docx
@@ -4,830 +4,6 @@
   <w:body>
     <w:p>
       <w:pPr>
-        <w:spacing w:after="0"/>
-        <w:jc w:val="center"/>
-        <w:rPr>
-          <w:rFonts w:ascii="Tisa Offc Serif Pro" w:eastAsia="Times New Roman" w:hAnsi="Tisa Offc Serif Pro" w:cs="Times New Roman"/>
-          <w:b/>
-          <w:color w:val="002060"/>
-          <w:sz w:val="20"/>
-          <w:szCs w:val="8"/>
-        </w:rPr>
-      </w:pPr>
-      <w:r>
-        <w:rPr>
-          <w:rFonts w:ascii="Tisa Offc Serif Pro" w:hAnsi="Tisa Offc Serif Pro" w:cs="Times New Roman"/>
-          <w:noProof/>
-          <w:lang w:val="en-US"/>
-        </w:rPr>
-        <w:drawing>
-          <wp:anchor distT="0" distB="0" distL="114300" distR="114300" simplePos="0" relativeHeight="251658240" behindDoc="1" locked="0" layoutInCell="1" allowOverlap="1" wp14:anchorId="4F112924" wp14:editId="22AD7AA6">
-            <wp:simplePos x="0" y="0"/>
-            <wp:positionH relativeFrom="column">
-              <wp:posOffset>1554480</wp:posOffset>
-            </wp:positionH>
-            <wp:positionV relativeFrom="paragraph">
-              <wp:posOffset>58</wp:posOffset>
-            </wp:positionV>
-            <wp:extent cx="2499360" cy="969645"/>
-            <wp:effectExtent l="0" t="0" r="0" b="1905"/>
-            <wp:wrapTopAndBottom/>
-            <wp:docPr id="301288715" name="Picture 1"/>
-            <wp:cNvGraphicFramePr>
-              <a:graphicFrameLocks xmlns:a="http://schemas.openxmlformats.org/drawingml/2006/main" noChangeAspect="1"/>
-            </wp:cNvGraphicFramePr>
-            <a:graphic xmlns:a="http://schemas.openxmlformats.org/drawingml/2006/main">
-              <a:graphicData uri="http://schemas.openxmlformats.org/drawingml/2006/picture">
-                <pic:pic xmlns:pic="http://schemas.openxmlformats.org/drawingml/2006/picture">
-                  <pic:nvPicPr>
-                    <pic:cNvPr id="301288715" name="Picture 301288715"/>
-                    <pic:cNvPicPr/>
-                  </pic:nvPicPr>
-                  <pic:blipFill>
-                    <a:blip r:embed="rId9">
-                      <a:extLst>
-                        <a:ext uri="{28A0092B-C50C-407E-A947-70E740481C1C}">
-                          <a14:useLocalDpi xmlns:a14="http://schemas.microsoft.com/office/drawing/2010/main" val="0"/>
-                        </a:ext>
-                      </a:extLst>
-                    </a:blip>
-                    <a:stretch>
-                      <a:fillRect/>
-                    </a:stretch>
-                  </pic:blipFill>
-                  <pic:spPr>
-                    <a:xfrm>
-                      <a:off x="0" y="0"/>
-                      <a:ext cx="2499360" cy="969645"/>
-                    </a:xfrm>
-                    <a:prstGeom prst="rect">
-                      <a:avLst/>
-                    </a:prstGeom>
-                  </pic:spPr>
-                </pic:pic>
-              </a:graphicData>
-            </a:graphic>
-            <wp14:sizeRelH relativeFrom="margin">
-              <wp14:pctWidth>0</wp14:pctWidth>
-            </wp14:sizeRelH>
-            <wp14:sizeRelV relativeFrom="margin">
-              <wp14:pctHeight>0</wp14:pctHeight>
-            </wp14:sizeRelV>
-          </wp:anchor>
-        </w:drawing>
-      </w:r>
-    </w:p>
-    <w:p>
-      <w:pPr>
-        <w:spacing w:after="0"/>
-        <w:jc w:val="center"/>
-        <w:rPr>
-          <w:rFonts w:ascii="Tisa Offc Serif Pro" w:eastAsia="Times New Roman" w:hAnsi="Tisa Offc Serif Pro" w:cs="Times New Roman"/>
-          <w:b/>
-          <w:color w:val="002060"/>
-          <w:sz w:val="24"/>
-          <w:szCs w:val="24"/>
-        </w:rPr>
-      </w:pPr>
-    </w:p>
-    <w:p>
-      <w:pPr>
-        <w:spacing w:after="0"/>
-        <w:jc w:val="center"/>
-        <w:rPr>
-          <w:rFonts w:ascii="Tisa Offc Serif Pro" w:eastAsia="Times New Roman" w:hAnsi="Tisa Offc Serif Pro" w:cs="Times New Roman"/>
-          <w:b/>
-          <w:color w:val="002060"/>
-          <w:sz w:val="32"/>
-          <w:szCs w:val="32"/>
-        </w:rPr>
-      </w:pPr>
-      <w:r>
-        <w:rPr>
-          <w:rFonts w:ascii="Tisa Offc Serif Pro" w:eastAsia="Times New Roman" w:hAnsi="Tisa Offc Serif Pro" w:cs="Times New Roman"/>
-          <w:b/>
-          <w:color w:val="002060"/>
-          <w:sz w:val="32"/>
-          <w:szCs w:val="32"/>
-        </w:rPr>
-        <w:t>AMITY INSTITUTE OF INFORMATION</w:t>
-      </w:r>
-      <w:r>
-        <w:rPr>
-          <w:rFonts w:ascii="Tisa Offc Serif Pro" w:hAnsi="Tisa Offc Serif Pro" w:cs="Times New Roman"/>
-          <w:color w:val="002060"/>
-          <w:sz w:val="32"/>
-          <w:szCs w:val="32"/>
-        </w:rPr>
-        <w:t xml:space="preserve"> </w:t>
-      </w:r>
-      <w:r>
-        <w:rPr>
-          <w:rFonts w:ascii="Tisa Offc Serif Pro" w:eastAsia="Times New Roman" w:hAnsi="Tisa Offc Serif Pro" w:cs="Times New Roman"/>
-          <w:b/>
-          <w:color w:val="002060"/>
-          <w:sz w:val="32"/>
-          <w:szCs w:val="32"/>
-        </w:rPr>
-        <w:t>TECHNOLOGY</w:t>
-      </w:r>
-    </w:p>
-    <w:p>
-      <w:pPr>
-        <w:spacing w:after="0"/>
-        <w:jc w:val="center"/>
-        <w:rPr>
-          <w:rFonts w:ascii="Tisa Offc Serif Pro" w:hAnsi="Tisa Offc Serif Pro" w:cs="Times New Roman"/>
-          <w:color w:val="002060"/>
-          <w:sz w:val="28"/>
-          <w:szCs w:val="28"/>
-        </w:rPr>
-      </w:pPr>
-      <w:r>
-        <w:rPr>
-          <w:rFonts w:ascii="Tisa Offc Serif Pro" w:eastAsia="Times New Roman" w:hAnsi="Tisa Offc Serif Pro" w:cs="Times New Roman"/>
-          <w:b/>
-          <w:color w:val="002060"/>
-          <w:sz w:val="32"/>
-          <w:szCs w:val="32"/>
-        </w:rPr>
-        <w:t>(AIIT)</w:t>
-      </w:r>
-    </w:p>
-    <w:p>
-      <w:pPr>
-        <w:spacing w:after="0"/>
-        <w:jc w:val="center"/>
-        <w:rPr>
-          <w:rFonts w:ascii="Tisa Offc Serif Pro" w:eastAsia="Times New Roman" w:hAnsi="Tisa Offc Serif Pro" w:cs="Times New Roman"/>
-          <w:b/>
-          <w:sz w:val="20"/>
-          <w:szCs w:val="20"/>
-        </w:rPr>
-      </w:pPr>
-    </w:p>
-    <w:p>
-      <w:pPr>
-        <w:spacing w:after="0"/>
-        <w:jc w:val="center"/>
-        <w:rPr>
-          <w:rFonts w:ascii="Tisa Offc Serif Pro" w:eastAsia="Times New Roman" w:hAnsi="Tisa Offc Serif Pro" w:cs="Times New Roman"/>
-          <w:b/>
-          <w:sz w:val="20"/>
-          <w:szCs w:val="20"/>
-        </w:rPr>
-      </w:pPr>
-    </w:p>
-    <w:p>
-      <w:pPr>
-        <w:spacing w:after="0"/>
-        <w:jc w:val="center"/>
-        <w:rPr>
-          <w:rFonts w:ascii="Tisa Offc Serif Pro" w:eastAsia="Times New Roman" w:hAnsi="Tisa Offc Serif Pro" w:cs="Times New Roman"/>
-          <w:b/>
-          <w:sz w:val="32"/>
-          <w:szCs w:val="32"/>
-        </w:rPr>
-      </w:pPr>
-      <w:r>
-        <w:rPr>
-          <w:rFonts w:ascii="Tisa Offc Serif Pro" w:eastAsia="Times New Roman" w:hAnsi="Tisa Offc Serif Pro" w:cs="Times New Roman"/>
-          <w:b/>
-          <w:sz w:val="32"/>
-          <w:szCs w:val="32"/>
-        </w:rPr>
-        <w:t>Artificial Intelligence and Machine Learning</w:t>
-      </w:r>
-    </w:p>
-    <w:p>
-      <w:pPr>
-        <w:spacing w:after="0"/>
-        <w:jc w:val="center"/>
-        <w:rPr>
-          <w:rFonts w:ascii="Tisa Offc Serif Pro" w:eastAsia="Times New Roman" w:hAnsi="Tisa Offc Serif Pro" w:cs="Times New Roman"/>
-          <w:b/>
-          <w:sz w:val="28"/>
-          <w:szCs w:val="28"/>
-        </w:rPr>
-      </w:pPr>
-      <w:r>
-        <w:rPr>
-          <w:rFonts w:ascii="Tisa Offc Serif Pro" w:eastAsia="Times New Roman" w:hAnsi="Tisa Offc Serif Pro" w:cs="Times New Roman"/>
-          <w:b/>
-          <w:sz w:val="32"/>
-          <w:szCs w:val="32"/>
-        </w:rPr>
-        <w:t>(CSE50</w:t>
-      </w:r>
-      <w:r>
-        <w:rPr>
-          <w:rFonts w:ascii="Tisa Offc Serif Pro" w:eastAsia="Times New Roman" w:hAnsi="Tisa Offc Serif Pro" w:cs="Times New Roman"/>
-          <w:b/>
-          <w:sz w:val="32"/>
-          <w:szCs w:val="32"/>
-        </w:rPr>
-        <w:t>53</w:t>
-      </w:r>
-      <w:r>
-        <w:rPr>
-          <w:rFonts w:ascii="Tisa Offc Serif Pro" w:eastAsia="Times New Roman" w:hAnsi="Tisa Offc Serif Pro" w:cs="Times New Roman"/>
-          <w:b/>
-          <w:sz w:val="32"/>
-          <w:szCs w:val="32"/>
-        </w:rPr>
-        <w:t>)</w:t>
-      </w:r>
-      <w:bookmarkStart w:id="0" w:name="Slide_2"/>
-      <w:bookmarkEnd w:id="0"/>
-    </w:p>
-    <w:p>
-      <w:pPr>
-        <w:spacing w:after="0"/>
-        <w:jc w:val="center"/>
-        <w:rPr>
-          <w:rFonts w:ascii="Tisa Offc Serif Pro" w:eastAsia="Times New Roman" w:hAnsi="Tisa Offc Serif Pro" w:cs="Times New Roman"/>
-          <w:b/>
-          <w:sz w:val="20"/>
-          <w:szCs w:val="20"/>
-        </w:rPr>
-      </w:pPr>
-    </w:p>
-    <w:p>
-      <w:pPr>
-        <w:spacing w:after="0"/>
-        <w:jc w:val="center"/>
-        <w:rPr>
-          <w:rFonts w:ascii="Tisa Offc Serif Pro" w:eastAsia="Times New Roman" w:hAnsi="Tisa Offc Serif Pro" w:cs="Times New Roman"/>
-          <w:b/>
-          <w:sz w:val="20"/>
-          <w:szCs w:val="20"/>
-        </w:rPr>
-      </w:pPr>
-    </w:p>
-    <w:p>
-      <w:pPr>
-        <w:spacing w:after="0"/>
-        <w:jc w:val="center"/>
-        <w:rPr>
-          <w:rFonts w:ascii="Tisa Offc Serif Pro" w:eastAsia="Times New Roman" w:hAnsi="Tisa Offc Serif Pro" w:cs="Times New Roman"/>
-          <w:b/>
-          <w:sz w:val="28"/>
-          <w:szCs w:val="28"/>
-        </w:rPr>
-      </w:pPr>
-      <w:r>
-        <w:rPr>
-          <w:rFonts w:ascii="Tisa Offc Serif Pro" w:eastAsia="Times New Roman" w:hAnsi="Tisa Offc Serif Pro" w:cs="Times New Roman"/>
-          <w:b/>
-          <w:sz w:val="28"/>
-          <w:szCs w:val="28"/>
-        </w:rPr>
-        <w:t>Winter</w:t>
-      </w:r>
-      <w:r>
-        <w:rPr>
-          <w:rFonts w:ascii="Tisa Offc Serif Pro" w:eastAsia="Times New Roman" w:hAnsi="Tisa Offc Serif Pro" w:cs="Times New Roman"/>
-          <w:b/>
-          <w:sz w:val="28"/>
-          <w:szCs w:val="28"/>
-        </w:rPr>
-        <w:t xml:space="preserve"> Semester – 2025-2026</w:t>
-      </w:r>
-    </w:p>
-    <w:p>
-      <w:pPr>
-        <w:spacing w:after="0"/>
-        <w:jc w:val="center"/>
-        <w:rPr>
-          <w:rFonts w:ascii="Tisa Offc Serif Pro" w:eastAsia="Times New Roman" w:hAnsi="Tisa Offc Serif Pro" w:cs="Times New Roman"/>
-          <w:b/>
-          <w:sz w:val="20"/>
-          <w:szCs w:val="20"/>
-          <w:lang w:val="en-US"/>
-        </w:rPr>
-      </w:pPr>
-    </w:p>
-    <w:p>
-      <w:pPr>
-        <w:spacing w:after="0"/>
-        <w:jc w:val="center"/>
-        <w:rPr>
-          <w:rFonts w:ascii="Tisa Offc Serif Pro" w:eastAsia="Times New Roman" w:hAnsi="Tisa Offc Serif Pro" w:cs="Times New Roman"/>
-          <w:b/>
-          <w:sz w:val="20"/>
-          <w:szCs w:val="20"/>
-        </w:rPr>
-      </w:pPr>
-    </w:p>
-    <w:p>
-      <w:pPr>
-        <w:spacing w:after="0"/>
-        <w:jc w:val="center"/>
-        <w:rPr>
-          <w:rFonts w:ascii="Tisa Offc Serif Pro" w:eastAsia="Times New Roman" w:hAnsi="Tisa Offc Serif Pro" w:cs="Times New Roman"/>
-          <w:b/>
-          <w:sz w:val="28"/>
-          <w:szCs w:val="28"/>
-        </w:rPr>
-      </w:pPr>
-      <w:r>
-        <w:rPr>
-          <w:rFonts w:ascii="Tisa Offc Serif Pro" w:eastAsia="Times New Roman" w:hAnsi="Tisa Offc Serif Pro" w:cs="Times New Roman"/>
-          <w:b/>
-          <w:sz w:val="28"/>
-          <w:szCs w:val="28"/>
-        </w:rPr>
-        <w:t>Project Report</w:t>
-      </w:r>
-    </w:p>
-    <w:p>
-      <w:pPr>
-        <w:spacing w:after="0"/>
-        <w:jc w:val="center"/>
-        <w:rPr>
-          <w:rFonts w:ascii="Tisa Offc Serif Pro" w:eastAsia="Times New Roman" w:hAnsi="Tisa Offc Serif Pro" w:cs="Times New Roman"/>
-          <w:b/>
-          <w:sz w:val="20"/>
-          <w:szCs w:val="20"/>
-        </w:rPr>
-      </w:pPr>
-    </w:p>
-    <w:p>
-      <w:pPr>
-        <w:spacing w:after="0"/>
-        <w:jc w:val="center"/>
-        <w:rPr>
-          <w:rFonts w:ascii="Tisa Offc Serif Pro" w:eastAsia="Times New Roman" w:hAnsi="Tisa Offc Serif Pro" w:cs="Times New Roman"/>
-          <w:b/>
-          <w:sz w:val="28"/>
-          <w:szCs w:val="28"/>
-        </w:rPr>
-      </w:pPr>
-      <w:r>
-        <w:rPr>
-          <w:rFonts w:ascii="Tisa Offc Serif Pro" w:eastAsia="Times New Roman" w:hAnsi="Tisa Offc Serif Pro" w:cs="Times New Roman"/>
-          <w:b/>
-          <w:sz w:val="28"/>
-          <w:szCs w:val="28"/>
-        </w:rPr>
-        <w:t>On</w:t>
-      </w:r>
-    </w:p>
-    <w:p>
-      <w:pPr>
-        <w:spacing w:after="0"/>
-        <w:jc w:val="center"/>
-        <w:rPr>
-          <w:rFonts w:ascii="Tisa Offc Serif Pro" w:eastAsia="Times New Roman" w:hAnsi="Tisa Offc Serif Pro" w:cs="Times New Roman"/>
-          <w:b/>
-          <w:sz w:val="20"/>
-          <w:szCs w:val="20"/>
-        </w:rPr>
-      </w:pPr>
-    </w:p>
-    <w:p>
-      <w:pPr>
-        <w:spacing w:after="0"/>
-        <w:jc w:val="center"/>
-        <w:rPr>
-          <w:rFonts w:ascii="Tisa Offc Serif Pro" w:eastAsia="Times New Roman" w:hAnsi="Tisa Offc Serif Pro" w:cs="Times New Roman"/>
-          <w:b/>
-          <w:sz w:val="28"/>
-          <w:szCs w:val="28"/>
-        </w:rPr>
-      </w:pPr>
-      <w:r>
-        <w:rPr>
-          <w:rFonts w:ascii="Tisa Offc Serif Pro" w:eastAsia="Times New Roman" w:hAnsi="Tisa Offc Serif Pro" w:cs="Times New Roman"/>
-          <w:b/>
-          <w:sz w:val="28"/>
-          <w:szCs w:val="28"/>
-        </w:rPr>
-        <w:t>Employee Burnout Prediction</w:t>
-      </w:r>
-    </w:p>
-    <w:p>
-      <w:pPr>
-        <w:spacing w:after="0"/>
-        <w:jc w:val="center"/>
-        <w:rPr>
-          <w:rFonts w:ascii="Tisa Offc Serif Pro" w:eastAsia="Times New Roman" w:hAnsi="Tisa Offc Serif Pro" w:cs="Times New Roman"/>
-          <w:b/>
-          <w:sz w:val="20"/>
-          <w:szCs w:val="20"/>
-          <w:lang w:val="en-US"/>
-        </w:rPr>
-      </w:pPr>
-    </w:p>
-    <w:p>
-      <w:pPr>
-        <w:spacing w:after="0"/>
-        <w:jc w:val="center"/>
-        <w:rPr>
-          <w:rFonts w:ascii="Tisa Offc Serif Pro" w:eastAsia="Times New Roman" w:hAnsi="Tisa Offc Serif Pro" w:cs="Times New Roman"/>
-          <w:b/>
-          <w:lang w:val="en-US"/>
-        </w:rPr>
-      </w:pPr>
-    </w:p>
-    <w:p>
-      <w:pPr>
-        <w:spacing w:after="0"/>
-        <w:rPr>
-          <w:rFonts w:ascii="Tisa Offc Serif Pro" w:eastAsia="Times New Roman" w:hAnsi="Tisa Offc Serif Pro" w:cs="Times New Roman"/>
-          <w:b/>
-          <w:sz w:val="28"/>
-          <w:szCs w:val="28"/>
-          <w:lang w:val="en-US"/>
-        </w:rPr>
-        <w:sectPr>
-          <w:headerReference w:type="default" r:id="rId10"/>
-          <w:footerReference w:type="default" r:id="rId11"/>
-          <w:pgSz w:w="11906" w:h="16838"/>
-          <w:pgMar w:top="1440" w:right="1440" w:bottom="1440" w:left="1440" w:header="794" w:footer="720" w:gutter="0"/>
-          <w:pgBorders w:offsetFrom="page">
-            <w:top w:val="double" w:sz="4" w:space="24" w:color="auto"/>
-            <w:left w:val="double" w:sz="4" w:space="24" w:color="auto"/>
-            <w:bottom w:val="double" w:sz="4" w:space="24" w:color="auto"/>
-            <w:right w:val="double" w:sz="4" w:space="24" w:color="auto"/>
-          </w:pgBorders>
-          <w:pgNumType w:start="2"/>
-          <w:cols w:space="720"/>
-          <w:titlePg/>
-          <w:docGrid w:linePitch="360"/>
-        </w:sectPr>
-      </w:pPr>
-    </w:p>
-    <w:p>
-      <w:pPr>
-        <w:jc w:val="center"/>
-        <w:rPr>
-          <w:rFonts w:ascii="Tisa Offc Serif Pro" w:eastAsia="Times New Roman" w:hAnsi="Tisa Offc Serif Pro" w:cs="Times New Roman"/>
-          <w:b/>
-          <w:sz w:val="30"/>
-          <w:szCs w:val="30"/>
-          <w:lang w:val="en-US"/>
-        </w:rPr>
-      </w:pPr>
-      <w:r>
-        <w:rPr>
-          <w:rFonts w:ascii="Tisa Offc Serif Pro" w:eastAsia="Times New Roman" w:hAnsi="Tisa Offc Serif Pro" w:cs="Times New Roman"/>
-          <w:b/>
-          <w:sz w:val="30"/>
-          <w:szCs w:val="30"/>
-          <w:lang w:val="en-US"/>
-        </w:rPr>
-        <w:t>SUB</w:t>
-      </w:r>
-      <w:r>
-        <w:rPr>
-          <w:rFonts w:ascii="Tisa Offc Serif Pro" w:eastAsia="Times New Roman" w:hAnsi="Tisa Offc Serif Pro" w:cs="Times New Roman"/>
-          <w:b/>
-          <w:sz w:val="30"/>
-          <w:szCs w:val="30"/>
-          <w:lang w:val="en-US"/>
-        </w:rPr>
-        <w:t>MITTED TO:</w:t>
-      </w:r>
-    </w:p>
-    <w:p>
-      <w:pPr>
-        <w:jc w:val="center"/>
-        <w:rPr>
-          <w:rFonts w:ascii="Tisa Offc Serif Pro" w:eastAsia="Times New Roman" w:hAnsi="Tisa Offc Serif Pro" w:cs="Times New Roman"/>
-          <w:bCs/>
-          <w:sz w:val="28"/>
-          <w:szCs w:val="28"/>
-        </w:rPr>
-      </w:pPr>
-      <w:r>
-        <w:rPr>
-          <w:rFonts w:ascii="Tisa Offc Serif Pro" w:eastAsia="Times New Roman" w:hAnsi="Tisa Offc Serif Pro" w:cs="Times New Roman"/>
-          <w:bCs/>
-          <w:sz w:val="28"/>
-          <w:szCs w:val="28"/>
-        </w:rPr>
-        <w:t xml:space="preserve">Dr. </w:t>
-      </w:r>
-      <w:r>
-        <w:rPr>
-          <w:rFonts w:ascii="Tisa Offc Serif Pro" w:eastAsia="Times New Roman" w:hAnsi="Tisa Offc Serif Pro" w:cs="Times New Roman"/>
-          <w:bCs/>
-          <w:sz w:val="28"/>
-          <w:szCs w:val="28"/>
-        </w:rPr>
-        <w:t>Madhu Bhan</w:t>
-      </w:r>
-    </w:p>
-    <w:p>
-      <w:pPr>
-        <w:jc w:val="center"/>
-        <w:rPr>
-          <w:rFonts w:ascii="Tisa Offc Serif Pro" w:eastAsia="Times New Roman" w:hAnsi="Tisa Offc Serif Pro" w:cs="Times New Roman"/>
-          <w:bCs/>
-          <w:sz w:val="28"/>
-          <w:szCs w:val="28"/>
-        </w:rPr>
-      </w:pPr>
-      <w:r>
-        <w:rPr>
-          <w:rFonts w:ascii="Tisa Offc Serif Pro" w:eastAsia="Times New Roman" w:hAnsi="Tisa Offc Serif Pro" w:cs="Times New Roman"/>
-          <w:bCs/>
-          <w:sz w:val="28"/>
-          <w:szCs w:val="28"/>
-        </w:rPr>
-        <w:t>(</w:t>
-      </w:r>
-      <w:r>
-        <w:rPr>
-          <w:rFonts w:ascii="Tisa Offc Serif Pro" w:eastAsia="Times New Roman" w:hAnsi="Tisa Offc Serif Pro" w:cs="Times New Roman"/>
-          <w:bCs/>
-          <w:sz w:val="28"/>
-          <w:szCs w:val="28"/>
-        </w:rPr>
-        <w:t>Associate</w:t>
-      </w:r>
-      <w:r>
-        <w:rPr>
-          <w:rFonts w:ascii="Tisa Offc Serif Pro" w:eastAsia="Times New Roman" w:hAnsi="Tisa Offc Serif Pro" w:cs="Times New Roman"/>
-          <w:bCs/>
-          <w:sz w:val="28"/>
-          <w:szCs w:val="28"/>
-        </w:rPr>
-        <w:t xml:space="preserve"> P</w:t>
-      </w:r>
-      <w:r>
-        <w:rPr>
-          <w:rFonts w:ascii="Tisa Offc Serif Pro" w:eastAsia="Times New Roman" w:hAnsi="Tisa Offc Serif Pro" w:cs="Times New Roman"/>
-          <w:bCs/>
-          <w:sz w:val="28"/>
-          <w:szCs w:val="28"/>
-        </w:rPr>
-        <w:t>r</w:t>
-      </w:r>
-      <w:r>
-        <w:rPr>
-          <w:rFonts w:ascii="Tisa Offc Serif Pro" w:eastAsia="Times New Roman" w:hAnsi="Tisa Offc Serif Pro" w:cs="Times New Roman"/>
-          <w:bCs/>
-          <w:sz w:val="28"/>
-          <w:szCs w:val="28"/>
-        </w:rPr>
-        <w:t>ofessor</w:t>
-      </w:r>
-      <w:r>
-        <w:rPr>
-          <w:rFonts w:ascii="Tisa Offc Serif Pro" w:eastAsia="Times New Roman" w:hAnsi="Tisa Offc Serif Pro" w:cs="Times New Roman"/>
-          <w:bCs/>
-          <w:sz w:val="28"/>
-          <w:szCs w:val="28"/>
-        </w:rPr>
-        <w:t>)</w:t>
-      </w:r>
-    </w:p>
-    <w:p>
-      <w:pPr>
-        <w:spacing w:after="0"/>
-        <w:jc w:val="center"/>
-        <w:rPr>
-          <w:rFonts w:ascii="Tisa Offc Serif Pro" w:eastAsia="Times New Roman" w:hAnsi="Tisa Offc Serif Pro" w:cs="Times New Roman"/>
-          <w:b/>
-          <w:sz w:val="28"/>
-          <w:szCs w:val="28"/>
-        </w:rPr>
-      </w:pPr>
-      <w:r>
-        <w:rPr>
-          <w:rFonts w:ascii="Tisa Offc Serif Pro" w:eastAsia="Times New Roman" w:hAnsi="Tisa Offc Serif Pro" w:cs="Times New Roman"/>
-          <w:bCs/>
-          <w:sz w:val="28"/>
-          <w:szCs w:val="28"/>
-        </w:rPr>
-        <w:t>(</w:t>
-      </w:r>
-      <w:r>
-        <w:rPr>
-          <w:rFonts w:ascii="Tisa Offc Serif Pro" w:eastAsia="Times New Roman" w:hAnsi="Tisa Offc Serif Pro" w:cs="Times New Roman"/>
-          <w:bCs/>
-          <w:sz w:val="28"/>
-          <w:szCs w:val="28"/>
-        </w:rPr>
-        <w:t>AIIT</w:t>
-      </w:r>
-      <w:r>
-        <w:rPr>
-          <w:rFonts w:ascii="Tisa Offc Serif Pro" w:eastAsia="Times New Roman" w:hAnsi="Tisa Offc Serif Pro" w:cs="Times New Roman"/>
-          <w:bCs/>
-          <w:sz w:val="28"/>
-          <w:szCs w:val="28"/>
-        </w:rPr>
-        <w:t>)</w:t>
-      </w:r>
-    </w:p>
-    <w:p>
-      <w:pPr>
-        <w:spacing w:after="0"/>
-        <w:jc w:val="center"/>
-        <w:rPr>
-          <w:rFonts w:ascii="Tisa Offc Serif Pro" w:eastAsia="Times New Roman" w:hAnsi="Tisa Offc Serif Pro" w:cs="Times New Roman"/>
-          <w:b/>
-          <w:sz w:val="28"/>
-          <w:szCs w:val="28"/>
-        </w:rPr>
-      </w:pPr>
-    </w:p>
-    <w:p>
-      <w:pPr>
-        <w:jc w:val="center"/>
-        <w:rPr>
-          <w:rFonts w:ascii="Tisa Offc Serif Pro" w:eastAsia="Times New Roman" w:hAnsi="Tisa Offc Serif Pro" w:cs="Times New Roman"/>
-          <w:b/>
-          <w:sz w:val="30"/>
-          <w:szCs w:val="30"/>
-          <w:lang w:val="en-US"/>
-        </w:rPr>
-      </w:pPr>
-      <w:r>
-        <w:rPr>
-          <w:rFonts w:ascii="Tisa Offc Serif Pro" w:eastAsia="Times New Roman" w:hAnsi="Tisa Offc Serif Pro" w:cs="Times New Roman"/>
-          <w:b/>
-          <w:sz w:val="30"/>
-          <w:szCs w:val="30"/>
-          <w:lang w:val="en-US"/>
-        </w:rPr>
-        <w:t>SUBMITTED BY:</w:t>
-      </w:r>
-    </w:p>
-    <w:p>
-      <w:pPr>
-        <w:jc w:val="center"/>
-        <w:rPr>
-          <w:rFonts w:ascii="Tisa Offc Serif Pro" w:eastAsia="Times New Roman" w:hAnsi="Tisa Offc Serif Pro" w:cs="Times New Roman"/>
-          <w:bCs/>
-          <w:sz w:val="28"/>
-          <w:szCs w:val="28"/>
-        </w:rPr>
-      </w:pPr>
-      <w:r>
-        <w:rPr>
-          <w:rFonts w:ascii="Tisa Offc Serif Pro" w:eastAsia="Times New Roman" w:hAnsi="Tisa Offc Serif Pro" w:cs="Times New Roman"/>
-          <w:bCs/>
-          <w:sz w:val="28"/>
-          <w:szCs w:val="28"/>
-        </w:rPr>
-        <w:t>Krishnam Mavani</w:t>
-      </w:r>
-    </w:p>
-    <w:p>
-      <w:pPr>
-        <w:jc w:val="center"/>
-        <w:rPr>
-          <w:rFonts w:ascii="Tisa Offc Serif Pro" w:eastAsia="Times New Roman" w:hAnsi="Tisa Offc Serif Pro" w:cs="Times New Roman"/>
-          <w:bCs/>
-          <w:sz w:val="28"/>
-          <w:szCs w:val="28"/>
-        </w:rPr>
-      </w:pPr>
-      <w:r>
-        <w:rPr>
-          <w:rFonts w:ascii="Tisa Offc Serif Pro" w:eastAsia="Times New Roman" w:hAnsi="Tisa Offc Serif Pro" w:cs="Times New Roman"/>
-          <w:bCs/>
-          <w:sz w:val="28"/>
-          <w:szCs w:val="28"/>
-        </w:rPr>
-        <w:t>(</w:t>
-      </w:r>
-      <w:r>
-        <w:rPr>
-          <w:rFonts w:ascii="Tisa Offc Serif Pro" w:eastAsia="Times New Roman" w:hAnsi="Tisa Offc Serif Pro" w:cs="Times New Roman"/>
-          <w:bCs/>
-          <w:sz w:val="28"/>
-          <w:szCs w:val="28"/>
-        </w:rPr>
-        <w:t>MSc Data Science)</w:t>
-      </w:r>
-    </w:p>
-    <w:p>
-      <w:pPr>
-        <w:jc w:val="center"/>
-        <w:rPr>
-          <w:rFonts w:ascii="Tisa Offc Serif Pro" w:eastAsia="Times New Roman" w:hAnsi="Tisa Offc Serif Pro" w:cs="Times New Roman"/>
-          <w:bCs/>
-          <w:sz w:val="28"/>
-          <w:szCs w:val="28"/>
-        </w:rPr>
-        <w:sectPr>
-          <w:type w:val="continuous"/>
-          <w:pgSz w:w="11906" w:h="16838"/>
-          <w:pgMar w:top="1440" w:right="1440" w:bottom="1440" w:left="1440" w:header="794" w:footer="720" w:gutter="0"/>
-          <w:pgBorders w:offsetFrom="page">
-            <w:top w:val="double" w:sz="4" w:space="24" w:color="auto"/>
-            <w:left w:val="double" w:sz="4" w:space="24" w:color="auto"/>
-            <w:bottom w:val="double" w:sz="4" w:space="24" w:color="auto"/>
-            <w:right w:val="double" w:sz="4" w:space="24" w:color="auto"/>
-          </w:pgBorders>
-          <w:cols w:num="2" w:space="720"/>
-          <w:titlePg/>
-          <w:docGrid w:linePitch="360"/>
-        </w:sectPr>
-      </w:pPr>
-      <w:r>
-        <w:rPr>
-          <w:rFonts w:ascii="Tisa Offc Serif Pro" w:eastAsia="Times New Roman" w:hAnsi="Tisa Offc Serif Pro" w:cs="Times New Roman"/>
-          <w:bCs/>
-          <w:sz w:val="28"/>
-          <w:szCs w:val="28"/>
-        </w:rPr>
-        <w:t>(A869117725001)</w:t>
-      </w:r>
-    </w:p>
-    <w:p>
-      <w:pPr>
-        <w:spacing w:after="161"/>
-        <w:jc w:val="center"/>
-        <w:rPr>
-          <w:rFonts w:ascii="Tisa Offc Serif Pro" w:eastAsia="Times New Roman" w:hAnsi="Tisa Offc Serif Pro" w:cs="Times New Roman"/>
-          <w:b/>
-          <w:sz w:val="20"/>
-          <w:szCs w:val="20"/>
-        </w:rPr>
-      </w:pPr>
-    </w:p>
-    <w:p>
-      <w:pPr>
-        <w:spacing w:after="161"/>
-        <w:jc w:val="center"/>
-        <w:rPr>
-          <w:rFonts w:ascii="Tisa Offc Serif Pro" w:eastAsia="Times New Roman" w:hAnsi="Tisa Offc Serif Pro" w:cs="Times New Roman"/>
-          <w:b/>
-          <w:sz w:val="30"/>
-          <w:szCs w:val="30"/>
-        </w:rPr>
-      </w:pPr>
-      <w:r>
-        <w:rPr>
-          <w:rFonts w:ascii="Tisa Offc Serif Pro" w:eastAsia="Times New Roman" w:hAnsi="Tisa Offc Serif Pro" w:cs="Times New Roman"/>
-          <w:b/>
-          <w:sz w:val="30"/>
-          <w:szCs w:val="30"/>
-        </w:rPr>
-        <w:t>Amity University Bengaluru</w:t>
-      </w:r>
-    </w:p>
-    <w:p>
-      <w:pPr>
-        <w:spacing w:after="161"/>
-        <w:jc w:val="center"/>
-        <w:rPr>
-          <w:rFonts w:ascii="Tisa Offc Serif Pro" w:eastAsia="Times New Roman" w:hAnsi="Tisa Offc Serif Pro" w:cs="Times New Roman"/>
-          <w:bCs/>
-          <w:sz w:val="28"/>
-          <w:szCs w:val="28"/>
-        </w:rPr>
-      </w:pPr>
-      <w:r>
-        <w:rPr>
-          <w:rFonts w:ascii="Tisa Offc Serif Pro" w:eastAsia="Times New Roman" w:hAnsi="Tisa Offc Serif Pro" w:cs="Times New Roman"/>
-          <w:bCs/>
-          <w:sz w:val="28"/>
-          <w:szCs w:val="28"/>
-        </w:rPr>
-        <w:t xml:space="preserve">NH-207, opposite to the office of Deputy Commissioner, Devanahalli, </w:t>
-      </w:r>
-    </w:p>
-    <w:p>
-      <w:pPr>
-        <w:spacing w:after="161"/>
-        <w:jc w:val="center"/>
-        <w:rPr>
-          <w:rFonts w:ascii="Tisa Offc Serif Pro" w:eastAsia="Times New Roman" w:hAnsi="Tisa Offc Serif Pro" w:cs="Times New Roman"/>
-          <w:bCs/>
-          <w:sz w:val="28"/>
-          <w:szCs w:val="16"/>
-        </w:rPr>
-      </w:pPr>
-      <w:proofErr w:type="spellStart"/>
-      <w:r>
-        <w:rPr>
-          <w:rFonts w:ascii="Tisa Offc Serif Pro" w:eastAsia="Times New Roman" w:hAnsi="Tisa Offc Serif Pro" w:cs="Times New Roman"/>
-          <w:bCs/>
-          <w:sz w:val="28"/>
-          <w:szCs w:val="28"/>
-        </w:rPr>
-        <w:t>Doddaballapura</w:t>
-      </w:r>
-      <w:proofErr w:type="spellEnd"/>
-      <w:r>
-        <w:rPr>
-          <w:rFonts w:ascii="Tisa Offc Serif Pro" w:eastAsia="Times New Roman" w:hAnsi="Tisa Offc Serif Pro" w:cs="Times New Roman"/>
-          <w:bCs/>
-          <w:sz w:val="28"/>
-          <w:szCs w:val="28"/>
-        </w:rPr>
-        <w:t>, Bangalore – 562110</w:t>
-      </w:r>
-    </w:p>
-    <w:p>
-      <w:pPr>
         <w:rPr>
           <w:rFonts w:ascii="Tisa Offc Serif Pro" w:hAnsi="Tisa Offc Serif Pro" w:cs="Times New Roman"/>
           <w:b/>
@@ -844,7 +20,6 @@
           <w:sz w:val="44"/>
           <w:szCs w:val="44"/>
         </w:rPr>
-        <w:lastRenderedPageBreak/>
         <w:t>Employee Burnout Prediction Using Machine Learning</w:t>
       </w:r>
     </w:p>
@@ -898,7 +73,7 @@
         </w:rPr>
         <w:t xml:space="preserve"> </w:t>
       </w:r>
-      <w:hyperlink r:id="rId12" w:tgtFrame="_new" w:history="1">
+      <w:hyperlink r:id="rId9" w:tgtFrame="_new" w:history="1">
         <w:r>
           <w:rPr>
             <w:rStyle w:val="Hyperlink"/>
@@ -928,7 +103,7 @@
         </w:rPr>
         <w:t xml:space="preserve"> </w:t>
       </w:r>
-      <w:hyperlink r:id="rId13" w:history="1">
+      <w:hyperlink r:id="rId10" w:history="1">
         <w:r>
           <w:rPr>
             <w:rStyle w:val="Hyperlink"/>
@@ -1024,7 +199,21 @@
         <w:rPr>
           <w:rFonts w:ascii="Tisa Offc Serif Pro" w:hAnsi="Tisa Offc Serif Pro" w:cs="Times New Roman"/>
         </w:rPr>
-        <w:t>The system follows a complete Machine Learning pipeline consisting of data collection, preprocessing, feature engineering, model training, evaluation, deployment, and real-time prediction. Data preprocessing techniques such as missing value handling, categorical feature encoding, feature scaling, and feature selection ensure that the model receives clean and structured input data. The trained Random Forest model demonstrates strong predictive capability while maintaining robustness against noisy data and overfitting. Performance is evaluated using standard regression metrics including R² Score, Root Mean Squared Error (RMSE), and Mean Absolute Error (MAE).</w:t>
+        <w:t>The system follows a complete Machine Learning pipeline consisting of data collection, preprocessing, feature engineering, model training, evaluation, deployment, and real-time prediction. Data preprocessing techniques such as missing value handling, categorical feature encoding, feature scaling, and feature selection ensure that the model receives clean and structured input data. The trained Random Forest model demonstrates strong predictive capability while maintaining robustness against noisy data and overfitting. Performance is evaluated using standard regression metrics including R² Score, Root Mean Squared Error (RMSE</w:t>
+      </w:r>
+      <w:proofErr w:type="gramStart"/>
+      <w:r>
+        <w:rPr>
+          <w:rFonts w:ascii="Tisa Offc Serif Pro" w:hAnsi="Tisa Offc Serif Pro" w:cs="Times New Roman"/>
+        </w:rPr>
+        <w:t>), and</w:t>
+      </w:r>
+      <w:proofErr w:type="gramEnd"/>
+      <w:r>
+        <w:rPr>
+          <w:rFonts w:ascii="Tisa Offc Serif Pro" w:hAnsi="Tisa Offc Serif Pro" w:cs="Times New Roman"/>
+        </w:rPr>
+        <w:t xml:space="preserve"> Mean Absolute Error (MAE).</w:t>
       </w:r>
     </w:p>
     <w:p>
@@ -2892,7 +2081,7 @@
                     </pic:cNvPicPr>
                   </pic:nvPicPr>
                   <pic:blipFill>
-                    <a:blip r:embed="rId14" cstate="print">
+                    <a:blip r:embed="rId11" cstate="print">
                       <a:extLst>
                         <a:ext uri="{28A0092B-C50C-407E-A947-70E740481C1C}">
                           <a14:useLocalDpi xmlns:a14="http://schemas.microsoft.com/office/drawing/2010/main" val="0"/>
@@ -3194,7 +2383,7 @@
                     </pic:cNvPicPr>
                   </pic:nvPicPr>
                   <pic:blipFill>
-                    <a:blip r:embed="rId15" cstate="print">
+                    <a:blip r:embed="rId12" cstate="print">
                       <a:extLst>
                         <a:ext uri="{28A0092B-C50C-407E-A947-70E740481C1C}">
                           <a14:useLocalDpi xmlns:a14="http://schemas.microsoft.com/office/drawing/2010/main" val="0"/>
@@ -3498,7 +2687,7 @@
                     </pic:cNvPicPr>
                   </pic:nvPicPr>
                   <pic:blipFill>
-                    <a:blip r:embed="rId15" cstate="print">
+                    <a:blip r:embed="rId12" cstate="print">
                       <a:extLst>
                         <a:ext uri="{28A0092B-C50C-407E-A947-70E740481C1C}">
                           <a14:useLocalDpi xmlns:a14="http://schemas.microsoft.com/office/drawing/2010/main" val="0"/>
@@ -3775,7 +2964,21 @@
         <w:rPr>
           <w:rFonts w:ascii="Tisa Offc Serif Pro" w:hAnsi="Tisa Offc Serif Pro" w:cs="Times New Roman"/>
         </w:rPr>
-        <w:t xml:space="preserve"> workplace-related factors to predict a burnout score and classify employees into Low, Medium, or High risk levels. The application provides a practical, data-driven approach for assisting organizations in monitoring employee well-being and making informed decisions.</w:t>
+        <w:t xml:space="preserve"> workplace-related factors to predict a burnout score and classify employees into Low, Medium, or </w:t>
+      </w:r>
+      <w:proofErr w:type="gramStart"/>
+      <w:r>
+        <w:rPr>
+          <w:rFonts w:ascii="Tisa Offc Serif Pro" w:hAnsi="Tisa Offc Serif Pro" w:cs="Times New Roman"/>
+        </w:rPr>
+        <w:t>High risk</w:t>
+      </w:r>
+      <w:proofErr w:type="gramEnd"/>
+      <w:r>
+        <w:rPr>
+          <w:rFonts w:ascii="Tisa Offc Serif Pro" w:hAnsi="Tisa Offc Serif Pro" w:cs="Times New Roman"/>
+        </w:rPr>
+        <w:t xml:space="preserve"> levels. The application provides a practical, data-driven approach for assisting organizations in monitoring employee well-being and making informed decisions.</w:t>
       </w:r>
     </w:p>
     <w:p>
@@ -3976,7 +3179,7 @@
         </w:rPr>
         <w:t xml:space="preserve">. Available at: </w:t>
       </w:r>
-      <w:hyperlink r:id="rId16" w:tgtFrame="_new" w:history="1">
+      <w:hyperlink r:id="rId13" w:tgtFrame="_new" w:history="1">
         <w:r>
           <w:rPr>
             <w:rStyle w:val="Hyperlink"/>
@@ -4009,7 +3212,7 @@
         </w:rPr>
         <w:t xml:space="preserve">Flask Documentation. Available at: </w:t>
       </w:r>
-      <w:hyperlink r:id="rId17" w:tgtFrame="_new" w:history="1">
+      <w:hyperlink r:id="rId14" w:tgtFrame="_new" w:history="1">
         <w:r>
           <w:rPr>
             <w:rStyle w:val="Hyperlink"/>
@@ -4042,7 +3245,7 @@
         </w:rPr>
         <w:t xml:space="preserve">Scikit-learn Documentation. Available at: </w:t>
       </w:r>
-      <w:hyperlink r:id="rId18" w:tgtFrame="_new" w:history="1">
+      <w:hyperlink r:id="rId15" w:tgtFrame="_new" w:history="1">
         <w:r>
           <w:rPr>
             <w:rStyle w:val="Hyperlink"/>
@@ -4075,7 +3278,7 @@
         </w:rPr>
         <w:t xml:space="preserve">NumPy Documentation. Available at: </w:t>
       </w:r>
-      <w:hyperlink r:id="rId19" w:tgtFrame="_new" w:history="1">
+      <w:hyperlink r:id="rId16" w:tgtFrame="_new" w:history="1">
         <w:r>
           <w:rPr>
             <w:rStyle w:val="Hyperlink"/>
@@ -4108,7 +3311,7 @@
         </w:rPr>
         <w:t xml:space="preserve">Pandas Documentation. Available at: </w:t>
       </w:r>
-      <w:hyperlink r:id="rId20" w:tgtFrame="_new" w:history="1">
+      <w:hyperlink r:id="rId17" w:tgtFrame="_new" w:history="1">
         <w:r>
           <w:rPr>
             <w:rStyle w:val="Hyperlink"/>
@@ -4149,7 +3352,7 @@
         </w:rPr>
         <w:t xml:space="preserve"> Documentation. Available at: </w:t>
       </w:r>
-      <w:hyperlink r:id="rId21" w:tgtFrame="_new" w:history="1">
+      <w:hyperlink r:id="rId18" w:tgtFrame="_new" w:history="1">
         <w:r>
           <w:rPr>
             <w:rStyle w:val="Hyperlink"/>
@@ -4196,7 +3399,7 @@
         </w:rPr>
         <w:t xml:space="preserve"> (GitHub Repository). </w:t>
       </w:r>
-      <w:hyperlink r:id="rId22" w:tgtFrame="_new" w:history="1">
+      <w:hyperlink r:id="rId19" w:tgtFrame="_new" w:history="1">
         <w:r>
           <w:rPr>
             <w:rStyle w:val="Hyperlink"/>
@@ -4229,7 +3432,7 @@
         </w:rPr>
         <w:t xml:space="preserve">Live Project: </w:t>
       </w:r>
-      <w:hyperlink r:id="rId23" w:tgtFrame="_new" w:history="1">
+      <w:hyperlink r:id="rId20" w:tgtFrame="_new" w:history="1">
         <w:r>
           <w:rPr>
             <w:rStyle w:val="Hyperlink"/>
@@ -4246,6 +3449,12 @@
       </w:r>
     </w:p>
     <w:sectPr>
+      <w:headerReference w:type="even" r:id="rId21"/>
+      <w:headerReference w:type="default" r:id="rId22"/>
+      <w:footerReference w:type="even" r:id="rId23"/>
+      <w:footerReference w:type="default" r:id="rId24"/>
+      <w:headerReference w:type="first" r:id="rId25"/>
+      <w:footerReference w:type="first" r:id="rId26"/>
       <w:type w:val="continuous"/>
       <w:pgSz w:w="11906" w:h="16838"/>
       <w:pgMar w:top="1440" w:right="1440" w:bottom="1440" w:left="1440" w:header="794" w:footer="720" w:gutter="0"/>
@@ -4257,7 +3466,6 @@
       </w:pgBorders>
       <w:pgNumType w:start="1"/>
       <w:cols w:space="720"/>
-      <w:titlePg/>
       <w:docGrid w:linePitch="360"/>
     </w:sectPr>
   </w:body>
@@ -4293,6 +3501,16 @@
 <w:ftr xmlns:wpc="http://schemas.microsoft.com/office/word/2010/wordprocessingCanvas" xmlns:cx="http://schemas.microsoft.com/office/drawing/2014/chartex" xmlns:cx1="http://schemas.microsoft.com/office/drawing/2015/9/8/chartex" xmlns:cx2="http://schemas.microsoft.com/office/drawing/2015/10/21/chartex" xmlns:cx3="http://schemas.microsoft.com/office/drawing/2016/5/9/chartex" xmlns:cx4="http://schemas.microsoft.com/office/drawing/2016/5/10/chartex" xmlns:cx5="http://schemas.microsoft.com/office/drawing/2016/5/11/chartex" xmlns:cx6="http://schemas.microsoft.com/office/drawing/2016/5/12/chartex" xmlns:cx7="http://schemas.microsoft.com/office/drawing/2016/5/13/chartex" xmlns:cx8="http://schemas.microsoft.com/office/drawing/2016/5/14/chartex" xmlns:mc="http://schemas.openxmlformats.org/markup-compatibility/2006" xmlns:aink="http://schemas.microsoft.com/office/drawing/2016/ink" xmlns:am3d="http://schemas.microsoft.com/office/drawing/2017/model3d" xmlns:o="urn:schemas-microsoft-com:office:office" xmlns:oel="http://schemas.microsoft.com/office/2019/extlst" xmlns:r="http://schemas.openxmlformats.org/officeDocument/2006/relationships" xmlns:m="http://schemas.openxmlformats.org/officeDocument/2006/math" xmlns:v="urn:schemas-microsoft-com:vml" xmlns:wp14="http://schemas.microsoft.com/office/word/2010/wordprocessingDrawing" xmlns:wp="http://schemas.openxmlformats.org/drawingml/2006/wordprocessingDrawing" xmlns:w10="urn:schemas-microsoft-com:office:word" xmlns:w="http://schemas.openxmlformats.org/wordprocessingml/2006/main" xmlns:w14="http://schemas.microsoft.com/office/word/2010/wordml" xmlns:w15="http://schemas.microsoft.com/office/word/2012/wordml" xmlns:w16cex="http://schemas.microsoft.com/office/word/2018/wordml/cex" xmlns:w16cid="http://schemas.microsoft.com/office/word/2016/wordml/cid" xmlns:w16="http://schemas.microsoft.com/office/word/2018/wordml" xmlns:w16du="http://schemas.microsoft.com/office/word/2023/wordml/word16du" xmlns:w16sdtdh="http://schemas.microsoft.com/office/word/2020/wordml/sdtdatahash" xmlns:w16sdtfl="http://schemas.microsoft.com/office/word/2024/wordml/sdtformatlock" xmlns:w16se="http://schemas.microsoft.com/office/word/2015/wordml/symex" xmlns:wpg="http://schemas.microsoft.com/office/word/2010/wordprocessingGroup" xmlns:wpi="http://schemas.microsoft.com/office/word/2010/wordprocessingInk" xmlns:wne="http://schemas.microsoft.com/office/word/2006/wordml" xmlns:wps="http://schemas.microsoft.com/office/word/2010/wordprocessingShape" mc:Ignorable="w14 w15 w16se w16cid w16 w16cex w16sdtdh w16sdtfl w16du wp14">
   <w:p>
     <w:pPr>
+      <w:pStyle w:val="Footer"/>
+    </w:pPr>
+  </w:p>
+</w:ftr>
+</file>
+
+<file path=word/footer2.xml><?xml version="1.0" encoding="utf-8"?>
+<w:ftr xmlns:wpc="http://schemas.microsoft.com/office/word/2010/wordprocessingCanvas" xmlns:cx="http://schemas.microsoft.com/office/drawing/2014/chartex" xmlns:cx1="http://schemas.microsoft.com/office/drawing/2015/9/8/chartex" xmlns:cx2="http://schemas.microsoft.com/office/drawing/2015/10/21/chartex" xmlns:cx3="http://schemas.microsoft.com/office/drawing/2016/5/9/chartex" xmlns:cx4="http://schemas.microsoft.com/office/drawing/2016/5/10/chartex" xmlns:cx5="http://schemas.microsoft.com/office/drawing/2016/5/11/chartex" xmlns:cx6="http://schemas.microsoft.com/office/drawing/2016/5/12/chartex" xmlns:cx7="http://schemas.microsoft.com/office/drawing/2016/5/13/chartex" xmlns:cx8="http://schemas.microsoft.com/office/drawing/2016/5/14/chartex" xmlns:mc="http://schemas.openxmlformats.org/markup-compatibility/2006" xmlns:aink="http://schemas.microsoft.com/office/drawing/2016/ink" xmlns:am3d="http://schemas.microsoft.com/office/drawing/2017/model3d" xmlns:o="urn:schemas-microsoft-com:office:office" xmlns:oel="http://schemas.microsoft.com/office/2019/extlst" xmlns:r="http://schemas.openxmlformats.org/officeDocument/2006/relationships" xmlns:m="http://schemas.openxmlformats.org/officeDocument/2006/math" xmlns:v="urn:schemas-microsoft-com:vml" xmlns:wp14="http://schemas.microsoft.com/office/word/2010/wordprocessingDrawing" xmlns:wp="http://schemas.openxmlformats.org/drawingml/2006/wordprocessingDrawing" xmlns:w10="urn:schemas-microsoft-com:office:word" xmlns:w="http://schemas.openxmlformats.org/wordprocessingml/2006/main" xmlns:w14="http://schemas.microsoft.com/office/word/2010/wordml" xmlns:w15="http://schemas.microsoft.com/office/word/2012/wordml" xmlns:w16cex="http://schemas.microsoft.com/office/word/2018/wordml/cex" xmlns:w16cid="http://schemas.microsoft.com/office/word/2016/wordml/cid" xmlns:w16="http://schemas.microsoft.com/office/word/2018/wordml" xmlns:w16du="http://schemas.microsoft.com/office/word/2023/wordml/word16du" xmlns:w16sdtdh="http://schemas.microsoft.com/office/word/2020/wordml/sdtdatahash" xmlns:w16sdtfl="http://schemas.microsoft.com/office/word/2024/wordml/sdtformatlock" xmlns:w16se="http://schemas.microsoft.com/office/word/2015/wordml/symex" xmlns:wpg="http://schemas.microsoft.com/office/word/2010/wordprocessingGroup" xmlns:wpi="http://schemas.microsoft.com/office/word/2010/wordprocessingInk" xmlns:wne="http://schemas.microsoft.com/office/word/2006/wordml" xmlns:wps="http://schemas.microsoft.com/office/word/2010/wordprocessingShape" mc:Ignorable="w14 w15 w16se w16cid w16 w16cex w16sdtdh w16sdtfl w16du wp14">
+  <w:p>
+    <w:pPr>
       <w:tabs>
         <w:tab w:val="center" w:pos="4550"/>
         <w:tab w:val="left" w:pos="5818"/>
@@ -4314,6 +3532,16 @@
         <w:sz w:val="24"/>
         <w:szCs w:val="24"/>
       </w:rPr>
+      <w:t>`</w:t>
+    </w:r>
+    <w:r>
+      <w:rPr>
+        <w:rFonts w:ascii="Cambria" w:hAnsi="Cambria"/>
+        <w:color w:val="A6A6A6" w:themeColor="background1" w:themeShade="A6"/>
+        <w:spacing w:val="60"/>
+        <w:sz w:val="24"/>
+        <w:szCs w:val="24"/>
+      </w:rPr>
       <w:t>Page</w:t>
     </w:r>
     <w:r>
@@ -4434,6 +3662,17 @@
         <w:rFonts w:ascii="Cambria" w:hAnsi="Cambria"/>
         <w:color w:val="A6A6A6" w:themeColor="background1" w:themeShade="A6"/>
       </w:rPr>
+    </w:pPr>
+  </w:p>
+</w:ftr>
+</file>
+
+<file path=word/footer3.xml><?xml version="1.0" encoding="utf-8"?>
+<w:ftr xmlns:wpc="http://schemas.microsoft.com/office/word/2010/wordprocessingCanvas" xmlns:cx="http://schemas.microsoft.com/office/drawing/2014/chartex" xmlns:cx1="http://schemas.microsoft.com/office/drawing/2015/9/8/chartex" xmlns:cx2="http://schemas.microsoft.com/office/drawing/2015/10/21/chartex" xmlns:cx3="http://schemas.microsoft.com/office/drawing/2016/5/9/chartex" xmlns:cx4="http://schemas.microsoft.com/office/drawing/2016/5/10/chartex" xmlns:cx5="http://schemas.microsoft.com/office/drawing/2016/5/11/chartex" xmlns:cx6="http://schemas.microsoft.com/office/drawing/2016/5/12/chartex" xmlns:cx7="http://schemas.microsoft.com/office/drawing/2016/5/13/chartex" xmlns:cx8="http://schemas.microsoft.com/office/drawing/2016/5/14/chartex" xmlns:mc="http://schemas.openxmlformats.org/markup-compatibility/2006" xmlns:aink="http://schemas.microsoft.com/office/drawing/2016/ink" xmlns:am3d="http://schemas.microsoft.com/office/drawing/2017/model3d" xmlns:o="urn:schemas-microsoft-com:office:office" xmlns:oel="http://schemas.microsoft.com/office/2019/extlst" xmlns:r="http://schemas.openxmlformats.org/officeDocument/2006/relationships" xmlns:m="http://schemas.openxmlformats.org/officeDocument/2006/math" xmlns:v="urn:schemas-microsoft-com:vml" xmlns:wp14="http://schemas.microsoft.com/office/word/2010/wordprocessingDrawing" xmlns:wp="http://schemas.openxmlformats.org/drawingml/2006/wordprocessingDrawing" xmlns:w10="urn:schemas-microsoft-com:office:word" xmlns:w="http://schemas.openxmlformats.org/wordprocessingml/2006/main" xmlns:w14="http://schemas.microsoft.com/office/word/2010/wordml" xmlns:w15="http://schemas.microsoft.com/office/word/2012/wordml" xmlns:w16cex="http://schemas.microsoft.com/office/word/2018/wordml/cex" xmlns:w16cid="http://schemas.microsoft.com/office/word/2016/wordml/cid" xmlns:w16="http://schemas.microsoft.com/office/word/2018/wordml" xmlns:w16du="http://schemas.microsoft.com/office/word/2023/wordml/word16du" xmlns:w16sdtdh="http://schemas.microsoft.com/office/word/2020/wordml/sdtdatahash" xmlns:w16sdtfl="http://schemas.microsoft.com/office/word/2024/wordml/sdtformatlock" xmlns:w16se="http://schemas.microsoft.com/office/word/2015/wordml/symex" xmlns:wpg="http://schemas.microsoft.com/office/word/2010/wordprocessingGroup" xmlns:wpi="http://schemas.microsoft.com/office/word/2010/wordprocessingInk" xmlns:wne="http://schemas.microsoft.com/office/word/2006/wordml" xmlns:wps="http://schemas.microsoft.com/office/word/2010/wordprocessingShape" mc:Ignorable="w14 w15 w16se w16cid w16 w16cex w16sdtdh w16sdtfl w16du wp14">
+  <w:p>
+    <w:pPr>
+      <w:pStyle w:val="Footer"/>
+      <w:jc w:val="right"/>
     </w:pPr>
   </w:p>
 </w:ftr>
@@ -4469,6 +3708,16 @@
   <w:p>
     <w:pPr>
       <w:pStyle w:val="Header"/>
+    </w:pPr>
+  </w:p>
+</w:hdr>
+</file>
+
+<file path=word/header2.xml><?xml version="1.0" encoding="utf-8"?>
+<w:hdr xmlns:wpc="http://schemas.microsoft.com/office/word/2010/wordprocessingCanvas" xmlns:cx="http://schemas.microsoft.com/office/drawing/2014/chartex" xmlns:cx1="http://schemas.microsoft.com/office/drawing/2015/9/8/chartex" xmlns:cx2="http://schemas.microsoft.com/office/drawing/2015/10/21/chartex" xmlns:cx3="http://schemas.microsoft.com/office/drawing/2016/5/9/chartex" xmlns:cx4="http://schemas.microsoft.com/office/drawing/2016/5/10/chartex" xmlns:cx5="http://schemas.microsoft.com/office/drawing/2016/5/11/chartex" xmlns:cx6="http://schemas.microsoft.com/office/drawing/2016/5/12/chartex" xmlns:cx7="http://schemas.microsoft.com/office/drawing/2016/5/13/chartex" xmlns:cx8="http://schemas.microsoft.com/office/drawing/2016/5/14/chartex" xmlns:mc="http://schemas.openxmlformats.org/markup-compatibility/2006" xmlns:aink="http://schemas.microsoft.com/office/drawing/2016/ink" xmlns:am3d="http://schemas.microsoft.com/office/drawing/2017/model3d" xmlns:o="urn:schemas-microsoft-com:office:office" xmlns:oel="http://schemas.microsoft.com/office/2019/extlst" xmlns:r="http://schemas.openxmlformats.org/officeDocument/2006/relationships" xmlns:m="http://schemas.openxmlformats.org/officeDocument/2006/math" xmlns:v="urn:schemas-microsoft-com:vml" xmlns:wp14="http://schemas.microsoft.com/office/word/2010/wordprocessingDrawing" xmlns:wp="http://schemas.openxmlformats.org/drawingml/2006/wordprocessingDrawing" xmlns:w10="urn:schemas-microsoft-com:office:word" xmlns:w="http://schemas.openxmlformats.org/wordprocessingml/2006/main" xmlns:w14="http://schemas.microsoft.com/office/word/2010/wordml" xmlns:w15="http://schemas.microsoft.com/office/word/2012/wordml" xmlns:w16cex="http://schemas.microsoft.com/office/word/2018/wordml/cex" xmlns:w16cid="http://schemas.microsoft.com/office/word/2016/wordml/cid" xmlns:w16="http://schemas.microsoft.com/office/word/2018/wordml" xmlns:w16du="http://schemas.microsoft.com/office/word/2023/wordml/word16du" xmlns:w16sdtdh="http://schemas.microsoft.com/office/word/2020/wordml/sdtdatahash" xmlns:w16sdtfl="http://schemas.microsoft.com/office/word/2024/wordml/sdtformatlock" xmlns:w16se="http://schemas.microsoft.com/office/word/2015/wordml/symex" xmlns:wpg="http://schemas.microsoft.com/office/word/2010/wordprocessingGroup" xmlns:wpi="http://schemas.microsoft.com/office/word/2010/wordprocessingInk" xmlns:wne="http://schemas.microsoft.com/office/word/2006/wordml" xmlns:wps="http://schemas.microsoft.com/office/word/2010/wordprocessingShape" mc:Ignorable="w14 w15 w16se w16cid w16 w16cex w16sdtdh w16sdtfl w16du wp14">
+  <w:p>
+    <w:pPr>
+      <w:pStyle w:val="Header"/>
       <w:rPr>
         <w:rFonts w:ascii="Cambria" w:hAnsi="Cambria"/>
         <w:bCs/>
@@ -4484,6 +3733,40 @@
         <w:szCs w:val="28"/>
       </w:rPr>
       <w:t>Employee Burnout Prediction Project Report</w:t>
+    </w:r>
+  </w:p>
+</w:hdr>
+</file>
+
+<file path=word/header3.xml><?xml version="1.0" encoding="utf-8"?>
+<w:hdr xmlns:wpc="http://schemas.microsoft.com/office/word/2010/wordprocessingCanvas" xmlns:cx="http://schemas.microsoft.com/office/drawing/2014/chartex" xmlns:cx1="http://schemas.microsoft.com/office/drawing/2015/9/8/chartex" xmlns:cx2="http://schemas.microsoft.com/office/drawing/2015/10/21/chartex" xmlns:cx3="http://schemas.microsoft.com/office/drawing/2016/5/9/chartex" xmlns:cx4="http://schemas.microsoft.com/office/drawing/2016/5/10/chartex" xmlns:cx5="http://schemas.microsoft.com/office/drawing/2016/5/11/chartex" xmlns:cx6="http://schemas.microsoft.com/office/drawing/2016/5/12/chartex" xmlns:cx7="http://schemas.microsoft.com/office/drawing/2016/5/13/chartex" xmlns:cx8="http://schemas.microsoft.com/office/drawing/2016/5/14/chartex" xmlns:mc="http://schemas.openxmlformats.org/markup-compatibility/2006" xmlns:aink="http://schemas.microsoft.com/office/drawing/2016/ink" xmlns:am3d="http://schemas.microsoft.com/office/drawing/2017/model3d" xmlns:o="urn:schemas-microsoft-com:office:office" xmlns:oel="http://schemas.microsoft.com/office/2019/extlst" xmlns:r="http://schemas.openxmlformats.org/officeDocument/2006/relationships" xmlns:m="http://schemas.openxmlformats.org/officeDocument/2006/math" xmlns:v="urn:schemas-microsoft-com:vml" xmlns:wp14="http://schemas.microsoft.com/office/word/2010/wordprocessingDrawing" xmlns:wp="http://schemas.openxmlformats.org/drawingml/2006/wordprocessingDrawing" xmlns:w10="urn:schemas-microsoft-com:office:word" xmlns:w="http://schemas.openxmlformats.org/wordprocessingml/2006/main" xmlns:w14="http://schemas.microsoft.com/office/word/2010/wordml" xmlns:w15="http://schemas.microsoft.com/office/word/2012/wordml" xmlns:w16cex="http://schemas.microsoft.com/office/word/2018/wordml/cex" xmlns:w16cid="http://schemas.microsoft.com/office/word/2016/wordml/cid" xmlns:w16="http://schemas.microsoft.com/office/word/2018/wordml" xmlns:w16du="http://schemas.microsoft.com/office/word/2023/wordml/word16du" xmlns:w16sdtdh="http://schemas.microsoft.com/office/word/2020/wordml/sdtdatahash" xmlns:w16sdtfl="http://schemas.microsoft.com/office/word/2024/wordml/sdtformatlock" xmlns:w16se="http://schemas.microsoft.com/office/word/2015/wordml/symex" xmlns:wpg="http://schemas.microsoft.com/office/word/2010/wordprocessingGroup" xmlns:wpi="http://schemas.microsoft.com/office/word/2010/wordprocessingInk" xmlns:wne="http://schemas.microsoft.com/office/word/2006/wordml" xmlns:wps="http://schemas.microsoft.com/office/word/2010/wordprocessingShape" mc:Ignorable="w14 w15 w16se w16cid w16 w16cex w16sdtdh w16sdtfl w16du wp14">
+  <w:p>
+    <w:pPr>
+      <w:pStyle w:val="Header"/>
+      <w:rPr>
+        <w:rFonts w:ascii="Cambria" w:hAnsi="Cambria"/>
+        <w:bCs/>
+        <w:color w:val="A6A6A6" w:themeColor="background1" w:themeShade="A6"/>
+      </w:rPr>
+    </w:pPr>
+    <w:r>
+      <w:rPr>
+        <w:rFonts w:ascii="Cambria" w:eastAsia="Times New Roman" w:hAnsi="Cambria" w:cs="Times New Roman"/>
+        <w:bCs/>
+        <w:color w:val="A6A6A6" w:themeColor="background1" w:themeShade="A6"/>
+        <w:sz w:val="28"/>
+        <w:szCs w:val="28"/>
+      </w:rPr>
+      <w:t>Employee Burnout Prediction Project Report</w:t>
+    </w:r>
+  </w:p>
+  <w:p>
+    <w:pPr>
+      <w:pStyle w:val="Header"/>
+      <w:jc w:val="center"/>
+    </w:pPr>
+    <w:r>
+      <w:t>`</w:t>
     </w:r>
   </w:p>
 </w:hdr>
@@ -8625,6 +7908,7 @@
   <w:style w:type="character" w:default="1" w:styleId="DefaultParagraphFont">
     <w:name w:val="Default Paragraph Font"/>
     <w:uiPriority w:val="1"/>
+    <w:semiHidden/>
     <w:unhideWhenUsed/>
   </w:style>
   <w:style w:type="table" w:default="1" w:styleId="TableNormal">
